--- a/C_codespace/2 kurs/3-rd senester/programming languages/laboratory work/5-th lab/Vlad/Отчёт 5 лаба.docx
+++ b/C_codespace/2 kurs/3-rd senester/programming languages/laboratory work/5-th lab/Vlad/Отчёт 5 лаба.docx
@@ -1,6 +1,6 @@
 
 <file path=word/document.xml><?xml version="1.0" encoding="utf-8"?>
-<w:document xmlns:wpc="http://schemas.microsoft.com/office/word/2010/wordprocessingCanvas" xmlns:mc="http://schemas.openxmlformats.org/markup-compatibility/2006" xmlns:o="urn:schemas-microsoft-com:office:office" xmlns:r="http://schemas.openxmlformats.org/officeDocument/2006/relationships" xmlns:m="http://schemas.openxmlformats.org/officeDocument/2006/math" xmlns:v="urn:schemas-microsoft-com:vml" xmlns:wp14="http://schemas.microsoft.com/office/word/2010/wordprocessingDrawing" xmlns:wp="http://schemas.openxmlformats.org/drawingml/2006/wordprocessingDrawing" xmlns:w10="urn:schemas-microsoft-com:office:word" xmlns:w="http://schemas.openxmlformats.org/wordprocessingml/2006/main" xmlns:w14="http://schemas.microsoft.com/office/word/2010/wordml" xmlns:w15="http://schemas.microsoft.com/office/word/2012/wordml" xmlns:wpg="http://schemas.microsoft.com/office/word/2010/wordprocessingGroup" xmlns:wpi="http://schemas.microsoft.com/office/word/2010/wordprocessingInk" xmlns:wne="http://schemas.microsoft.com/office/word/2006/wordml" xmlns:wps="http://schemas.microsoft.com/office/word/2010/wordprocessingShape" mc:Ignorable="w14 w15 wp14">
+<w:document xmlns:wpc="http://schemas.microsoft.com/office/word/2010/wordprocessingCanvas" xmlns:cx="http://schemas.microsoft.com/office/drawing/2014/chartex" xmlns:cx1="http://schemas.microsoft.com/office/drawing/2015/9/8/chartex" xmlns:cx2="http://schemas.microsoft.com/office/drawing/2015/10/21/chartex" xmlns:cx3="http://schemas.microsoft.com/office/drawing/2016/5/9/chartex" xmlns:cx4="http://schemas.microsoft.com/office/drawing/2016/5/10/chartex" xmlns:cx5="http://schemas.microsoft.com/office/drawing/2016/5/11/chartex" xmlns:cx6="http://schemas.microsoft.com/office/drawing/2016/5/12/chartex" xmlns:cx7="http://schemas.microsoft.com/office/drawing/2016/5/13/chartex" xmlns:cx8="http://schemas.microsoft.com/office/drawing/2016/5/14/chartex" xmlns:mc="http://schemas.openxmlformats.org/markup-compatibility/2006" xmlns:aink="http://schemas.microsoft.com/office/drawing/2016/ink" xmlns:am3d="http://schemas.microsoft.com/office/drawing/2017/model3d" xmlns:o="urn:schemas-microsoft-com:office:office" xmlns:oel="http://schemas.microsoft.com/office/2019/extlst" xmlns:r="http://schemas.openxmlformats.org/officeDocument/2006/relationships" xmlns:m="http://schemas.openxmlformats.org/officeDocument/2006/math" xmlns:v="urn:schemas-microsoft-com:vml" xmlns:wp14="http://schemas.microsoft.com/office/word/2010/wordprocessingDrawing" xmlns:wp="http://schemas.openxmlformats.org/drawingml/2006/wordprocessingDrawing" xmlns:w10="urn:schemas-microsoft-com:office:word" xmlns:w="http://schemas.openxmlformats.org/wordprocessingml/2006/main" xmlns:w14="http://schemas.microsoft.com/office/word/2010/wordml" xmlns:w15="http://schemas.microsoft.com/office/word/2012/wordml" xmlns:w16cex="http://schemas.microsoft.com/office/word/2018/wordml/cex" xmlns:w16cid="http://schemas.microsoft.com/office/word/2016/wordml/cid" xmlns:w16="http://schemas.microsoft.com/office/word/2018/wordml" xmlns:w16du="http://schemas.microsoft.com/office/word/2023/wordml/word16du" xmlns:w16sdtdh="http://schemas.microsoft.com/office/word/2020/wordml/sdtdatahash" xmlns:w16sdtfl="http://schemas.microsoft.com/office/word/2024/wordml/sdtformatlock" xmlns:w16se="http://schemas.microsoft.com/office/word/2015/wordml/symex" xmlns:wpg="http://schemas.microsoft.com/office/word/2010/wordprocessingGroup" xmlns:wpi="http://schemas.microsoft.com/office/word/2010/wordprocessingInk" xmlns:wne="http://schemas.microsoft.com/office/word/2006/wordml" xmlns:wps="http://schemas.microsoft.com/office/word/2010/wordprocessingShape" mc:Ignorable="w14 w15 w16se w16cid w16 w16cex w16sdtdh w16sdtfl w16du wp14">
   <w:body>
     <w:p>
       <w:pPr>
@@ -840,15 +840,7 @@
     </w:p>
     <w:p>
       <w:r>
-        <w:t xml:space="preserve">Освоить списки языка </w:t>
-      </w:r>
-      <w:proofErr w:type="spellStart"/>
-      <w:r>
-        <w:t>Python</w:t>
-      </w:r>
-      <w:proofErr w:type="spellEnd"/>
-      <w:r>
-        <w:t>, а также основные алгоритмы и языковые средства их обработки.</w:t>
+        <w:t>Освоить списки языка Python, а также основные алгоритмы и языковые средства их обработки.</w:t>
       </w:r>
     </w:p>
     <w:p>
@@ -942,13 +934,7 @@
     </w:p>
     <w:p>
       <w:r>
-        <w:t>Необходимо написать минимум две функции: для заполнения списка с клавиатуры и для выполнения з</w:t>
-      </w:r>
-      <w:r>
-        <w:t xml:space="preserve">адания (может быть несколько). </w:t>
-      </w:r>
-      <w:r>
-        <w:t xml:space="preserve">Оформить их в отдельном модуле.  </w:t>
+        <w:t xml:space="preserve">Необходимо написать минимум две функции: для заполнения списка с клавиатуры и для выполнения задания (может быть несколько). Оформить их в отдельном модуле.  </w:t>
       </w:r>
     </w:p>
     <w:p>
@@ -1005,7 +991,6 @@
         </w:rPr>
         <w:t>.</w:t>
       </w:r>
-      <w:proofErr w:type="spellStart"/>
       <w:r>
         <w:rPr>
           <w:b/>
@@ -1014,7 +999,6 @@
         </w:rPr>
         <w:t>py</w:t>
       </w:r>
-      <w:proofErr w:type="spellEnd"/>
       <w:r>
         <w:t>:</w:t>
       </w:r>
@@ -1026,6 +1010,9 @@
       </w:pPr>
       <w:bookmarkStart w:id="2" w:name="_Toc28003444"/>
       <w:r>
+        <w:rPr>
+          <w:noProof/>
+        </w:rPr>
         <w:drawing>
           <wp:inline distT="0" distB="0" distL="0" distR="0" wp14:anchorId="51A2F53F" wp14:editId="2E9EDA8C">
             <wp:extent cx="6119495" cy="4919345"/>
@@ -1082,7 +1069,6 @@
         </w:rPr>
         <w:t>.</w:t>
       </w:r>
-      <w:proofErr w:type="spellStart"/>
       <w:r>
         <w:rPr>
           <w:b/>
@@ -1091,7 +1077,6 @@
         </w:rPr>
         <w:t>py</w:t>
       </w:r>
-      <w:proofErr w:type="spellEnd"/>
       <w:r>
         <w:t>:</w:t>
       </w:r>
@@ -1155,12 +1140,7 @@
     <w:p>
       <w:r>
         <w:lastRenderedPageBreak/>
-        <w:t>Ввод значений элементов списков, поиск нужных индексов и суммы</w:t>
-      </w:r>
-      <w:bookmarkStart w:id="3" w:name="_GoBack"/>
-      <w:bookmarkEnd w:id="3"/>
-      <w:r>
-        <w:t xml:space="preserve"> соответствующих значений элементов списков</w:t>
+        <w:t>Ввод значений элементов списков, поиск нужных индексов и суммы соответствующих значений элементов списков</w:t>
       </w:r>
       <w:r>
         <w:t>:</w:t>
@@ -1179,6 +1159,7 @@
       </w:pPr>
       <w:r>
         <w:rPr>
+          <w:noProof/>
           <w:lang w:val="en-US"/>
         </w:rPr>
         <w:drawing>
@@ -1233,1287 +1214,28 @@
     </w:p>
     <w:p>
       <w:pPr>
-        <w:numPr>
-          <w:ilvl w:val="0"/>
-          <w:numId w:val="22"/>
-        </w:numPr>
-      </w:pPr>
-      <w:r>
-        <w:rPr>
-          <w:b/>
-          <w:bCs/>
-        </w:rPr>
-        <w:t>Раскройте понятие указателя в языке С. Опишите синтаксис объявления указателя.</w:t>
-      </w:r>
-      <w:r>
-        <w:br/>
-        <w:t>Указатель — это переменная, которая хранит адрес другой переменной в памяти</w:t>
-      </w:r>
-      <w:r>
-        <w:t xml:space="preserve"> и позволяет к ней обращаться.</w:t>
-      </w:r>
-      <w:r>
-        <w:br/>
-        <w:t xml:space="preserve">Синтаксис объявления: </w:t>
-      </w:r>
-      <w:r>
-        <w:rPr>
-          <w:i/>
-          <w:iCs/>
-        </w:rPr>
-        <w:t>тип_данных *имя_указателя</w:t>
-      </w:r>
-      <w:r>
-        <w:t>;</w:t>
-      </w:r>
-    </w:p>
-    <w:p>
-      <w:pPr>
-        <w:numPr>
-          <w:ilvl w:val="0"/>
-          <w:numId w:val="22"/>
-        </w:numPr>
-      </w:pPr>
-      <w:r>
-        <w:rPr>
-          <w:b/>
-          <w:bCs/>
-        </w:rPr>
-        <w:t>В чем преимущество использования операций new и delete в языке С++ по сравнению с аналогичными средствами языка С?</w:t>
-      </w:r>
-      <w:r>
-        <w:br/>
-        <w:t>Операторы new и delete в C++ автоматически вызывают конструкторы и деструкторы объектов, обеспечивая правильную инициализацию и очистку. В отличие от malloc и free в C, new также является типобезопасным, возвращая указатель нужного типа без явного приведения.</w:t>
-      </w:r>
-    </w:p>
-    <w:p>
-      <w:pPr>
-        <w:numPr>
-          <w:ilvl w:val="0"/>
-          <w:numId w:val="22"/>
-        </w:numPr>
-      </w:pPr>
-      <w:r>
-        <w:rPr>
-          <w:b/>
-          <w:bCs/>
-        </w:rPr>
-        <w:t>В чем заключаются преимущества использования динамических массивов?</w:t>
-      </w:r>
-      <w:r>
-        <w:br/>
-        <w:t>Основные преимущества динамических массивов — это возможность изменять их размер во время выполнения программы</w:t>
-      </w:r>
-      <w:r>
-        <w:t>, выделять память под массивы произвольного размера</w:t>
-      </w:r>
-      <w:r>
-        <w:t xml:space="preserve"> и управлять временем их жизни, которое не ограничено областью видимости.</w:t>
-      </w:r>
-    </w:p>
-    <w:p>
-      <w:pPr>
-        <w:numPr>
-          <w:ilvl w:val="0"/>
-          <w:numId w:val="22"/>
-        </w:numPr>
-      </w:pPr>
-      <w:r>
-        <w:rPr>
-          <w:b/>
-          <w:bCs/>
-        </w:rPr>
-        <w:t>Как производится обращение к элементам динамических массивов?</w:t>
-      </w:r>
-      <w:r>
-        <w:br/>
-        <w:t>Обращение к элементам динамических массивов производится так же, как и к элементам статических массивов — с помощью оператора индексации</w:t>
-      </w:r>
-      <w:r>
-        <w:t xml:space="preserve"> </w:t>
-      </w:r>
-      <w:proofErr w:type="spellStart"/>
-      <w:r>
-        <w:rPr>
-          <w:i/>
-          <w:iCs/>
-        </w:rPr>
-        <w:t>arr</w:t>
-      </w:r>
-      <w:proofErr w:type="spellEnd"/>
-      <w:r>
-        <w:rPr>
-          <w:i/>
-          <w:iCs/>
-        </w:rPr>
-        <w:t>[0] = 5</w:t>
-      </w:r>
-      <w:r>
-        <w:t xml:space="preserve"> или через арифметику указателей</w:t>
-      </w:r>
-      <w:r>
-        <w:t xml:space="preserve"> </w:t>
-      </w:r>
-      <w:r>
-        <w:rPr>
-          <w:i/>
-          <w:iCs/>
-        </w:rPr>
-        <w:t>*(</w:t>
-      </w:r>
-      <w:proofErr w:type="spellStart"/>
-      <w:r>
-        <w:rPr>
-          <w:i/>
-          <w:iCs/>
-        </w:rPr>
-        <w:t>arr</w:t>
-      </w:r>
-      <w:proofErr w:type="spellEnd"/>
-      <w:r>
-        <w:rPr>
-          <w:i/>
-          <w:iCs/>
-        </w:rPr>
-        <w:t xml:space="preserve"> + i)</w:t>
-      </w:r>
-      <w:r>
-        <w:t>.</w:t>
-      </w:r>
-    </w:p>
-    <w:p>
-      <w:pPr>
-        <w:numPr>
-          <w:ilvl w:val="0"/>
-          <w:numId w:val="22"/>
-        </w:numPr>
-      </w:pPr>
-      <w:r>
-        <w:rPr>
-          <w:b/>
-          <w:bCs/>
-        </w:rPr>
-        <w:t>Как производится определение пользовательских функций в языке С?</w:t>
-      </w:r>
-      <w:r>
-        <w:br/>
-        <w:t>Определение пользовательской функции в C включает в себя указание типа возвращаемого значения, имени функции, списка параметров в скобках и тела функции в фигурных скобках, содержащего исполняемый код.</w:t>
-      </w:r>
-    </w:p>
-    <w:p>
-      <w:pPr>
-        <w:numPr>
-          <w:ilvl w:val="0"/>
-          <w:numId w:val="22"/>
-        </w:numPr>
-      </w:pPr>
-      <w:r>
-        <w:rPr>
-          <w:b/>
-          <w:bCs/>
-        </w:rPr>
-        <w:t>Как происходит передача параметров в функцию по значению/ адресу?</w:t>
-      </w:r>
-    </w:p>
-    <w:p>
-      <w:pPr>
-        <w:numPr>
-          <w:ilvl w:val="1"/>
-          <w:numId w:val="22"/>
-        </w:numPr>
-      </w:pPr>
-      <w:r>
-        <w:rPr>
-          <w:b/>
-          <w:bCs/>
-        </w:rPr>
-        <w:t>По значению:</w:t>
-      </w:r>
-      <w:r>
-        <w:t xml:space="preserve"> в функцию передается копия значения переменной. </w:t>
-      </w:r>
-      <w:r>
-        <w:t>Изменения внутри функции не влияют на оригинал</w:t>
-      </w:r>
-      <w:r>
-        <w:t>.</w:t>
-      </w:r>
-    </w:p>
-    <w:p>
-      <w:pPr>
-        <w:numPr>
-          <w:ilvl w:val="1"/>
-          <w:numId w:val="22"/>
-        </w:numPr>
-      </w:pPr>
-      <w:r>
-        <w:rPr>
-          <w:b/>
-          <w:bCs/>
-        </w:rPr>
-        <w:t>По адресу</w:t>
-      </w:r>
-      <w:r>
-        <w:rPr>
-          <w:b/>
-          <w:bCs/>
-        </w:rPr>
-        <w:t xml:space="preserve">: </w:t>
-      </w:r>
-      <w:r>
-        <w:t xml:space="preserve">в функцию передается адрес переменной. </w:t>
-      </w:r>
-      <w:r>
-        <w:t>Функция может изменить оригинал</w:t>
-      </w:r>
-      <w:r>
-        <w:t>.</w:t>
-      </w:r>
-    </w:p>
-    <w:p>
-      <w:pPr>
-        <w:numPr>
-          <w:ilvl w:val="0"/>
-          <w:numId w:val="22"/>
-        </w:numPr>
-        <w:rPr>
-          <w:i/>
-          <w:iCs/>
-        </w:rPr>
-      </w:pPr>
-      <w:r>
-        <w:rPr>
-          <w:b/>
-          <w:bCs/>
-        </w:rPr>
-        <w:t>Какого типа значения может возвращать функция? Как вернуть из функции несколько значений?</w:t>
-      </w:r>
-      <w:r>
-        <w:br/>
-        <w:t xml:space="preserve">Функция может возвращать значение любого базового или производного типа данных или не возвращать ничего (тип </w:t>
-      </w:r>
-      <w:r>
-        <w:rPr>
-          <w:i/>
-          <w:iCs/>
-        </w:rPr>
-        <w:t>void</w:t>
-      </w:r>
-      <w:r>
-        <w:t>). Чтобы вернуть несколько значений, можно использовать структуру, передать параметры по ссылке или через указатель</w:t>
-      </w:r>
-      <w:r>
-        <w:t xml:space="preserve"> или использовать </w:t>
-      </w:r>
-      <w:proofErr w:type="spellStart"/>
-      <w:proofErr w:type="gramStart"/>
-      <w:r>
-        <w:rPr>
-          <w:i/>
-          <w:iCs/>
-        </w:rPr>
-        <w:t>std</w:t>
-      </w:r>
-      <w:proofErr w:type="spellEnd"/>
-      <w:r>
-        <w:rPr>
-          <w:i/>
-          <w:iCs/>
-        </w:rPr>
-        <w:t>::</w:t>
-      </w:r>
-      <w:proofErr w:type="spellStart"/>
-      <w:proofErr w:type="gramEnd"/>
-      <w:r>
-        <w:rPr>
-          <w:i/>
-          <w:iCs/>
-        </w:rPr>
-        <w:t>tuple</w:t>
-      </w:r>
-      <w:proofErr w:type="spellEnd"/>
-      <w:r>
-        <w:t xml:space="preserve"> </w:t>
-      </w:r>
-      <w:r>
-        <w:t xml:space="preserve">и </w:t>
-      </w:r>
-      <w:proofErr w:type="spellStart"/>
-      <w:r>
-        <w:rPr>
-          <w:i/>
-          <w:iCs/>
-        </w:rPr>
-        <w:t>std</w:t>
-      </w:r>
-      <w:proofErr w:type="spellEnd"/>
-      <w:r>
-        <w:rPr>
-          <w:i/>
-          <w:iCs/>
-        </w:rPr>
-        <w:t>::</w:t>
-      </w:r>
-      <w:proofErr w:type="spellStart"/>
-      <w:r>
-        <w:rPr>
-          <w:i/>
-          <w:iCs/>
-        </w:rPr>
-        <w:t>pair</w:t>
-      </w:r>
-      <w:proofErr w:type="spellEnd"/>
-      <w:r>
-        <w:rPr>
-          <w:i/>
-          <w:iCs/>
-        </w:rPr>
-        <w:t>.</w:t>
-      </w:r>
-    </w:p>
-    <w:p>
-      <w:pPr>
-        <w:numPr>
-          <w:ilvl w:val="0"/>
-          <w:numId w:val="22"/>
-        </w:numPr>
-      </w:pPr>
-      <w:r>
-        <w:rPr>
-          <w:b/>
-          <w:bCs/>
-        </w:rPr>
-        <w:t>Как организуется доступ к файлам? Какие виды доступа вы знаете? Каким образом можно считать/записать данные из текстового файла?</w:t>
-      </w:r>
-      <w:r>
-        <w:br/>
-      </w:r>
-      <w:r>
-        <w:t>Доступ к файлам организуется через потоки (</w:t>
-      </w:r>
-      <w:proofErr w:type="spellStart"/>
-      <w:r>
-        <w:rPr>
-          <w:i/>
-          <w:iCs/>
-        </w:rPr>
-        <w:t>iostream</w:t>
-      </w:r>
-      <w:proofErr w:type="spellEnd"/>
-      <w:r>
-        <w:t>) или стандартную библиотеку (</w:t>
-      </w:r>
-      <w:proofErr w:type="spellStart"/>
-      <w:r>
-        <w:rPr>
-          <w:i/>
-          <w:iCs/>
-        </w:rPr>
-        <w:t>stdio.h</w:t>
-      </w:r>
-      <w:proofErr w:type="spellEnd"/>
-      <w:r>
-        <w:t>).</w:t>
-      </w:r>
-      <w:r>
-        <w:t xml:space="preserve"> </w:t>
-      </w:r>
-      <w:r>
-        <w:t>Основные виды доступа: чтение</w:t>
-      </w:r>
-      <w:r>
-        <w:t xml:space="preserve">, </w:t>
-      </w:r>
-      <w:r>
-        <w:t>запись, добавление</w:t>
-      </w:r>
-      <w:r>
-        <w:t xml:space="preserve"> в конец</w:t>
-      </w:r>
-      <w:r>
-        <w:t>,</w:t>
-      </w:r>
-      <w:r>
-        <w:t xml:space="preserve"> перемещение в конец при открытии, а также двоичный режим.</w:t>
-      </w:r>
-      <w:r>
-        <w:t xml:space="preserve"> Для </w:t>
-      </w:r>
-      <w:r>
-        <w:lastRenderedPageBreak/>
-        <w:t xml:space="preserve">чтения/записи данных из текстового файла используются функции форматированного ввода/вывода (например, </w:t>
-      </w:r>
-      <w:proofErr w:type="spellStart"/>
-      <w:r>
-        <w:t>fscanf</w:t>
-      </w:r>
-      <w:proofErr w:type="spellEnd"/>
-      <w:r>
-        <w:t>/</w:t>
-      </w:r>
-      <w:proofErr w:type="spellStart"/>
-      <w:r>
-        <w:t>fprintf</w:t>
-      </w:r>
-      <w:proofErr w:type="spellEnd"/>
-      <w:r>
-        <w:t xml:space="preserve"> в C, операторы &gt;&gt;/&lt;&lt; в C++) или функции для работы со строками (например, </w:t>
-      </w:r>
-      <w:proofErr w:type="spellStart"/>
-      <w:r>
-        <w:t>fgets</w:t>
-      </w:r>
-      <w:proofErr w:type="spellEnd"/>
-      <w:r>
-        <w:t>/</w:t>
-      </w:r>
-      <w:proofErr w:type="spellStart"/>
-      <w:r>
-        <w:t>fputs</w:t>
-      </w:r>
-      <w:proofErr w:type="spellEnd"/>
-      <w:r>
-        <w:t>).</w:t>
-      </w:r>
-    </w:p>
-    <w:p>
-      <w:pPr>
-        <w:numPr>
-          <w:ilvl w:val="0"/>
-          <w:numId w:val="22"/>
-        </w:numPr>
-      </w:pPr>
-      <w:r>
-        <w:rPr>
-          <w:b/>
-          <w:bCs/>
-        </w:rPr>
-        <w:t>Что такое класс? Как выполнить объявление класса?</w:t>
-      </w:r>
-      <w:r>
-        <w:br/>
-      </w:r>
-      <w:r>
-        <w:t>Класс — это пользовательский тип данных, который объединяет данные (атрибуты) и функции (методы), работающие с этими данными.</w:t>
-      </w:r>
-      <w:r>
-        <w:t xml:space="preserve"> </w:t>
-      </w:r>
-      <w:r>
-        <w:t xml:space="preserve">Объявление класса выполняется с помощью ключевого слова </w:t>
-      </w:r>
-      <w:r>
-        <w:rPr>
-          <w:i/>
-          <w:iCs/>
-        </w:rPr>
-        <w:t>class</w:t>
-      </w:r>
-      <w:r>
-        <w:t>, за которым следует имя класса и тело класса в фигурных скобках, завершающееся точкой с запятой.</w:t>
-      </w:r>
-    </w:p>
-    <w:p>
-      <w:pPr>
-        <w:numPr>
-          <w:ilvl w:val="0"/>
-          <w:numId w:val="22"/>
-        </w:numPr>
-      </w:pPr>
-      <w:r>
-        <w:rPr>
-          <w:b/>
-          <w:bCs/>
-        </w:rPr>
-        <w:t>Как в классе реализуется инкапсуляция?</w:t>
-      </w:r>
-      <w:r>
-        <w:br/>
-      </w:r>
-      <w:r>
-        <w:t>Инкапсуляция — это сокрытие деталей реализации и предоставление интерфейса для работы с объектом.</w:t>
-      </w:r>
-      <w:r>
-        <w:t xml:space="preserve"> Это достигается с помощью </w:t>
-      </w:r>
-      <w:r>
-        <w:t>модификаторов</w:t>
-      </w:r>
-      <w:r>
-        <w:t xml:space="preserve"> доступа (</w:t>
-      </w:r>
-      <w:proofErr w:type="spellStart"/>
-      <w:r>
-        <w:t>private</w:t>
-      </w:r>
-      <w:proofErr w:type="spellEnd"/>
-      <w:r>
-        <w:t xml:space="preserve">, </w:t>
-      </w:r>
-      <w:proofErr w:type="spellStart"/>
-      <w:r>
-        <w:t>protected</w:t>
-      </w:r>
-      <w:proofErr w:type="spellEnd"/>
-      <w:r>
-        <w:t>), которые ограничивают доступ к членам класса, предоставляя для взаимодействия с ними открытые методы (</w:t>
-      </w:r>
-      <w:proofErr w:type="spellStart"/>
-      <w:r>
-        <w:t>public</w:t>
-      </w:r>
-      <w:proofErr w:type="spellEnd"/>
-      <w:r>
-        <w:t>).</w:t>
-      </w:r>
-    </w:p>
-    <w:p>
-      <w:pPr>
-        <w:numPr>
-          <w:ilvl w:val="0"/>
-          <w:numId w:val="22"/>
-        </w:numPr>
-      </w:pPr>
-      <w:r>
-        <w:rPr>
-          <w:b/>
-          <w:bCs/>
-        </w:rPr>
-        <w:t>Каким образом элементы класса получают атрибуты доступа?</w:t>
-      </w:r>
-      <w:r>
-        <w:br/>
-        <w:t xml:space="preserve">Элементы класса получают атрибуты доступа с помощью спецификаторов </w:t>
-      </w:r>
-      <w:proofErr w:type="spellStart"/>
-      <w:r>
-        <w:t>public</w:t>
-      </w:r>
-      <w:proofErr w:type="spellEnd"/>
-      <w:r>
-        <w:t xml:space="preserve">, </w:t>
-      </w:r>
-      <w:proofErr w:type="spellStart"/>
-      <w:r>
-        <w:t>private</w:t>
-      </w:r>
-      <w:proofErr w:type="spellEnd"/>
-      <w:r>
-        <w:t xml:space="preserve"> и </w:t>
-      </w:r>
-      <w:proofErr w:type="spellStart"/>
-      <w:r>
-        <w:t>protected</w:t>
-      </w:r>
-      <w:proofErr w:type="spellEnd"/>
-      <w:r>
-        <w:t>. Все члены, объявленные после спецификатора, имеют соответствующий уровень доступа до следующего спецификатора.</w:t>
-      </w:r>
-    </w:p>
-    <w:p>
-      <w:pPr>
-        <w:numPr>
-          <w:ilvl w:val="0"/>
-          <w:numId w:val="22"/>
-        </w:numPr>
-      </w:pPr>
-      <w:r>
-        <w:rPr>
-          <w:b/>
-          <w:bCs/>
-        </w:rPr>
-        <w:t>Что такое объект класса и как выполнить объявление объекта класса в программе?</w:t>
-      </w:r>
-      <w:r>
-        <w:br/>
-        <w:t xml:space="preserve">Объект — это конкретный экземпляр класса, созданный в памяти. Объявление: </w:t>
-      </w:r>
-      <w:r>
-        <w:rPr>
-          <w:i/>
-          <w:iCs/>
-        </w:rPr>
-        <w:t>имя_класса имя_объекта</w:t>
-      </w:r>
-      <w:r>
-        <w:t>.</w:t>
-      </w:r>
-    </w:p>
-    <w:p>
-      <w:pPr>
-        <w:numPr>
-          <w:ilvl w:val="0"/>
-          <w:numId w:val="22"/>
-        </w:numPr>
-      </w:pPr>
-      <w:r>
-        <w:rPr>
-          <w:b/>
-          <w:bCs/>
-        </w:rPr>
-        <w:t>Что такое методы класса? Каковы особенности объявления и определения методов класса?</w:t>
-      </w:r>
-      <w:r>
-        <w:br/>
-      </w:r>
-      <w:r>
-        <w:t>Методы класса — это функции, определенные внутри класса и работающие с его данными</w:t>
-      </w:r>
-      <w:r>
-        <w:t xml:space="preserve">. </w:t>
-      </w:r>
-      <w:r>
-        <w:t>Могут быть объявлены внутри класса (встроенные) или вне (с указанием имени класса через ::)</w:t>
-      </w:r>
-      <w:r>
-        <w:t>.</w:t>
-      </w:r>
-    </w:p>
-    <w:p>
-      <w:pPr>
-        <w:numPr>
-          <w:ilvl w:val="0"/>
-          <w:numId w:val="22"/>
-        </w:numPr>
-      </w:pPr>
-      <w:r>
-        <w:rPr>
-          <w:b/>
-          <w:bCs/>
-        </w:rPr>
-        <w:t xml:space="preserve">Что такое указатель </w:t>
-      </w:r>
-      <w:proofErr w:type="spellStart"/>
-      <w:r>
-        <w:rPr>
-          <w:b/>
-          <w:bCs/>
-        </w:rPr>
-        <w:t>this</w:t>
-      </w:r>
-      <w:proofErr w:type="spellEnd"/>
-      <w:r>
-        <w:rPr>
-          <w:b/>
-          <w:bCs/>
-        </w:rPr>
-        <w:t>? Как выполняется вызов метода класса?</w:t>
-      </w:r>
-      <w:r>
-        <w:br/>
-      </w:r>
-      <w:proofErr w:type="spellStart"/>
-      <w:r>
-        <w:t>this</w:t>
-      </w:r>
-      <w:proofErr w:type="spellEnd"/>
-      <w:r>
-        <w:t xml:space="preserve"> — это указатель, который хранит адрес текущего объекта, для которого вызван метод. Автоматически передается компилятором.</w:t>
-      </w:r>
-      <w:r>
-        <w:t xml:space="preserve"> Вызов метода класса выполняется с помощью</w:t>
-      </w:r>
-      <w:r>
-        <w:t xml:space="preserve"> специального</w:t>
-      </w:r>
-      <w:r>
-        <w:t xml:space="preserve"> </w:t>
-      </w:r>
-      <w:proofErr w:type="gramStart"/>
-      <w:r>
-        <w:t>оператора</w:t>
-      </w:r>
-      <w:r>
-        <w:t xml:space="preserve"> .</w:t>
-      </w:r>
-      <w:proofErr w:type="gramEnd"/>
-      <w:r>
-        <w:t xml:space="preserve"> или -&gt; (для указателей на объекты).</w:t>
-      </w:r>
-    </w:p>
-    <w:p>
-      <w:pPr>
-        <w:numPr>
-          <w:ilvl w:val="0"/>
-          <w:numId w:val="22"/>
-        </w:numPr>
-      </w:pPr>
-      <w:r>
-        <w:rPr>
-          <w:b/>
-          <w:bCs/>
-        </w:rPr>
-        <w:t>Какие функции называются конструкторами? Каков механизм передачи параметров конструктору?</w:t>
-      </w:r>
-      <w:r>
-        <w:br/>
-        <w:t>Конструкторы — это специальные методы класса, которые автоматически вызываются при создании объекта. Они имеют то же имя, что и класс, и не имеют возвращаемого типа. Параметры передаются конструктору в скобках при объявлении объекта.</w:t>
-      </w:r>
-    </w:p>
-    <w:p>
-      <w:pPr>
-        <w:numPr>
-          <w:ilvl w:val="0"/>
-          <w:numId w:val="22"/>
-        </w:numPr>
-      </w:pPr>
-      <w:r>
-        <w:rPr>
-          <w:b/>
-          <w:bCs/>
-        </w:rPr>
-        <w:t>Что такое конструктор по умолчанию и какую пользу приносит его наличие?</w:t>
-      </w:r>
-      <w:r>
-        <w:br/>
-      </w:r>
-      <w:r>
-        <w:t>Конструктор — это специальная функция класса, которая вызывается автоматически при создании объекта. Используется для инициализации объекта.</w:t>
-      </w:r>
-      <w:r>
-        <w:t xml:space="preserve"> </w:t>
-      </w:r>
-      <w:r>
-        <w:t xml:space="preserve">Может быть перегружен для определения конструкторов с разными </w:t>
-      </w:r>
-      <w:r>
-        <w:lastRenderedPageBreak/>
-        <w:t xml:space="preserve">параметрами. </w:t>
-      </w:r>
-      <w:r>
-        <w:t>Если ни один конструктор не определен, компилятор создает его автоматически.</w:t>
-      </w:r>
-    </w:p>
-    <w:p>
-      <w:pPr>
-        <w:numPr>
-          <w:ilvl w:val="0"/>
-          <w:numId w:val="22"/>
-        </w:numPr>
-      </w:pPr>
-      <w:r>
-        <w:rPr>
-          <w:b/>
-          <w:bCs/>
-        </w:rPr>
-        <w:t>Как выполняется инициализация объектов класса?</w:t>
-      </w:r>
-      <w:r>
-        <w:br/>
-        <w:t xml:space="preserve">Инициализация объектов класса происходит при их создании с помощью конструкторов. Значения для членов класса могут передаваться как параметры конструктору, который затем присваивает их соответствующим полям. Также </w:t>
-      </w:r>
-      <w:r>
-        <w:t>и</w:t>
-      </w:r>
-      <w:r>
-        <w:t>нициализация может происходить в списке инициализации</w:t>
-      </w:r>
-      <w:r>
-        <w:t>.</w:t>
-      </w:r>
-    </w:p>
-    <w:p>
-      <w:pPr>
-        <w:numPr>
-          <w:ilvl w:val="0"/>
-          <w:numId w:val="22"/>
-        </w:numPr>
-      </w:pPr>
-      <w:r>
-        <w:rPr>
-          <w:b/>
-          <w:bCs/>
-        </w:rPr>
-        <w:t>Каким образом в программе можно создать объект класса, элементы-данные которого являются копиями элементов данных созданного ранее объекта?</w:t>
-      </w:r>
-      <w:r>
-        <w:br/>
-        <w:t xml:space="preserve">Это можно сделать с помощью конструктора копирования. Он вызывается автоматически при инициализации нового объекта существующим, например: </w:t>
-      </w:r>
-      <w:proofErr w:type="spellStart"/>
-      <w:r>
-        <w:t>MyClass</w:t>
-      </w:r>
-      <w:proofErr w:type="spellEnd"/>
-      <w:r>
-        <w:t xml:space="preserve"> </w:t>
-      </w:r>
-      <w:proofErr w:type="spellStart"/>
-      <w:r>
-        <w:t>newObject</w:t>
-      </w:r>
-      <w:proofErr w:type="spellEnd"/>
-      <w:r>
-        <w:t xml:space="preserve"> = </w:t>
-      </w:r>
-      <w:proofErr w:type="spellStart"/>
-      <w:r>
-        <w:t>oldObject</w:t>
-      </w:r>
-      <w:proofErr w:type="spellEnd"/>
-      <w:r>
-        <w:t xml:space="preserve">; или </w:t>
-      </w:r>
-      <w:proofErr w:type="spellStart"/>
-      <w:r>
-        <w:t>MyClass</w:t>
-      </w:r>
-      <w:proofErr w:type="spellEnd"/>
-      <w:r>
-        <w:t xml:space="preserve"> </w:t>
-      </w:r>
-      <w:proofErr w:type="spellStart"/>
-      <w:proofErr w:type="gramStart"/>
-      <w:r>
-        <w:t>newObject</w:t>
-      </w:r>
-      <w:proofErr w:type="spellEnd"/>
-      <w:r>
-        <w:t>(</w:t>
-      </w:r>
-      <w:proofErr w:type="spellStart"/>
-      <w:proofErr w:type="gramEnd"/>
-      <w:r>
-        <w:t>oldObject</w:t>
-      </w:r>
-      <w:proofErr w:type="spellEnd"/>
-      <w:r>
-        <w:t>);.</w:t>
-      </w:r>
-    </w:p>
-    <w:p>
-      <w:pPr>
-        <w:numPr>
-          <w:ilvl w:val="0"/>
-          <w:numId w:val="22"/>
-        </w:numPr>
-      </w:pPr>
-      <w:r>
-        <w:rPr>
-          <w:b/>
-          <w:bCs/>
-        </w:rPr>
-        <w:t>Каким образом осуществляется перегрузка операций в языке С++?</w:t>
-      </w:r>
-      <w:r>
-        <w:br/>
-      </w:r>
-      <w:r>
-        <w:t>Перегрузка операций — это возможность определить поведение операторов для пользовательских типов.</w:t>
-      </w:r>
-      <w:r>
-        <w:t xml:space="preserve"> </w:t>
-      </w:r>
-      <w:r>
-        <w:t>Это делается через метод класса или дружественную функцию.</w:t>
-      </w:r>
-    </w:p>
-    <w:p>
-      <w:pPr>
-        <w:numPr>
-          <w:ilvl w:val="0"/>
-          <w:numId w:val="22"/>
-        </w:numPr>
-      </w:pPr>
-      <w:r>
-        <w:rPr>
-          <w:b/>
-          <w:bCs/>
-        </w:rPr>
-        <w:t>Какие операции не могут быть перегружены?</w:t>
-      </w:r>
-    </w:p>
-    <w:p>
-      <w:pPr>
-        <w:numPr>
-          <w:ilvl w:val="0"/>
-          <w:numId w:val="26"/>
-        </w:numPr>
-      </w:pPr>
-      <w:proofErr w:type="gramStart"/>
-      <w:r>
-        <w:t>::</w:t>
-      </w:r>
-      <w:proofErr w:type="gramEnd"/>
-      <w:r>
-        <w:t xml:space="preserve"> (область видимости)</w:t>
-      </w:r>
-    </w:p>
-    <w:p>
-      <w:pPr>
-        <w:numPr>
-          <w:ilvl w:val="0"/>
-          <w:numId w:val="26"/>
-        </w:numPr>
-      </w:pPr>
-      <w:r>
-        <w:t>.* (выбор через указатель на член)</w:t>
-      </w:r>
-    </w:p>
-    <w:p>
-      <w:pPr>
-        <w:numPr>
-          <w:ilvl w:val="0"/>
-          <w:numId w:val="26"/>
-        </w:numPr>
-      </w:pPr>
-      <w:r>
-        <w:t>. (выбор члена)</w:t>
-      </w:r>
-    </w:p>
-    <w:p>
-      <w:pPr>
-        <w:numPr>
-          <w:ilvl w:val="0"/>
-          <w:numId w:val="26"/>
-        </w:numPr>
-      </w:pPr>
-      <w:proofErr w:type="gramStart"/>
-      <w:r>
-        <w:t>?:</w:t>
-      </w:r>
-      <w:proofErr w:type="gramEnd"/>
-      <w:r>
-        <w:t xml:space="preserve"> (условный оператор)</w:t>
-      </w:r>
-    </w:p>
-    <w:p>
-      <w:pPr>
-        <w:numPr>
-          <w:ilvl w:val="0"/>
-          <w:numId w:val="26"/>
-        </w:numPr>
-      </w:pPr>
-      <w:proofErr w:type="spellStart"/>
-      <w:r>
-        <w:t>sizeof</w:t>
-      </w:r>
-      <w:proofErr w:type="spellEnd"/>
-    </w:p>
-    <w:p>
-      <w:pPr>
-        <w:numPr>
-          <w:ilvl w:val="0"/>
-          <w:numId w:val="26"/>
-        </w:numPr>
-      </w:pPr>
-      <w:proofErr w:type="spellStart"/>
-      <w:r>
-        <w:t>typeid</w:t>
-      </w:r>
-      <w:proofErr w:type="spellEnd"/>
-    </w:p>
-    <w:p>
-      <w:pPr>
-        <w:numPr>
-          <w:ilvl w:val="0"/>
-          <w:numId w:val="26"/>
-        </w:numPr>
-        <w:ind w:left="720" w:firstLine="0"/>
-      </w:pPr>
-      <w:proofErr w:type="spellStart"/>
-      <w:r>
-        <w:t>alignof</w:t>
-      </w:r>
-      <w:proofErr w:type="spellEnd"/>
-    </w:p>
-    <w:p>
-      <w:pPr>
-        <w:numPr>
-          <w:ilvl w:val="0"/>
-          <w:numId w:val="22"/>
-        </w:numPr>
-      </w:pPr>
-      <w:r>
-        <w:rPr>
-          <w:b/>
-          <w:bCs/>
-        </w:rPr>
-        <w:t>Теряет ли операция при перегрузке свое исходное назначение?</w:t>
-      </w:r>
-      <w:r>
-        <w:br/>
-      </w:r>
-      <w:r>
-        <w:t>Нет. Перегрузка оператора не изменяет его поведение для встроенных типов</w:t>
-      </w:r>
-      <w:r>
-        <w:t>, о</w:t>
-      </w:r>
-      <w:r>
-        <w:t>на работает только для пользовательски</w:t>
-      </w:r>
-      <w:r>
-        <w:t>х</w:t>
-      </w:r>
-      <w:r>
-        <w:t>.</w:t>
-      </w:r>
-    </w:p>
-    <w:p>
-      <w:pPr>
-        <w:numPr>
-          <w:ilvl w:val="0"/>
-          <w:numId w:val="22"/>
-        </w:numPr>
-      </w:pPr>
-      <w:r>
-        <w:rPr>
-          <w:b/>
-          <w:bCs/>
-        </w:rPr>
-        <w:t>Каков синтаксис объявления оператора-функции?</w:t>
-      </w:r>
-      <w:r>
-        <w:br/>
-      </w:r>
-      <w:proofErr w:type="spellStart"/>
-      <w:r>
-        <w:rPr>
-          <w:i/>
-          <w:iCs/>
-        </w:rPr>
-        <w:t>return_type</w:t>
-      </w:r>
-      <w:proofErr w:type="spellEnd"/>
-      <w:r>
-        <w:rPr>
-          <w:i/>
-          <w:iCs/>
-        </w:rPr>
-        <w:t xml:space="preserve"> </w:t>
-      </w:r>
-      <w:proofErr w:type="spellStart"/>
-      <w:r>
-        <w:rPr>
-          <w:i/>
-          <w:iCs/>
-        </w:rPr>
-        <w:t>operator</w:t>
-      </w:r>
-      <w:proofErr w:type="spellEnd"/>
-      <w:r>
-        <w:rPr>
-          <w:i/>
-          <w:iCs/>
-        </w:rPr>
-        <w:t>@ (</w:t>
-      </w:r>
-      <w:proofErr w:type="spellStart"/>
-      <w:r>
-        <w:rPr>
-          <w:i/>
-          <w:iCs/>
-        </w:rPr>
-        <w:t>parameters</w:t>
-      </w:r>
-      <w:proofErr w:type="spellEnd"/>
-      <w:r>
-        <w:rPr>
-          <w:i/>
-          <w:iCs/>
-        </w:rPr>
-        <w:t>)</w:t>
-      </w:r>
-    </w:p>
-    <w:p>
-      <w:pPr>
-        <w:numPr>
-          <w:ilvl w:val="0"/>
-          <w:numId w:val="22"/>
-        </w:numPr>
-      </w:pPr>
-      <w:r>
-        <w:rPr>
-          <w:b/>
-          <w:bCs/>
-        </w:rPr>
-        <w:t>Почему при перегрузке унарных операций оператор-функция не имеет параметров?</w:t>
-      </w:r>
-      <w:r>
-        <w:br/>
-      </w:r>
-      <w:r>
-        <w:t xml:space="preserve">Унарный оператор (например, -, !, ++) применяется к одному операнду — текущему объекту. Поэтому параметр не нужен — используется </w:t>
-      </w:r>
-      <w:proofErr w:type="spellStart"/>
-      <w:r>
-        <w:rPr>
-          <w:i/>
-          <w:iCs/>
-        </w:rPr>
-        <w:t>this</w:t>
-      </w:r>
-      <w:proofErr w:type="spellEnd"/>
-      <w:r>
-        <w:t>.</w:t>
-      </w:r>
-    </w:p>
-    <w:p>
-      <w:pPr>
-        <w:numPr>
-          <w:ilvl w:val="0"/>
-          <w:numId w:val="22"/>
-        </w:numPr>
-      </w:pPr>
-      <w:r>
-        <w:rPr>
-          <w:b/>
-          <w:bCs/>
-        </w:rPr>
-        <w:t>Как различить префиксную и постфиксную операции инкремента при перегрузке?</w:t>
-      </w:r>
-      <w:r>
-        <w:br/>
-        <w:t xml:space="preserve">Для различения используется фиктивный </w:t>
-      </w:r>
-      <w:proofErr w:type="spellStart"/>
-      <w:r>
-        <w:t>int</w:t>
-      </w:r>
-      <w:proofErr w:type="spellEnd"/>
-      <w:r>
-        <w:t xml:space="preserve"> параметр. Префиксная форма (++</w:t>
-      </w:r>
-      <w:proofErr w:type="spellStart"/>
-      <w:r>
-        <w:t>obj</w:t>
-      </w:r>
-      <w:proofErr w:type="spellEnd"/>
-      <w:r>
-        <w:t>) объявляется без параметров (</w:t>
-      </w:r>
-      <w:proofErr w:type="spellStart"/>
-      <w:r>
-        <w:t>operator</w:t>
-      </w:r>
-      <w:proofErr w:type="spellEnd"/>
-      <w:r>
-        <w:t>++()), а постфиксная (</w:t>
-      </w:r>
-      <w:proofErr w:type="spellStart"/>
-      <w:r>
-        <w:t>obj</w:t>
-      </w:r>
-      <w:proofErr w:type="spellEnd"/>
-      <w:r>
-        <w:t xml:space="preserve">++) — с одним параметром типа </w:t>
-      </w:r>
-      <w:proofErr w:type="spellStart"/>
-      <w:r>
-        <w:t>int</w:t>
-      </w:r>
-      <w:proofErr w:type="spellEnd"/>
-      <w:r>
-        <w:t xml:space="preserve"> (</w:t>
-      </w:r>
-      <w:proofErr w:type="spellStart"/>
-      <w:r>
-        <w:t>operator</w:t>
-      </w:r>
-      <w:proofErr w:type="spellEnd"/>
-      <w:r>
-        <w:t>++(</w:t>
-      </w:r>
-      <w:proofErr w:type="spellStart"/>
-      <w:r>
-        <w:t>int</w:t>
-      </w:r>
-      <w:proofErr w:type="spellEnd"/>
-      <w:r>
-        <w:t>)), который не используется в теле функции.</w:t>
-      </w:r>
-    </w:p>
-    <w:p>
-      <w:pPr>
-        <w:numPr>
-          <w:ilvl w:val="0"/>
-          <w:numId w:val="22"/>
-        </w:numPr>
-      </w:pPr>
-      <w:r>
-        <w:rPr>
-          <w:b/>
-          <w:bCs/>
-        </w:rPr>
-        <w:t>Какая функция называется другом класса?</w:t>
-      </w:r>
-      <w:r>
-        <w:br/>
-        <w:t xml:space="preserve">Дружественная функция — это функция, не являющаяся членом класса, но имеющая доступ к его </w:t>
-      </w:r>
-      <w:proofErr w:type="spellStart"/>
-      <w:r>
-        <w:t>private</w:t>
-      </w:r>
-      <w:proofErr w:type="spellEnd"/>
-      <w:r>
-        <w:t xml:space="preserve"> и </w:t>
-      </w:r>
-      <w:proofErr w:type="spellStart"/>
-      <w:r>
-        <w:t>protected</w:t>
-      </w:r>
-      <w:proofErr w:type="spellEnd"/>
-      <w:r>
-        <w:t xml:space="preserve"> членам. Она объявляется внутри класса с ключевым словом </w:t>
-      </w:r>
-      <w:proofErr w:type="spellStart"/>
-      <w:r>
-        <w:rPr>
-          <w:i/>
-          <w:iCs/>
-        </w:rPr>
-        <w:t>friend</w:t>
-      </w:r>
-      <w:proofErr w:type="spellEnd"/>
-      <w:r>
-        <w:t>.</w:t>
-      </w:r>
-    </w:p>
-    <w:p>
-      <w:pPr>
-        <w:numPr>
-          <w:ilvl w:val="0"/>
-          <w:numId w:val="22"/>
-        </w:numPr>
-      </w:pPr>
-      <w:r>
-        <w:rPr>
-          <w:b/>
-          <w:bCs/>
-        </w:rPr>
-        <w:lastRenderedPageBreak/>
-        <w:t>В чем состоят различия между дружественной функцией и методом класса?</w:t>
-      </w:r>
-    </w:p>
-    <w:p>
-      <w:pPr>
         <w:pStyle w:val="a"/>
         <w:numPr>
           <w:ilvl w:val="0"/>
-          <w:numId w:val="28"/>
+          <w:numId w:val="31"/>
         </w:numPr>
-      </w:pPr>
-      <w:r>
-        <w:t>Метод класса вызывается для конкретного объекта и получает на нег</w:t>
-      </w:r>
-      <w:r>
-        <w:t xml:space="preserve">о </w:t>
-      </w:r>
-      <w:r>
-        <w:t xml:space="preserve">указатель </w:t>
-      </w:r>
-      <w:proofErr w:type="spellStart"/>
-      <w:r>
-        <w:rPr>
-          <w:i/>
-          <w:iCs/>
-        </w:rPr>
-        <w:t>this</w:t>
-      </w:r>
-      <w:proofErr w:type="spellEnd"/>
-      <w:r>
+        <w:rPr>
+          <w:b/>
+          <w:bCs/>
+        </w:rPr>
+      </w:pPr>
+      <w:r>
+        <w:rPr>
+          <w:b/>
+          <w:bCs/>
+        </w:rPr>
+        <w:t>Дайте определение кортежа</w:t>
+      </w:r>
+      <w:r>
+        <w:rPr>
+          <w:b/>
+          <w:bCs/>
+        </w:rPr>
         <w:t>.</w:t>
       </w:r>
     </w:p>
@@ -2522,128 +1244,2348 @@
         <w:pStyle w:val="a"/>
         <w:numPr>
           <w:ilvl w:val="0"/>
-          <w:numId w:val="28"/>
+          <w:numId w:val="0"/>
         </w:numPr>
-      </w:pPr>
-      <w:r>
-        <w:t xml:space="preserve">Дружественная функция не привязана к объекту и не имеет указателя </w:t>
-      </w:r>
-      <w:proofErr w:type="spellStart"/>
-      <w:r>
-        <w:rPr>
+        <w:ind w:left="1440"/>
+      </w:pPr>
+      <w:r>
+        <w:rPr>
+          <w:b/>
+          <w:bCs/>
           <w:i/>
           <w:iCs/>
         </w:rPr>
-        <w:t>this</w:t>
+        <w:t>Кортеж</w:t>
+      </w:r>
+      <w:r>
+        <w:t xml:space="preserve"> — это неизменяемая упорядоченная коллекция элементов, которая может содержать данные разных типов. Создается с помощью круглых скобок () или функции </w:t>
+      </w:r>
+      <w:proofErr w:type="spellStart"/>
+      <w:r>
+        <w:t>tuple</w:t>
       </w:r>
       <w:proofErr w:type="spellEnd"/>
       <w:r>
-        <w:t>. Все объекты, к которым ей нужен доступ, должны быть переданы ей в качестве явных параметров.</w:t>
-      </w:r>
-    </w:p>
-    <w:p>
-      <w:pPr>
+        <w:t>().</w:t>
+      </w:r>
+    </w:p>
+    <w:p>
+      <w:pPr>
+        <w:pStyle w:val="a"/>
         <w:numPr>
           <w:ilvl w:val="0"/>
-          <w:numId w:val="22"/>
+          <w:numId w:val="31"/>
         </w:numPr>
-      </w:pPr>
-      <w:r>
-        <w:rPr>
-          <w:b/>
-          <w:bCs/>
-        </w:rPr>
-        <w:t>В чем состоят особенности передачи параметров дружественной функции при перегрузке унарных и бинарных операций?</w:t>
-      </w:r>
-    </w:p>
-    <w:p>
-      <w:pPr>
+        <w:rPr>
+          <w:b/>
+          <w:bCs/>
+        </w:rPr>
+      </w:pPr>
+      <w:r>
+        <w:rPr>
+          <w:b/>
+          <w:bCs/>
+        </w:rPr>
+        <w:t>Дайте определение списка</w:t>
+      </w:r>
+      <w:r>
+        <w:rPr>
+          <w:b/>
+          <w:bCs/>
+        </w:rPr>
+        <w:t>.</w:t>
+      </w:r>
+    </w:p>
+    <w:p>
+      <w:pPr>
+        <w:pStyle w:val="a"/>
         <w:numPr>
           <w:ilvl w:val="0"/>
-          <w:numId w:val="30"/>
+          <w:numId w:val="0"/>
         </w:numPr>
-        <w:rPr>
-          <w:szCs w:val="28"/>
-        </w:rPr>
-      </w:pPr>
-      <w:r>
-        <w:rPr>
-          <w:szCs w:val="28"/>
-        </w:rPr>
-        <w:t>Для унарной операции дружественная функция принимает один параметр — объект класса.</w:t>
-      </w:r>
-    </w:p>
-    <w:p>
-      <w:pPr>
+        <w:ind w:left="1440"/>
+      </w:pPr>
+      <w:r>
+        <w:rPr>
+          <w:b/>
+          <w:bCs/>
+          <w:i/>
+          <w:iCs/>
+        </w:rPr>
+        <w:t>Список</w:t>
+      </w:r>
+      <w:r>
+        <w:t xml:space="preserve"> — это изменяемая упорядоченная коллекция элементов. Элементы могут быть любого типа и могут меняться после создания списка.</w:t>
+      </w:r>
+    </w:p>
+    <w:p>
+      <w:pPr>
+        <w:pStyle w:val="a"/>
         <w:numPr>
           <w:ilvl w:val="0"/>
-          <w:numId w:val="30"/>
+          <w:numId w:val="31"/>
         </w:numPr>
         <w:rPr>
-          <w:szCs w:val="28"/>
-        </w:rPr>
-      </w:pPr>
-      <w:r>
-        <w:rPr>
-          <w:szCs w:val="28"/>
-        </w:rPr>
-        <w:t>Для бинарной операции — два параметра (левый и правый операнды).</w:t>
-      </w:r>
-    </w:p>
-    <w:p>
-      <w:pPr>
+          <w:b/>
+          <w:bCs/>
+        </w:rPr>
+      </w:pPr>
+      <w:r>
+        <w:rPr>
+          <w:b/>
+          <w:bCs/>
+        </w:rPr>
+        <w:t>Чем отличается список от кортежа</w:t>
+      </w:r>
+      <w:r>
+        <w:rPr>
+          <w:b/>
+          <w:bCs/>
+        </w:rPr>
+        <w:t>?</w:t>
+      </w:r>
+    </w:p>
+    <w:p>
+      <w:pPr>
+        <w:pStyle w:val="a"/>
         <w:numPr>
           <w:ilvl w:val="0"/>
-          <w:numId w:val="22"/>
+          <w:numId w:val="0"/>
         </w:numPr>
-      </w:pPr>
-      <w:r>
-        <w:rPr>
-          <w:b/>
-          <w:bCs/>
-        </w:rPr>
-        <w:t>Почему нельзя перегрузить операции &gt;&gt; и &lt;&lt; для ввода и вывода типов с помощью метода класса?</w:t>
-      </w:r>
-    </w:p>
-    <w:p>
-      <w:pPr>
-        <w:ind w:left="720" w:firstLine="0"/>
-      </w:pPr>
-      <w:r>
-        <w:t>Потому что левый операнд этих операторов — это объект потока (</w:t>
+        <w:ind w:left="1440"/>
+      </w:pPr>
+      <w:r>
+        <w:t>Основное отличие — изменяемость: список можно изменять (добавлять, удалять, менять элементы), а кортеж — нет. Также списки занимают больше памяти и работают медленнее, чем кортежи.</w:t>
+      </w:r>
+    </w:p>
+    <w:p>
+      <w:pPr>
+        <w:pStyle w:val="a"/>
+        <w:numPr>
+          <w:ilvl w:val="0"/>
+          <w:numId w:val="31"/>
+        </w:numPr>
+        <w:rPr>
+          <w:b/>
+          <w:bCs/>
+        </w:rPr>
+      </w:pPr>
+      <w:r>
+        <w:rPr>
+          <w:b/>
+          <w:bCs/>
+        </w:rPr>
+        <w:t>Какими способами можно создать список</w:t>
+      </w:r>
+      <w:r>
+        <w:rPr>
+          <w:b/>
+          <w:bCs/>
+        </w:rPr>
+        <w:t>?</w:t>
+      </w:r>
+    </w:p>
+    <w:p>
+      <w:pPr>
+        <w:pStyle w:val="a"/>
+        <w:numPr>
+          <w:ilvl w:val="0"/>
+          <w:numId w:val="32"/>
+        </w:numPr>
+      </w:pPr>
+      <w:r>
+        <w:t xml:space="preserve">С помощью квадратных скобок: </w:t>
       </w:r>
       <w:proofErr w:type="spellStart"/>
       <w:r>
-        <w:rPr>
+        <w:t>my_list</w:t>
+      </w:r>
+      <w:proofErr w:type="spellEnd"/>
+      <w:r>
+        <w:t xml:space="preserve"> = [1, 2, 3];</w:t>
+      </w:r>
+    </w:p>
+    <w:p>
+      <w:pPr>
+        <w:pStyle w:val="a"/>
+        <w:numPr>
+          <w:ilvl w:val="0"/>
+          <w:numId w:val="32"/>
+        </w:numPr>
+        <w:rPr>
+          <w:lang w:val="en-US"/>
+        </w:rPr>
+      </w:pPr>
+      <w:r>
+        <w:t>С</w:t>
+      </w:r>
+      <w:r>
+        <w:rPr>
+          <w:lang w:val="en-US"/>
+        </w:rPr>
+        <w:t xml:space="preserve"> </w:t>
+      </w:r>
+      <w:r>
+        <w:t>помощью</w:t>
+      </w:r>
+      <w:r>
+        <w:rPr>
+          <w:lang w:val="en-US"/>
+        </w:rPr>
+        <w:t xml:space="preserve"> </w:t>
+      </w:r>
+      <w:r>
+        <w:t>функции</w:t>
+      </w:r>
+      <w:r>
+        <w:rPr>
+          <w:lang w:val="en-US"/>
+        </w:rPr>
+        <w:t xml:space="preserve"> list(): </w:t>
+      </w:r>
+      <w:proofErr w:type="spellStart"/>
+      <w:r>
+        <w:rPr>
+          <w:lang w:val="en-US"/>
+        </w:rPr>
+        <w:t>my_list</w:t>
+      </w:r>
+      <w:proofErr w:type="spellEnd"/>
+      <w:r>
+        <w:rPr>
+          <w:lang w:val="en-US"/>
+        </w:rPr>
+        <w:t xml:space="preserve"> = list((1, 2, 3));</w:t>
+      </w:r>
+    </w:p>
+    <w:p>
+      <w:pPr>
+        <w:pStyle w:val="a"/>
+        <w:numPr>
+          <w:ilvl w:val="0"/>
+          <w:numId w:val="32"/>
+        </w:numPr>
+      </w:pPr>
+      <w:r>
+        <w:t xml:space="preserve">С помощью спискового включения: </w:t>
+      </w:r>
+      <w:proofErr w:type="spellStart"/>
+      <w:r>
+        <w:t>my_list</w:t>
+      </w:r>
+      <w:proofErr w:type="spellEnd"/>
+      <w:r>
+        <w:t xml:space="preserve"> = [x </w:t>
+      </w:r>
+      <w:proofErr w:type="spellStart"/>
+      <w:r>
+        <w:t>for</w:t>
+      </w:r>
+      <w:proofErr w:type="spellEnd"/>
+      <w:r>
+        <w:t xml:space="preserve"> x </w:t>
+      </w:r>
+      <w:proofErr w:type="spellStart"/>
+      <w:r>
+        <w:t>in</w:t>
+      </w:r>
+      <w:proofErr w:type="spellEnd"/>
+      <w:r>
+        <w:t xml:space="preserve"> </w:t>
+      </w:r>
+      <w:proofErr w:type="spellStart"/>
+      <w:r>
+        <w:t>range</w:t>
+      </w:r>
+      <w:proofErr w:type="spellEnd"/>
+      <w:r>
+        <w:t>(5)].</w:t>
+      </w:r>
+    </w:p>
+    <w:p>
+      <w:pPr>
+        <w:pStyle w:val="a"/>
+        <w:numPr>
+          <w:ilvl w:val="0"/>
+          <w:numId w:val="31"/>
+        </w:numPr>
+        <w:rPr>
+          <w:b/>
+          <w:bCs/>
+        </w:rPr>
+      </w:pPr>
+      <w:r>
+        <w:rPr>
+          <w:b/>
+          <w:bCs/>
+        </w:rPr>
+        <w:t>Что такое индекс элемента списка</w:t>
+      </w:r>
+      <w:r>
+        <w:rPr>
+          <w:b/>
+          <w:bCs/>
+        </w:rPr>
+        <w:t>?</w:t>
+      </w:r>
+    </w:p>
+    <w:p>
+      <w:pPr>
+        <w:pStyle w:val="a"/>
+        <w:numPr>
+          <w:ilvl w:val="0"/>
+          <w:numId w:val="0"/>
+        </w:numPr>
+        <w:ind w:left="1440"/>
+      </w:pPr>
+      <w:r>
+        <w:rPr>
+          <w:b/>
+          <w:bCs/>
           <w:i/>
           <w:iCs/>
         </w:rPr>
-        <w:t>istream</w:t>
+        <w:t>Индекс</w:t>
+      </w:r>
+      <w:r>
+        <w:t xml:space="preserve"> — это порядковый номер элемента в списке, начиная с 0. Отрицательные индексы отсчитываются с конца (-1 — последний элемент).</w:t>
+      </w:r>
+    </w:p>
+    <w:p>
+      <w:pPr>
+        <w:pStyle w:val="a"/>
+        <w:numPr>
+          <w:ilvl w:val="0"/>
+          <w:numId w:val="31"/>
+        </w:numPr>
+        <w:rPr>
+          <w:b/>
+          <w:bCs/>
+        </w:rPr>
+      </w:pPr>
+      <w:r>
+        <w:rPr>
+          <w:b/>
+          <w:bCs/>
+        </w:rPr>
+        <w:t>Как получить доступ к значению элемента списка, зная его индекс</w:t>
+      </w:r>
+      <w:r>
+        <w:rPr>
+          <w:b/>
+          <w:bCs/>
+        </w:rPr>
+        <w:t>?</w:t>
+      </w:r>
+    </w:p>
+    <w:p>
+      <w:pPr>
+        <w:pStyle w:val="a"/>
+        <w:numPr>
+          <w:ilvl w:val="0"/>
+          <w:numId w:val="0"/>
+        </w:numPr>
+        <w:ind w:left="1440"/>
+        <w:rPr>
+          <w:lang w:val="en-US"/>
+        </w:rPr>
+      </w:pPr>
+      <w:r>
+        <w:t>Через</w:t>
+      </w:r>
+      <w:r>
+        <w:rPr>
+          <w:lang w:val="en-US"/>
+        </w:rPr>
+        <w:t xml:space="preserve"> </w:t>
+      </w:r>
+      <w:r>
+        <w:t>квадратные</w:t>
+      </w:r>
+      <w:r>
+        <w:rPr>
+          <w:lang w:val="en-US"/>
+        </w:rPr>
+        <w:t xml:space="preserve"> </w:t>
+      </w:r>
+      <w:r>
+        <w:t>скобки</w:t>
+      </w:r>
+      <w:r>
+        <w:rPr>
+          <w:lang w:val="en-US"/>
+        </w:rPr>
+        <w:t xml:space="preserve">: element = </w:t>
+      </w:r>
+      <w:proofErr w:type="spellStart"/>
+      <w:r>
+        <w:rPr>
+          <w:lang w:val="en-US"/>
+        </w:rPr>
+        <w:t>my_list</w:t>
       </w:r>
       <w:proofErr w:type="spellEnd"/>
       <w:r>
-        <w:t xml:space="preserve"> или </w:t>
-      </w:r>
-      <w:proofErr w:type="spellStart"/>
-      <w:r>
-        <w:rPr>
+        <w:rPr>
+          <w:lang w:val="en-US"/>
+        </w:rPr>
+        <w:t>[index].</w:t>
+      </w:r>
+    </w:p>
+    <w:p>
+      <w:pPr>
+        <w:pStyle w:val="a"/>
+        <w:numPr>
+          <w:ilvl w:val="0"/>
+          <w:numId w:val="31"/>
+        </w:numPr>
+        <w:rPr>
+          <w:b/>
+          <w:bCs/>
+        </w:rPr>
+      </w:pPr>
+      <w:r>
+        <w:rPr>
+          <w:b/>
+          <w:bCs/>
+        </w:rPr>
+        <w:t>Что такое срез? Какие параметры можно задать? Какой синтаксис использования среза</w:t>
+      </w:r>
+      <w:r>
+        <w:rPr>
+          <w:b/>
+          <w:bCs/>
+        </w:rPr>
+        <w:t>?</w:t>
+      </w:r>
+    </w:p>
+    <w:p>
+      <w:pPr>
+        <w:pStyle w:val="a"/>
+        <w:numPr>
+          <w:ilvl w:val="0"/>
+          <w:numId w:val="0"/>
+        </w:numPr>
+        <w:ind w:left="1440"/>
+      </w:pPr>
+      <w:r>
+        <w:rPr>
+          <w:b/>
+          <w:bCs/>
           <w:i/>
           <w:iCs/>
         </w:rPr>
-        <w:t>ostream</w:t>
+        <w:t>Срез</w:t>
+      </w:r>
+      <w:r>
+        <w:t xml:space="preserve"> — это подмножество элементов списка. </w:t>
+      </w:r>
+    </w:p>
+    <w:p>
+      <w:pPr>
+        <w:pStyle w:val="a"/>
+        <w:numPr>
+          <w:ilvl w:val="0"/>
+          <w:numId w:val="0"/>
+        </w:numPr>
+        <w:ind w:left="1440"/>
+      </w:pPr>
+      <w:r>
+        <w:t xml:space="preserve">Синтаксис: </w:t>
+      </w:r>
+      <w:r>
+        <w:rPr>
+          <w:lang w:val="en-US"/>
+        </w:rPr>
+        <w:t>my</w:t>
+      </w:r>
+      <w:r>
+        <w:t>_</w:t>
+      </w:r>
+      <w:r>
+        <w:rPr>
+          <w:lang w:val="en-US"/>
+        </w:rPr>
+        <w:t>list</w:t>
+      </w:r>
+      <w:r>
+        <w:t>[</w:t>
+      </w:r>
+      <w:r>
+        <w:rPr>
+          <w:lang w:val="en-US"/>
+        </w:rPr>
+        <w:t>start</w:t>
+      </w:r>
+      <w:r>
+        <w:t>:</w:t>
+      </w:r>
+      <w:r>
+        <w:rPr>
+          <w:lang w:val="en-US"/>
+        </w:rPr>
+        <w:t>stop</w:t>
+      </w:r>
+      <w:r>
+        <w:t>:</w:t>
+      </w:r>
+      <w:r>
+        <w:rPr>
+          <w:lang w:val="en-US"/>
+        </w:rPr>
+        <w:t>step</w:t>
+      </w:r>
+      <w:r>
+        <w:t xml:space="preserve">]; </w:t>
+      </w:r>
+      <w:r>
+        <w:rPr>
+          <w:b/>
+          <w:bCs/>
+          <w:lang w:val="en-US"/>
+        </w:rPr>
+        <w:t>start</w:t>
+      </w:r>
+      <w:r>
+        <w:t xml:space="preserve"> – </w:t>
+      </w:r>
+      <w:r>
+        <w:t>начало</w:t>
+      </w:r>
+      <w:r>
+        <w:t xml:space="preserve"> </w:t>
+      </w:r>
+      <w:r>
+        <w:t>включительно</w:t>
+      </w:r>
+      <w:r>
+        <w:t xml:space="preserve">, </w:t>
+      </w:r>
+      <w:r>
+        <w:rPr>
+          <w:b/>
+          <w:bCs/>
+          <w:lang w:val="en-US"/>
+        </w:rPr>
+        <w:t>stop</w:t>
+      </w:r>
+      <w:r>
+        <w:t xml:space="preserve"> – </w:t>
+      </w:r>
+      <w:r>
+        <w:t>конец</w:t>
+      </w:r>
+      <w:r>
+        <w:t xml:space="preserve"> </w:t>
+      </w:r>
+      <w:r>
+        <w:t xml:space="preserve">не включительно, </w:t>
+      </w:r>
+      <w:r>
+        <w:rPr>
+          <w:b/>
+          <w:bCs/>
+          <w:lang w:val="en-US"/>
+        </w:rPr>
+        <w:t>step</w:t>
+      </w:r>
+      <w:r>
+        <w:t xml:space="preserve"> – </w:t>
+      </w:r>
+      <w:r>
+        <w:t>шаг (1 по умолчанию).</w:t>
+      </w:r>
+    </w:p>
+    <w:p>
+      <w:pPr>
+        <w:pStyle w:val="a"/>
+        <w:numPr>
+          <w:ilvl w:val="0"/>
+          <w:numId w:val="31"/>
+        </w:numPr>
+        <w:rPr>
+          <w:b/>
+          <w:bCs/>
+        </w:rPr>
+      </w:pPr>
+      <w:r>
+        <w:rPr>
+          <w:b/>
+          <w:bCs/>
+        </w:rPr>
+        <w:t>Как найти длину списка</w:t>
+      </w:r>
+      <w:r>
+        <w:rPr>
+          <w:b/>
+          <w:bCs/>
+        </w:rPr>
+        <w:t>?</w:t>
+      </w:r>
+    </w:p>
+    <w:p>
+      <w:pPr>
+        <w:pStyle w:val="a"/>
+        <w:numPr>
+          <w:ilvl w:val="0"/>
+          <w:numId w:val="0"/>
+        </w:numPr>
+        <w:ind w:left="1440"/>
+        <w:rPr>
+          <w:lang w:val="en-US"/>
+        </w:rPr>
+      </w:pPr>
+      <w:r>
+        <w:t>Функцией</w:t>
+      </w:r>
+      <w:r>
+        <w:rPr>
+          <w:lang w:val="en-US"/>
+        </w:rPr>
+        <w:t xml:space="preserve"> </w:t>
+      </w:r>
+      <w:proofErr w:type="spellStart"/>
+      <w:r>
+        <w:rPr>
+          <w:b/>
+          <w:bCs/>
+          <w:lang w:val="en-US"/>
+        </w:rPr>
+        <w:t>len</w:t>
       </w:r>
       <w:proofErr w:type="spellEnd"/>
       <w:r>
-        <w:t>), а не объект класса. Метод класса требует, чтобы первым операндом был объект этого класса.</w:t>
-      </w:r>
-      <w:r>
+        <w:rPr>
+          <w:b/>
+          <w:bCs/>
+          <w:lang w:val="en-US"/>
+        </w:rPr>
+        <w:t>()</w:t>
+      </w:r>
+      <w:r>
+        <w:rPr>
+          <w:lang w:val="en-US"/>
+        </w:rPr>
+        <w:t xml:space="preserve">: length = </w:t>
+      </w:r>
+      <w:proofErr w:type="spellStart"/>
+      <w:r>
+        <w:rPr>
+          <w:lang w:val="en-US"/>
+        </w:rPr>
+        <w:t>len</w:t>
+      </w:r>
+      <w:proofErr w:type="spellEnd"/>
+      <w:r>
+        <w:rPr>
+          <w:lang w:val="en-US"/>
+        </w:rPr>
+        <w:t>(</w:t>
+      </w:r>
+      <w:proofErr w:type="spellStart"/>
+      <w:r>
+        <w:rPr>
+          <w:lang w:val="en-US"/>
+        </w:rPr>
+        <w:t>my_list</w:t>
+      </w:r>
+      <w:proofErr w:type="spellEnd"/>
+      <w:r>
+        <w:rPr>
+          <w:lang w:val="en-US"/>
+        </w:rPr>
+        <w:t>).</w:t>
+      </w:r>
+    </w:p>
+    <w:p>
+      <w:pPr>
+        <w:pStyle w:val="a"/>
+        <w:numPr>
+          <w:ilvl w:val="0"/>
+          <w:numId w:val="31"/>
+        </w:numPr>
+        <w:rPr>
+          <w:b/>
+          <w:bCs/>
+        </w:rPr>
+      </w:pPr>
+      <w:r>
+        <w:rPr>
+          <w:b/>
+          <w:bCs/>
+        </w:rPr>
+        <w:t>Как объединить списки</w:t>
+      </w:r>
+      <w:r>
+        <w:rPr>
+          <w:b/>
+          <w:bCs/>
+        </w:rPr>
+        <w:t>?</w:t>
+      </w:r>
+    </w:p>
+    <w:p>
+      <w:pPr>
+        <w:pStyle w:val="a"/>
+        <w:numPr>
+          <w:ilvl w:val="0"/>
+          <w:numId w:val="0"/>
+        </w:numPr>
+        <w:ind w:left="1440"/>
+        <w:rPr>
+          <w:lang w:val="en-US"/>
+        </w:rPr>
+      </w:pPr>
+      <w:r>
+        <w:t>Оператором</w:t>
+      </w:r>
+      <w:r>
+        <w:rPr>
+          <w:lang w:val="en-US"/>
+        </w:rPr>
         <w:t xml:space="preserve"> </w:t>
       </w:r>
       <w:r>
-        <w:t>Поэтому эти операторы должны быть дружественными функциями</w:t>
-      </w:r>
+        <w:rPr>
+          <w:b/>
+          <w:bCs/>
+          <w:lang w:val="en-US"/>
+        </w:rPr>
+        <w:t>+</w:t>
+      </w:r>
+      <w:r>
+        <w:rPr>
+          <w:lang w:val="en-US"/>
+        </w:rPr>
+        <w:t xml:space="preserve">: </w:t>
+      </w:r>
+      <w:proofErr w:type="spellStart"/>
+      <w:r>
+        <w:rPr>
+          <w:lang w:val="en-US"/>
+        </w:rPr>
+        <w:t>new_list</w:t>
+      </w:r>
+      <w:proofErr w:type="spellEnd"/>
+      <w:r>
+        <w:rPr>
+          <w:lang w:val="en-US"/>
+        </w:rPr>
+        <w:t xml:space="preserve"> = list1 + list2.</w:t>
+      </w:r>
+    </w:p>
+    <w:p>
+      <w:pPr>
+        <w:pStyle w:val="a"/>
+        <w:numPr>
+          <w:ilvl w:val="0"/>
+          <w:numId w:val="31"/>
+        </w:numPr>
+        <w:rPr>
+          <w:b/>
+          <w:bCs/>
+        </w:rPr>
+      </w:pPr>
+      <w:r>
+        <w:rPr>
+          <w:b/>
+          <w:bCs/>
+        </w:rPr>
+        <w:t>Как добавить в список новый элемент</w:t>
+      </w:r>
+      <w:r>
+        <w:rPr>
+          <w:b/>
+          <w:bCs/>
+        </w:rPr>
+        <w:t>?</w:t>
+      </w:r>
+    </w:p>
+    <w:p>
+      <w:pPr>
+        <w:pStyle w:val="a"/>
+        <w:numPr>
+          <w:ilvl w:val="0"/>
+          <w:numId w:val="33"/>
+        </w:numPr>
+        <w:rPr>
+          <w:lang w:val="en-US"/>
+        </w:rPr>
+      </w:pPr>
+      <w:r>
+        <w:t>В</w:t>
+      </w:r>
+      <w:r>
+        <w:rPr>
+          <w:lang w:val="en-US"/>
+        </w:rPr>
+        <w:t xml:space="preserve"> </w:t>
+      </w:r>
+      <w:r>
+        <w:t>конец</w:t>
+      </w:r>
+      <w:r>
+        <w:rPr>
+          <w:lang w:val="en-US"/>
+        </w:rPr>
+        <w:t xml:space="preserve">: </w:t>
+      </w:r>
+      <w:proofErr w:type="spellStart"/>
+      <w:r>
+        <w:rPr>
+          <w:lang w:val="en-US"/>
+        </w:rPr>
+        <w:t>my_list.append</w:t>
+      </w:r>
+      <w:proofErr w:type="spellEnd"/>
+      <w:r>
+        <w:rPr>
+          <w:lang w:val="en-US"/>
+        </w:rPr>
+        <w:t>(element)</w:t>
+      </w:r>
+    </w:p>
+    <w:p>
+      <w:pPr>
+        <w:pStyle w:val="a"/>
+        <w:numPr>
+          <w:ilvl w:val="0"/>
+          <w:numId w:val="33"/>
+        </w:numPr>
+        <w:rPr>
+          <w:lang w:val="en-US"/>
+        </w:rPr>
+      </w:pPr>
+      <w:r>
+        <w:t>На</w:t>
+      </w:r>
+      <w:r>
+        <w:rPr>
+          <w:lang w:val="en-US"/>
+        </w:rPr>
+        <w:t xml:space="preserve"> </w:t>
+      </w:r>
+      <w:r>
+        <w:t>определённую</w:t>
+      </w:r>
+      <w:r>
+        <w:rPr>
+          <w:lang w:val="en-US"/>
+        </w:rPr>
+        <w:t xml:space="preserve"> </w:t>
+      </w:r>
+      <w:r>
+        <w:t>позицию</w:t>
+      </w:r>
+      <w:r>
+        <w:rPr>
+          <w:lang w:val="en-US"/>
+        </w:rPr>
+        <w:t xml:space="preserve">: </w:t>
+      </w:r>
+      <w:proofErr w:type="spellStart"/>
+      <w:r>
+        <w:rPr>
+          <w:lang w:val="en-US"/>
+        </w:rPr>
+        <w:t>my_list.insert</w:t>
+      </w:r>
+      <w:proofErr w:type="spellEnd"/>
+      <w:r>
+        <w:rPr>
+          <w:lang w:val="en-US"/>
+        </w:rPr>
+        <w:t>(index, element)</w:t>
+      </w:r>
+    </w:p>
+    <w:p>
+      <w:pPr>
+        <w:pStyle w:val="a"/>
+        <w:numPr>
+          <w:ilvl w:val="0"/>
+          <w:numId w:val="31"/>
+        </w:numPr>
+        <w:rPr>
+          <w:b/>
+          <w:bCs/>
+        </w:rPr>
+      </w:pPr>
+      <w:r>
+        <w:rPr>
+          <w:b/>
+          <w:bCs/>
+        </w:rPr>
+        <w:t>Как удалить существующий элемент</w:t>
+      </w:r>
+      <w:r>
+        <w:rPr>
+          <w:b/>
+          <w:bCs/>
+        </w:rPr>
+        <w:t>?</w:t>
+      </w:r>
+    </w:p>
+    <w:p>
+      <w:pPr>
+        <w:pStyle w:val="a"/>
+        <w:numPr>
+          <w:ilvl w:val="0"/>
+          <w:numId w:val="34"/>
+        </w:numPr>
+      </w:pPr>
+      <w:r>
+        <w:t xml:space="preserve">По значению: </w:t>
+      </w:r>
+      <w:proofErr w:type="spellStart"/>
+      <w:r>
+        <w:t>my_list.remove</w:t>
+      </w:r>
+      <w:proofErr w:type="spellEnd"/>
+      <w:r>
+        <w:t>(</w:t>
+      </w:r>
+      <w:proofErr w:type="spellStart"/>
+      <w:r>
+        <w:t>value</w:t>
+      </w:r>
+      <w:proofErr w:type="spellEnd"/>
+      <w:r>
+        <w:t>) – удаляет первое вхождение.</w:t>
+      </w:r>
+    </w:p>
+    <w:p>
+      <w:pPr>
+        <w:pStyle w:val="a"/>
+        <w:numPr>
+          <w:ilvl w:val="0"/>
+          <w:numId w:val="34"/>
+        </w:numPr>
+      </w:pPr>
+      <w:r>
+        <w:t xml:space="preserve">По индексу: </w:t>
+      </w:r>
+      <w:proofErr w:type="spellStart"/>
+      <w:r>
+        <w:t>del</w:t>
+      </w:r>
+      <w:proofErr w:type="spellEnd"/>
+      <w:r>
+        <w:t xml:space="preserve"> </w:t>
+      </w:r>
+      <w:proofErr w:type="spellStart"/>
+      <w:r>
+        <w:t>my_list</w:t>
+      </w:r>
+      <w:proofErr w:type="spellEnd"/>
+      <w:r>
+        <w:t>[</w:t>
+      </w:r>
+      <w:proofErr w:type="spellStart"/>
+      <w:r>
+        <w:t>index</w:t>
+      </w:r>
+      <w:proofErr w:type="spellEnd"/>
+      <w:r>
+        <w:t xml:space="preserve">] или </w:t>
+      </w:r>
+      <w:proofErr w:type="spellStart"/>
+      <w:r>
+        <w:t>my_list.pop</w:t>
+      </w:r>
+      <w:proofErr w:type="spellEnd"/>
+      <w:r>
+        <w:t>(</w:t>
+      </w:r>
+      <w:proofErr w:type="spellStart"/>
+      <w:r>
+        <w:t>index</w:t>
+      </w:r>
+      <w:proofErr w:type="spellEnd"/>
+      <w:r>
+        <w:t xml:space="preserve">) — </w:t>
+      </w:r>
+      <w:proofErr w:type="spellStart"/>
+      <w:r>
+        <w:rPr>
+          <w:b/>
+          <w:bCs/>
+        </w:rPr>
+        <w:t>pop</w:t>
+      </w:r>
+      <w:proofErr w:type="spellEnd"/>
+      <w:r>
+        <w:rPr>
+          <w:b/>
+          <w:bCs/>
+        </w:rPr>
+        <w:t>()</w:t>
+      </w:r>
+      <w:r>
+        <w:t xml:space="preserve"> дополнительно возвращает удалённый элемент.</w:t>
+      </w:r>
+    </w:p>
+    <w:p>
+      <w:pPr>
+        <w:pStyle w:val="a"/>
+        <w:numPr>
+          <w:ilvl w:val="0"/>
+          <w:numId w:val="31"/>
+        </w:numPr>
+        <w:rPr>
+          <w:b/>
+          <w:bCs/>
+        </w:rPr>
+      </w:pPr>
+      <w:r>
+        <w:rPr>
+          <w:b/>
+          <w:bCs/>
+        </w:rPr>
+        <w:t>Какие есть способы перебора элементов списка</w:t>
+      </w:r>
+      <w:r>
+        <w:rPr>
+          <w:b/>
+          <w:bCs/>
+        </w:rPr>
+        <w:t>?</w:t>
+      </w:r>
+    </w:p>
+    <w:p>
+      <w:pPr>
+        <w:pStyle w:val="a"/>
+        <w:numPr>
+          <w:ilvl w:val="0"/>
+          <w:numId w:val="35"/>
+        </w:numPr>
+        <w:rPr>
+          <w:lang w:val="en-US"/>
+        </w:rPr>
+      </w:pPr>
+      <w:r>
+        <w:t>Цикл</w:t>
+      </w:r>
+      <w:r>
+        <w:rPr>
+          <w:lang w:val="en-US"/>
+        </w:rPr>
+        <w:t xml:space="preserve"> for </w:t>
+      </w:r>
+      <w:r>
+        <w:t>по</w:t>
+      </w:r>
+      <w:r>
+        <w:rPr>
+          <w:lang w:val="en-US"/>
+        </w:rPr>
+        <w:t xml:space="preserve"> </w:t>
+      </w:r>
+      <w:r>
+        <w:t>элементам</w:t>
+      </w:r>
+      <w:r>
+        <w:rPr>
+          <w:lang w:val="en-US"/>
+        </w:rPr>
+        <w:t xml:space="preserve">: for item in </w:t>
+      </w:r>
+      <w:proofErr w:type="spellStart"/>
+      <w:r>
+        <w:rPr>
+          <w:lang w:val="en-US"/>
+        </w:rPr>
+        <w:t>my_list</w:t>
+      </w:r>
+      <w:proofErr w:type="spellEnd"/>
+      <w:r>
+        <w:rPr>
+          <w:lang w:val="en-US"/>
+        </w:rPr>
+        <w:t>:</w:t>
+      </w:r>
+    </w:p>
+    <w:p>
+      <w:pPr>
+        <w:pStyle w:val="a"/>
+        <w:numPr>
+          <w:ilvl w:val="0"/>
+          <w:numId w:val="35"/>
+        </w:numPr>
+        <w:rPr>
+          <w:lang w:val="en-US"/>
+        </w:rPr>
+      </w:pPr>
+      <w:r>
+        <w:t>Цикл</w:t>
+      </w:r>
+      <w:r>
+        <w:rPr>
+          <w:lang w:val="en-US"/>
+        </w:rPr>
+        <w:t xml:space="preserve"> for </w:t>
+      </w:r>
+      <w:r>
+        <w:t>по</w:t>
+      </w:r>
+      <w:r>
+        <w:rPr>
+          <w:lang w:val="en-US"/>
+        </w:rPr>
+        <w:t xml:space="preserve"> </w:t>
+      </w:r>
+      <w:r>
+        <w:t>индексам</w:t>
+      </w:r>
+      <w:r>
+        <w:rPr>
+          <w:lang w:val="en-US"/>
+        </w:rPr>
+        <w:t xml:space="preserve">: for </w:t>
+      </w:r>
+      <w:proofErr w:type="spellStart"/>
+      <w:r>
+        <w:rPr>
+          <w:lang w:val="en-US"/>
+        </w:rPr>
+        <w:t>i</w:t>
+      </w:r>
+      <w:proofErr w:type="spellEnd"/>
+      <w:r>
+        <w:rPr>
+          <w:lang w:val="en-US"/>
+        </w:rPr>
+        <w:t xml:space="preserve"> in range(</w:t>
+      </w:r>
+      <w:proofErr w:type="spellStart"/>
+      <w:r>
+        <w:rPr>
+          <w:lang w:val="en-US"/>
+        </w:rPr>
+        <w:t>len</w:t>
+      </w:r>
+      <w:proofErr w:type="spellEnd"/>
+      <w:r>
+        <w:rPr>
+          <w:lang w:val="en-US"/>
+        </w:rPr>
+        <w:t>(</w:t>
+      </w:r>
+      <w:proofErr w:type="spellStart"/>
+      <w:r>
+        <w:rPr>
+          <w:lang w:val="en-US"/>
+        </w:rPr>
+        <w:t>my_list</w:t>
+      </w:r>
+      <w:proofErr w:type="spellEnd"/>
+      <w:r>
+        <w:rPr>
+          <w:lang w:val="en-US"/>
+        </w:rPr>
+        <w:t>)):</w:t>
+      </w:r>
+    </w:p>
+    <w:p>
+      <w:pPr>
+        <w:pStyle w:val="a"/>
+        <w:numPr>
+          <w:ilvl w:val="0"/>
+          <w:numId w:val="35"/>
+        </w:numPr>
+      </w:pPr>
+      <w:r>
+        <w:lastRenderedPageBreak/>
+        <w:t xml:space="preserve">Цикл </w:t>
+      </w:r>
+      <w:proofErr w:type="spellStart"/>
+      <w:r>
+        <w:rPr>
+          <w:b/>
+          <w:bCs/>
+        </w:rPr>
+        <w:t>while</w:t>
+      </w:r>
+      <w:proofErr w:type="spellEnd"/>
+      <w:r>
+        <w:rPr>
+          <w:b/>
+          <w:bCs/>
+        </w:rPr>
+        <w:t>()</w:t>
+      </w:r>
+      <w:r>
+        <w:t xml:space="preserve"> с индексом.</w:t>
+      </w:r>
+    </w:p>
+    <w:p>
+      <w:pPr>
+        <w:pStyle w:val="a"/>
+        <w:numPr>
+          <w:ilvl w:val="0"/>
+          <w:numId w:val="35"/>
+        </w:numPr>
+      </w:pPr>
+      <w:r>
+        <w:t xml:space="preserve">Использование </w:t>
+      </w:r>
+      <w:proofErr w:type="spellStart"/>
+      <w:r>
+        <w:rPr>
+          <w:b/>
+          <w:bCs/>
+        </w:rPr>
+        <w:t>enumerate</w:t>
+      </w:r>
+      <w:proofErr w:type="spellEnd"/>
+      <w:r>
+        <w:rPr>
+          <w:b/>
+          <w:bCs/>
+        </w:rPr>
+        <w:t>()</w:t>
+      </w:r>
+      <w:r>
+        <w:t xml:space="preserve"> для получения индекса и значения одновременно.</w:t>
+      </w:r>
+    </w:p>
+    <w:p>
+      <w:pPr>
+        <w:pStyle w:val="a"/>
+        <w:numPr>
+          <w:ilvl w:val="0"/>
+          <w:numId w:val="31"/>
+        </w:numPr>
+        <w:rPr>
+          <w:b/>
+          <w:bCs/>
+        </w:rPr>
+      </w:pPr>
+      <w:r>
+        <w:rPr>
+          <w:b/>
+          <w:bCs/>
+        </w:rPr>
+        <w:t>Как отсортировать список</w:t>
+      </w:r>
+      <w:r>
+        <w:rPr>
+          <w:b/>
+          <w:bCs/>
+        </w:rPr>
+        <w:t>?</w:t>
+      </w:r>
+    </w:p>
+    <w:p>
+      <w:pPr>
+        <w:pStyle w:val="a"/>
+        <w:numPr>
+          <w:ilvl w:val="0"/>
+          <w:numId w:val="36"/>
+        </w:numPr>
+      </w:pPr>
+      <w:proofErr w:type="spellStart"/>
+      <w:r>
+        <w:t>my_list.sort</w:t>
+      </w:r>
+      <w:proofErr w:type="spellEnd"/>
+      <w:r>
+        <w:t>() — сортирует сам список.</w:t>
+      </w:r>
+    </w:p>
+    <w:p>
+      <w:pPr>
+        <w:pStyle w:val="a"/>
+        <w:numPr>
+          <w:ilvl w:val="0"/>
+          <w:numId w:val="36"/>
+        </w:numPr>
+      </w:pPr>
+      <w:proofErr w:type="spellStart"/>
+      <w:r>
+        <w:t>sorted</w:t>
+      </w:r>
+      <w:proofErr w:type="spellEnd"/>
+      <w:r>
+        <w:t>(</w:t>
+      </w:r>
+      <w:proofErr w:type="spellStart"/>
+      <w:r>
+        <w:t>my_list</w:t>
+      </w:r>
+      <w:proofErr w:type="spellEnd"/>
+      <w:r>
+        <w:t>) — возвращает отсортированную копию списка, не меняя исходный.</w:t>
+      </w:r>
+    </w:p>
+    <w:p>
+      <w:pPr>
+        <w:pStyle w:val="a"/>
+        <w:numPr>
+          <w:ilvl w:val="0"/>
+          <w:numId w:val="31"/>
+        </w:numPr>
+        <w:rPr>
+          <w:b/>
+          <w:bCs/>
+        </w:rPr>
+      </w:pPr>
+      <w:r>
+        <w:rPr>
+          <w:b/>
+          <w:bCs/>
+        </w:rPr>
+        <w:t>Что такое метод? Как его использовать (синтаксис)</w:t>
+      </w:r>
+      <w:r>
+        <w:rPr>
+          <w:b/>
+          <w:bCs/>
+        </w:rPr>
+        <w:t>?</w:t>
+      </w:r>
+    </w:p>
+    <w:p>
+      <w:pPr>
+        <w:pStyle w:val="a"/>
+        <w:numPr>
+          <w:ilvl w:val="0"/>
+          <w:numId w:val="0"/>
+        </w:numPr>
+        <w:ind w:left="1440"/>
+      </w:pPr>
+      <w:r>
+        <w:rPr>
+          <w:b/>
+          <w:bCs/>
+          <w:i/>
+          <w:iCs/>
+        </w:rPr>
+        <w:t>Метод</w:t>
+      </w:r>
+      <w:r>
+        <w:t xml:space="preserve"> — это функция, привязанная к объекту. </w:t>
+      </w:r>
+    </w:p>
+    <w:p>
+      <w:pPr>
+        <w:pStyle w:val="a"/>
+        <w:numPr>
+          <w:ilvl w:val="0"/>
+          <w:numId w:val="0"/>
+        </w:numPr>
+        <w:ind w:left="1440"/>
+        <w:jc w:val="left"/>
+      </w:pPr>
+      <w:r>
+        <w:t xml:space="preserve">Синтаксис: </w:t>
+      </w:r>
+      <w:proofErr w:type="spellStart"/>
+      <w:r>
+        <w:t>объект.метод</w:t>
+      </w:r>
+      <w:proofErr w:type="spellEnd"/>
+      <w:r>
+        <w:t>(аргументы).</w:t>
+      </w:r>
+      <w:r>
+        <w:br/>
+        <w:t xml:space="preserve">Пример: </w:t>
+      </w:r>
+      <w:proofErr w:type="spellStart"/>
+      <w:r>
+        <w:t>my_list.append</w:t>
+      </w:r>
+      <w:proofErr w:type="spellEnd"/>
+      <w:r>
+        <w:t xml:space="preserve">(5) — вызов метода </w:t>
+      </w:r>
+      <w:proofErr w:type="spellStart"/>
+      <w:r>
+        <w:rPr>
+          <w:b/>
+          <w:bCs/>
+        </w:rPr>
+        <w:t>append</w:t>
+      </w:r>
+      <w:proofErr w:type="spellEnd"/>
+      <w:r>
+        <w:t xml:space="preserve"> с аргументом </w:t>
+      </w:r>
+      <w:r>
+        <w:rPr>
+          <w:b/>
+          <w:bCs/>
+        </w:rPr>
+        <w:t>5</w:t>
+      </w:r>
+      <w:r>
+        <w:t xml:space="preserve"> у объекта </w:t>
+      </w:r>
+      <w:proofErr w:type="spellStart"/>
+      <w:r>
+        <w:rPr>
+          <w:b/>
+          <w:bCs/>
+        </w:rPr>
+        <w:t>my_list</w:t>
+      </w:r>
+      <w:proofErr w:type="spellEnd"/>
       <w:r>
         <w:t>.</w:t>
+      </w:r>
+    </w:p>
+    <w:p>
+      <w:pPr>
+        <w:pStyle w:val="a"/>
+        <w:numPr>
+          <w:ilvl w:val="0"/>
+          <w:numId w:val="31"/>
+        </w:numPr>
+        <w:rPr>
+          <w:b/>
+          <w:bCs/>
+        </w:rPr>
+      </w:pPr>
+      <w:r>
+        <w:rPr>
+          <w:b/>
+          <w:bCs/>
+        </w:rPr>
+        <w:t>Как узнать, входит ли элемент в список</w:t>
+      </w:r>
+      <w:r>
+        <w:rPr>
+          <w:b/>
+          <w:bCs/>
+        </w:rPr>
+        <w:t>?</w:t>
+      </w:r>
+    </w:p>
+    <w:p>
+      <w:pPr>
+        <w:pStyle w:val="a"/>
+        <w:numPr>
+          <w:ilvl w:val="0"/>
+          <w:numId w:val="0"/>
+        </w:numPr>
+        <w:ind w:left="1440"/>
+        <w:rPr>
+          <w:lang w:val="en-US"/>
+        </w:rPr>
+      </w:pPr>
+      <w:r>
+        <w:t>Оператором</w:t>
+      </w:r>
+      <w:r>
+        <w:rPr>
+          <w:lang w:val="en-US"/>
+        </w:rPr>
+        <w:t xml:space="preserve"> </w:t>
+      </w:r>
+      <w:r>
+        <w:rPr>
+          <w:b/>
+          <w:bCs/>
+          <w:lang w:val="en-US"/>
+        </w:rPr>
+        <w:t>in</w:t>
+      </w:r>
+      <w:r>
+        <w:rPr>
+          <w:lang w:val="en-US"/>
+        </w:rPr>
+        <w:t xml:space="preserve">: if element in </w:t>
+      </w:r>
+      <w:proofErr w:type="spellStart"/>
+      <w:r>
+        <w:rPr>
+          <w:lang w:val="en-US"/>
+        </w:rPr>
+        <w:t>my_list</w:t>
+      </w:r>
+      <w:proofErr w:type="spellEnd"/>
+      <w:r>
+        <w:rPr>
+          <w:lang w:val="en-US"/>
+        </w:rPr>
+        <w:t>:</w:t>
+      </w:r>
+    </w:p>
+    <w:p>
+      <w:pPr>
+        <w:pStyle w:val="a"/>
+        <w:numPr>
+          <w:ilvl w:val="0"/>
+          <w:numId w:val="31"/>
+        </w:numPr>
+        <w:rPr>
+          <w:b/>
+          <w:bCs/>
+        </w:rPr>
+      </w:pPr>
+      <w:r>
+        <w:rPr>
+          <w:b/>
+          <w:bCs/>
+        </w:rPr>
+        <w:t>Какие основные методы списков</w:t>
+      </w:r>
+      <w:r>
+        <w:rPr>
+          <w:b/>
+          <w:bCs/>
+        </w:rPr>
+        <w:t>?</w:t>
+      </w:r>
+    </w:p>
+    <w:p>
+      <w:pPr>
+        <w:pStyle w:val="a"/>
+        <w:numPr>
+          <w:ilvl w:val="0"/>
+          <w:numId w:val="37"/>
+        </w:numPr>
+      </w:pPr>
+      <w:proofErr w:type="spellStart"/>
+      <w:r>
+        <w:rPr>
+          <w:b/>
+          <w:bCs/>
+        </w:rPr>
+        <w:t>append</w:t>
+      </w:r>
+      <w:proofErr w:type="spellEnd"/>
+      <w:r>
+        <w:rPr>
+          <w:b/>
+          <w:bCs/>
+        </w:rPr>
+        <w:t xml:space="preserve">(), </w:t>
+      </w:r>
+      <w:proofErr w:type="spellStart"/>
+      <w:r>
+        <w:rPr>
+          <w:b/>
+          <w:bCs/>
+        </w:rPr>
+        <w:t>extend</w:t>
+      </w:r>
+      <w:proofErr w:type="spellEnd"/>
+      <w:r>
+        <w:rPr>
+          <w:b/>
+          <w:bCs/>
+        </w:rPr>
+        <w:t xml:space="preserve">(), </w:t>
+      </w:r>
+      <w:proofErr w:type="spellStart"/>
+      <w:r>
+        <w:rPr>
+          <w:b/>
+          <w:bCs/>
+        </w:rPr>
+        <w:t>insert</w:t>
+      </w:r>
+      <w:proofErr w:type="spellEnd"/>
+      <w:r>
+        <w:rPr>
+          <w:b/>
+          <w:bCs/>
+        </w:rPr>
+        <w:t>()</w:t>
+      </w:r>
+      <w:r>
+        <w:t xml:space="preserve"> – добавление.</w:t>
+      </w:r>
+    </w:p>
+    <w:p>
+      <w:pPr>
+        <w:pStyle w:val="a"/>
+        <w:numPr>
+          <w:ilvl w:val="0"/>
+          <w:numId w:val="37"/>
+        </w:numPr>
+      </w:pPr>
+      <w:proofErr w:type="spellStart"/>
+      <w:r>
+        <w:rPr>
+          <w:b/>
+          <w:bCs/>
+        </w:rPr>
+        <w:t>remove</w:t>
+      </w:r>
+      <w:proofErr w:type="spellEnd"/>
+      <w:r>
+        <w:rPr>
+          <w:b/>
+          <w:bCs/>
+        </w:rPr>
+        <w:t xml:space="preserve">(), </w:t>
+      </w:r>
+      <w:proofErr w:type="spellStart"/>
+      <w:r>
+        <w:rPr>
+          <w:b/>
+          <w:bCs/>
+        </w:rPr>
+        <w:t>pop</w:t>
+      </w:r>
+      <w:proofErr w:type="spellEnd"/>
+      <w:r>
+        <w:rPr>
+          <w:b/>
+          <w:bCs/>
+        </w:rPr>
+        <w:t xml:space="preserve">(), </w:t>
+      </w:r>
+      <w:proofErr w:type="spellStart"/>
+      <w:r>
+        <w:rPr>
+          <w:b/>
+          <w:bCs/>
+        </w:rPr>
+        <w:t>clear</w:t>
+      </w:r>
+      <w:proofErr w:type="spellEnd"/>
+      <w:r>
+        <w:rPr>
+          <w:b/>
+          <w:bCs/>
+        </w:rPr>
+        <w:t>()</w:t>
+      </w:r>
+      <w:r>
+        <w:t xml:space="preserve"> – удаление.</w:t>
+      </w:r>
+    </w:p>
+    <w:p>
+      <w:pPr>
+        <w:pStyle w:val="a"/>
+        <w:numPr>
+          <w:ilvl w:val="0"/>
+          <w:numId w:val="37"/>
+        </w:numPr>
+      </w:pPr>
+      <w:proofErr w:type="spellStart"/>
+      <w:r>
+        <w:rPr>
+          <w:b/>
+          <w:bCs/>
+        </w:rPr>
+        <w:t>index</w:t>
+      </w:r>
+      <w:proofErr w:type="spellEnd"/>
+      <w:r>
+        <w:rPr>
+          <w:b/>
+          <w:bCs/>
+        </w:rPr>
+        <w:t xml:space="preserve">(), </w:t>
+      </w:r>
+      <w:proofErr w:type="spellStart"/>
+      <w:r>
+        <w:rPr>
+          <w:b/>
+          <w:bCs/>
+        </w:rPr>
+        <w:t>count</w:t>
+      </w:r>
+      <w:proofErr w:type="spellEnd"/>
+      <w:r>
+        <w:rPr>
+          <w:b/>
+          <w:bCs/>
+        </w:rPr>
+        <w:t>()</w:t>
+      </w:r>
+      <w:r>
+        <w:t xml:space="preserve"> – поиск.</w:t>
+      </w:r>
+    </w:p>
+    <w:p>
+      <w:pPr>
+        <w:pStyle w:val="a"/>
+        <w:numPr>
+          <w:ilvl w:val="0"/>
+          <w:numId w:val="37"/>
+        </w:numPr>
+      </w:pPr>
+      <w:proofErr w:type="spellStart"/>
+      <w:r>
+        <w:rPr>
+          <w:b/>
+          <w:bCs/>
+        </w:rPr>
+        <w:t>sort</w:t>
+      </w:r>
+      <w:proofErr w:type="spellEnd"/>
+      <w:r>
+        <w:rPr>
+          <w:b/>
+          <w:bCs/>
+        </w:rPr>
+        <w:t xml:space="preserve">(), </w:t>
+      </w:r>
+      <w:proofErr w:type="spellStart"/>
+      <w:r>
+        <w:rPr>
+          <w:b/>
+          <w:bCs/>
+        </w:rPr>
+        <w:t>reverse</w:t>
+      </w:r>
+      <w:proofErr w:type="spellEnd"/>
+      <w:r>
+        <w:rPr>
+          <w:b/>
+          <w:bCs/>
+        </w:rPr>
+        <w:t xml:space="preserve">() </w:t>
+      </w:r>
+      <w:r>
+        <w:t>– сортировка и разворот списка.</w:t>
+      </w:r>
+    </w:p>
+    <w:p>
+      <w:pPr>
+        <w:pStyle w:val="a"/>
+        <w:numPr>
+          <w:ilvl w:val="0"/>
+          <w:numId w:val="37"/>
+        </w:numPr>
+        <w:rPr>
+          <w:lang w:val="en-US"/>
+        </w:rPr>
+      </w:pPr>
+      <w:proofErr w:type="spellStart"/>
+      <w:r>
+        <w:rPr>
+          <w:b/>
+          <w:bCs/>
+        </w:rPr>
+        <w:t>copy</w:t>
+      </w:r>
+      <w:proofErr w:type="spellEnd"/>
+      <w:r>
+        <w:rPr>
+          <w:b/>
+          <w:bCs/>
+        </w:rPr>
+        <w:t>()</w:t>
+      </w:r>
+      <w:r>
+        <w:t xml:space="preserve"> – копирование.</w:t>
+      </w:r>
+    </w:p>
+    <w:p>
+      <w:pPr>
+        <w:pStyle w:val="a"/>
+        <w:numPr>
+          <w:ilvl w:val="0"/>
+          <w:numId w:val="31"/>
+        </w:numPr>
+        <w:rPr>
+          <w:b/>
+          <w:bCs/>
+        </w:rPr>
+      </w:pPr>
+      <w:r>
+        <w:rPr>
+          <w:b/>
+          <w:bCs/>
+        </w:rPr>
+        <w:t>Что такое списковое включение? Как его использовать?</w:t>
+      </w:r>
+    </w:p>
+    <w:p>
+      <w:pPr>
+        <w:pStyle w:val="a"/>
+        <w:numPr>
+          <w:ilvl w:val="0"/>
+          <w:numId w:val="0"/>
+        </w:numPr>
+        <w:ind w:left="1440"/>
+      </w:pPr>
+      <w:r>
+        <w:rPr>
+          <w:b/>
+          <w:bCs/>
+          <w:i/>
+          <w:iCs/>
+        </w:rPr>
+        <w:t>Списковое включение</w:t>
+      </w:r>
+      <w:r>
+        <w:t xml:space="preserve"> — компактный способ создания списка.</w:t>
+      </w:r>
+      <w:r>
+        <w:br/>
+        <w:t xml:space="preserve">Синтаксис: [выражение </w:t>
+      </w:r>
+      <w:proofErr w:type="spellStart"/>
+      <w:r>
+        <w:t>for</w:t>
+      </w:r>
+      <w:proofErr w:type="spellEnd"/>
+      <w:r>
+        <w:t xml:space="preserve"> элемент </w:t>
+      </w:r>
+      <w:proofErr w:type="spellStart"/>
+      <w:r>
+        <w:t>in</w:t>
+      </w:r>
+      <w:proofErr w:type="spellEnd"/>
+      <w:r>
+        <w:t xml:space="preserve"> </w:t>
+      </w:r>
+      <w:proofErr w:type="spellStart"/>
+      <w:r>
+        <w:t>итерируемый_объект</w:t>
+      </w:r>
+      <w:proofErr w:type="spellEnd"/>
+      <w:r>
+        <w:t xml:space="preserve"> </w:t>
+      </w:r>
+      <w:proofErr w:type="spellStart"/>
+      <w:r>
+        <w:t>if</w:t>
+      </w:r>
+      <w:proofErr w:type="spellEnd"/>
+      <w:r>
+        <w:t xml:space="preserve"> условие].</w:t>
+      </w:r>
+      <w:r>
+        <w:br/>
+        <w:t xml:space="preserve">Пример: </w:t>
+      </w:r>
+      <w:proofErr w:type="spellStart"/>
+      <w:r>
+        <w:t>squares</w:t>
+      </w:r>
+      <w:proofErr w:type="spellEnd"/>
+      <w:r>
+        <w:t xml:space="preserve"> = [x**2 </w:t>
+      </w:r>
+      <w:proofErr w:type="spellStart"/>
+      <w:r>
+        <w:t>for</w:t>
+      </w:r>
+      <w:proofErr w:type="spellEnd"/>
+      <w:r>
+        <w:t xml:space="preserve"> x </w:t>
+      </w:r>
+      <w:proofErr w:type="spellStart"/>
+      <w:r>
+        <w:t>in</w:t>
+      </w:r>
+      <w:proofErr w:type="spellEnd"/>
+      <w:r>
+        <w:t xml:space="preserve"> </w:t>
+      </w:r>
+      <w:proofErr w:type="spellStart"/>
+      <w:r>
+        <w:t>range</w:t>
+      </w:r>
+      <w:proofErr w:type="spellEnd"/>
+      <w:r>
+        <w:t>(5)] → [0, 1, 4, 9, 16].</w:t>
+      </w:r>
+    </w:p>
+    <w:p>
+      <w:pPr>
+        <w:pStyle w:val="a"/>
+        <w:numPr>
+          <w:ilvl w:val="0"/>
+          <w:numId w:val="31"/>
+        </w:numPr>
+        <w:rPr>
+          <w:b/>
+          <w:bCs/>
+        </w:rPr>
+      </w:pPr>
+      <w:r>
+        <w:rPr>
+          <w:b/>
+          <w:bCs/>
+        </w:rPr>
+        <w:t>Что такое многомерный список? В чём особенности работы с ним</w:t>
+      </w:r>
+      <w:r>
+        <w:rPr>
+          <w:b/>
+          <w:bCs/>
+        </w:rPr>
+        <w:t>?</w:t>
+      </w:r>
+    </w:p>
+    <w:p>
+      <w:pPr>
+        <w:pStyle w:val="a"/>
+        <w:numPr>
+          <w:ilvl w:val="0"/>
+          <w:numId w:val="0"/>
+        </w:numPr>
+        <w:ind w:left="1440"/>
+      </w:pPr>
+      <w:r>
+        <w:rPr>
+          <w:b/>
+          <w:bCs/>
+          <w:i/>
+          <w:iCs/>
+        </w:rPr>
+        <w:t>Многомерный список</w:t>
+      </w:r>
+      <w:r>
+        <w:t xml:space="preserve"> — это список, элементами которого являются другие списки (например, матрица). Обращение к элементу: </w:t>
+      </w:r>
+      <w:proofErr w:type="spellStart"/>
+      <w:r>
+        <w:t>matrix</w:t>
+      </w:r>
+      <w:proofErr w:type="spellEnd"/>
+      <w:r>
+        <w:t>[</w:t>
+      </w:r>
+      <w:proofErr w:type="spellStart"/>
+      <w:r>
+        <w:t>row</w:t>
+      </w:r>
+      <w:proofErr w:type="spellEnd"/>
+      <w:r>
+        <w:t>][</w:t>
+      </w:r>
+      <w:proofErr w:type="spellStart"/>
+      <w:r>
+        <w:t>col</w:t>
+      </w:r>
+      <w:proofErr w:type="spellEnd"/>
+      <w:r>
+        <w:t>]. Особенность — нужно аккуратно обращаться с индексами, чтобы не выйти за границы.</w:t>
+      </w:r>
+    </w:p>
+    <w:p>
+      <w:pPr>
+        <w:pStyle w:val="a"/>
+        <w:numPr>
+          <w:ilvl w:val="0"/>
+          <w:numId w:val="31"/>
+        </w:numPr>
+        <w:rPr>
+          <w:b/>
+          <w:bCs/>
+        </w:rPr>
+      </w:pPr>
+      <w:r>
+        <w:rPr>
+          <w:b/>
+          <w:bCs/>
+        </w:rPr>
+        <w:t>Способы копирования списков и различия в них</w:t>
+      </w:r>
+      <w:r>
+        <w:rPr>
+          <w:b/>
+          <w:bCs/>
+        </w:rPr>
+        <w:t>.</w:t>
+      </w:r>
+    </w:p>
+    <w:p>
+      <w:pPr>
+        <w:pStyle w:val="a"/>
+        <w:numPr>
+          <w:ilvl w:val="0"/>
+          <w:numId w:val="38"/>
+        </w:numPr>
+      </w:pPr>
+      <w:r>
+        <w:rPr>
+          <w:b/>
+          <w:bCs/>
+          <w:i/>
+          <w:iCs/>
+        </w:rPr>
+        <w:t>Поверхностное копирование</w:t>
+      </w:r>
+      <w:r>
+        <w:t xml:space="preserve">: </w:t>
+      </w:r>
+      <w:proofErr w:type="spellStart"/>
+      <w:r>
+        <w:t>copy</w:t>
+      </w:r>
+      <w:proofErr w:type="spellEnd"/>
+      <w:r>
+        <w:t>() или [:] — создаёт новый список, но ссылки на вложенные объекты остаются теми же.</w:t>
+      </w:r>
+    </w:p>
+    <w:p>
+      <w:pPr>
+        <w:pStyle w:val="a"/>
+        <w:numPr>
+          <w:ilvl w:val="0"/>
+          <w:numId w:val="38"/>
+        </w:numPr>
+      </w:pPr>
+      <w:r>
+        <w:rPr>
+          <w:b/>
+          <w:bCs/>
+          <w:i/>
+          <w:iCs/>
+        </w:rPr>
+        <w:t>Глубокое копирование</w:t>
+      </w:r>
+      <w:r>
+        <w:t xml:space="preserve">: </w:t>
+      </w:r>
+      <w:proofErr w:type="spellStart"/>
+      <w:r>
+        <w:t>copy.deepcopy</w:t>
+      </w:r>
+      <w:proofErr w:type="spellEnd"/>
+      <w:r>
+        <w:t>() — создаёт полную копию со всеми вложенными объектами.</w:t>
+      </w:r>
+    </w:p>
+    <w:p>
+      <w:pPr>
+        <w:pStyle w:val="a"/>
+        <w:numPr>
+          <w:ilvl w:val="0"/>
+          <w:numId w:val="31"/>
+        </w:numPr>
+        <w:rPr>
+          <w:b/>
+          <w:bCs/>
+        </w:rPr>
+      </w:pPr>
+      <w:r>
+        <w:rPr>
+          <w:b/>
+          <w:bCs/>
+        </w:rPr>
+        <w:t>Напишите фрагменты программ для решения следующих задач</w:t>
+      </w:r>
+      <w:r>
+        <w:rPr>
+          <w:b/>
+          <w:bCs/>
+        </w:rPr>
+        <w:t>:</w:t>
+      </w:r>
+    </w:p>
+    <w:p>
+      <w:pPr>
+        <w:pStyle w:val="a"/>
+        <w:numPr>
+          <w:ilvl w:val="0"/>
+          <w:numId w:val="0"/>
+        </w:numPr>
+        <w:ind w:left="1440"/>
+      </w:pPr>
+      <w:r>
+        <w:t>a) Вычисление суммы положительных элементов:</w:t>
+      </w:r>
+    </w:p>
+    <w:p>
+      <w:pPr>
+        <w:pStyle w:val="a"/>
+        <w:numPr>
+          <w:ilvl w:val="0"/>
+          <w:numId w:val="0"/>
+        </w:numPr>
+        <w:ind w:left="1440"/>
+        <w:rPr>
+          <w:lang w:val="en-US"/>
+        </w:rPr>
+      </w:pPr>
+      <w:r>
+        <w:tab/>
+      </w:r>
+      <w:proofErr w:type="spellStart"/>
+      <w:r>
+        <w:rPr>
+          <w:lang w:val="en-US"/>
+        </w:rPr>
+        <w:t>positive_sum</w:t>
+      </w:r>
+      <w:proofErr w:type="spellEnd"/>
+      <w:r>
+        <w:rPr>
+          <w:lang w:val="en-US"/>
+        </w:rPr>
+        <w:t xml:space="preserve"> = sum(x for x in </w:t>
+      </w:r>
+      <w:proofErr w:type="spellStart"/>
+      <w:r>
+        <w:rPr>
+          <w:lang w:val="en-US"/>
+        </w:rPr>
+        <w:t>my_list</w:t>
+      </w:r>
+      <w:proofErr w:type="spellEnd"/>
+      <w:r>
+        <w:rPr>
+          <w:lang w:val="en-US"/>
+        </w:rPr>
+        <w:t xml:space="preserve"> if x &gt; 0)</w:t>
+      </w:r>
+    </w:p>
+    <w:p>
+      <w:pPr>
+        <w:pStyle w:val="a"/>
+        <w:numPr>
+          <w:ilvl w:val="0"/>
+          <w:numId w:val="0"/>
+        </w:numPr>
+        <w:ind w:left="1440"/>
+      </w:pPr>
+      <w:r>
+        <w:t>b) Поиск первого максимального элемента и его индекса:</w:t>
+      </w:r>
+    </w:p>
+    <w:p>
+      <w:pPr>
+        <w:pStyle w:val="a"/>
+        <w:numPr>
+          <w:ilvl w:val="0"/>
+          <w:numId w:val="0"/>
+        </w:numPr>
+        <w:ind w:left="1440"/>
+        <w:rPr>
+          <w:lang w:val="en-US"/>
+        </w:rPr>
+      </w:pPr>
+      <w:r>
+        <w:tab/>
+      </w:r>
+      <w:proofErr w:type="spellStart"/>
+      <w:r>
+        <w:rPr>
+          <w:lang w:val="en-US"/>
+        </w:rPr>
+        <w:t>max_val</w:t>
+      </w:r>
+      <w:proofErr w:type="spellEnd"/>
+      <w:r>
+        <w:rPr>
+          <w:lang w:val="en-US"/>
+        </w:rPr>
+        <w:t xml:space="preserve"> = max(</w:t>
+      </w:r>
+      <w:proofErr w:type="spellStart"/>
+      <w:r>
+        <w:rPr>
+          <w:lang w:val="en-US"/>
+        </w:rPr>
+        <w:t>my_list</w:t>
+      </w:r>
+      <w:proofErr w:type="spellEnd"/>
+      <w:r>
+        <w:rPr>
+          <w:lang w:val="en-US"/>
+        </w:rPr>
+        <w:t>)</w:t>
+      </w:r>
+    </w:p>
+    <w:p>
+      <w:pPr>
+        <w:pStyle w:val="a"/>
+        <w:numPr>
+          <w:ilvl w:val="0"/>
+          <w:numId w:val="0"/>
+        </w:numPr>
+        <w:ind w:left="1440"/>
+        <w:rPr>
+          <w:lang w:val="en-US"/>
+        </w:rPr>
+      </w:pPr>
+      <w:r>
+        <w:rPr>
+          <w:lang w:val="en-US"/>
+        </w:rPr>
+        <w:tab/>
+      </w:r>
+      <w:proofErr w:type="spellStart"/>
+      <w:r>
+        <w:rPr>
+          <w:lang w:val="en-US"/>
+        </w:rPr>
+        <w:t>max_index</w:t>
+      </w:r>
+      <w:proofErr w:type="spellEnd"/>
+      <w:r>
+        <w:rPr>
+          <w:lang w:val="en-US"/>
+        </w:rPr>
+        <w:t xml:space="preserve"> = </w:t>
+      </w:r>
+      <w:proofErr w:type="spellStart"/>
+      <w:r>
+        <w:rPr>
+          <w:lang w:val="en-US"/>
+        </w:rPr>
+        <w:t>my_list.index</w:t>
+      </w:r>
+      <w:proofErr w:type="spellEnd"/>
+      <w:r>
+        <w:rPr>
+          <w:lang w:val="en-US"/>
+        </w:rPr>
+        <w:t>(</w:t>
+      </w:r>
+      <w:proofErr w:type="spellStart"/>
+      <w:r>
+        <w:rPr>
+          <w:lang w:val="en-US"/>
+        </w:rPr>
+        <w:t>max_val</w:t>
+      </w:r>
+      <w:proofErr w:type="spellEnd"/>
+      <w:r>
+        <w:rPr>
+          <w:lang w:val="en-US"/>
+        </w:rPr>
+        <w:t>)</w:t>
+      </w:r>
+    </w:p>
+    <w:p>
+      <w:pPr>
+        <w:pStyle w:val="a"/>
+        <w:numPr>
+          <w:ilvl w:val="0"/>
+          <w:numId w:val="0"/>
+        </w:numPr>
+        <w:ind w:left="1440"/>
+      </w:pPr>
+      <w:r>
+        <w:t>c) Поиск последнего минимального элемента и его индекса:</w:t>
+      </w:r>
+    </w:p>
+    <w:p>
+      <w:pPr>
+        <w:pStyle w:val="a"/>
+        <w:numPr>
+          <w:ilvl w:val="0"/>
+          <w:numId w:val="0"/>
+        </w:numPr>
+        <w:ind w:left="2124"/>
+        <w:rPr>
+          <w:lang w:val="en-US"/>
+        </w:rPr>
+      </w:pPr>
+      <w:proofErr w:type="spellStart"/>
+      <w:r>
+        <w:rPr>
+          <w:lang w:val="en-US"/>
+        </w:rPr>
+        <w:t>min_val</w:t>
+      </w:r>
+      <w:proofErr w:type="spellEnd"/>
+      <w:r>
+        <w:rPr>
+          <w:lang w:val="en-US"/>
+        </w:rPr>
+        <w:t xml:space="preserve"> = min(</w:t>
+      </w:r>
+      <w:proofErr w:type="spellStart"/>
+      <w:r>
+        <w:rPr>
+          <w:lang w:val="en-US"/>
+        </w:rPr>
+        <w:t>my_list</w:t>
+      </w:r>
+      <w:proofErr w:type="spellEnd"/>
+      <w:r>
+        <w:rPr>
+          <w:lang w:val="en-US"/>
+        </w:rPr>
+        <w:t>)</w:t>
+      </w:r>
+    </w:p>
+    <w:p>
+      <w:pPr>
+        <w:pStyle w:val="a"/>
+        <w:numPr>
+          <w:ilvl w:val="0"/>
+          <w:numId w:val="0"/>
+        </w:numPr>
+        <w:ind w:left="2124"/>
+        <w:rPr>
+          <w:lang w:val="en-US"/>
+        </w:rPr>
+      </w:pPr>
+      <w:proofErr w:type="spellStart"/>
+      <w:r>
+        <w:rPr>
+          <w:lang w:val="en-US"/>
+        </w:rPr>
+        <w:t>last_min_index</w:t>
+      </w:r>
+      <w:proofErr w:type="spellEnd"/>
+      <w:r>
+        <w:rPr>
+          <w:lang w:val="en-US"/>
+        </w:rPr>
+        <w:t xml:space="preserve"> = </w:t>
+      </w:r>
+      <w:proofErr w:type="spellStart"/>
+      <w:r>
+        <w:rPr>
+          <w:lang w:val="en-US"/>
+        </w:rPr>
+        <w:t>len</w:t>
+      </w:r>
+      <w:proofErr w:type="spellEnd"/>
+      <w:r>
+        <w:rPr>
+          <w:lang w:val="en-US"/>
+        </w:rPr>
+        <w:t>(</w:t>
+      </w:r>
+      <w:proofErr w:type="spellStart"/>
+      <w:r>
+        <w:rPr>
+          <w:lang w:val="en-US"/>
+        </w:rPr>
+        <w:t>my_list</w:t>
+      </w:r>
+      <w:proofErr w:type="spellEnd"/>
+      <w:r>
+        <w:rPr>
+          <w:lang w:val="en-US"/>
+        </w:rPr>
+        <w:t xml:space="preserve">) - 1 - </w:t>
+      </w:r>
+      <w:proofErr w:type="spellStart"/>
+      <w:r>
+        <w:rPr>
+          <w:lang w:val="en-US"/>
+        </w:rPr>
+        <w:t>my_list</w:t>
+      </w:r>
+      <w:proofErr w:type="spellEnd"/>
+      <w:r>
+        <w:rPr>
+          <w:lang w:val="en-US"/>
+        </w:rPr>
+        <w:t>[::-1].index(</w:t>
+      </w:r>
+      <w:proofErr w:type="spellStart"/>
+      <w:r>
+        <w:rPr>
+          <w:lang w:val="en-US"/>
+        </w:rPr>
+        <w:t>min_val</w:t>
+      </w:r>
+      <w:proofErr w:type="spellEnd"/>
+      <w:r>
+        <w:rPr>
+          <w:lang w:val="en-US"/>
+        </w:rPr>
+        <w:t>)</w:t>
       </w:r>
     </w:p>
     <w:p>
@@ -2658,25 +3600,16 @@
     </w:p>
     <w:p>
       <w:r>
-        <w:t xml:space="preserve">Я повторил основы работы с классами в языке </w:t>
-      </w:r>
-      <w:r>
-        <w:rPr>
-          <w:lang w:val="en-US"/>
-        </w:rPr>
-        <w:t>C</w:t>
-      </w:r>
-      <w:r>
-        <w:t>++</w:t>
-      </w:r>
-      <w:r>
-        <w:t xml:space="preserve">, проверил навыки </w:t>
-      </w:r>
-      <w:r>
-        <w:t>использования языковых средств и способов динамического выделения памяти; организации форматного ввода и вывода</w:t>
-      </w:r>
-      <w:r>
-        <w:t>. Получил практические навыки разработки и отладки программ, использующих объекты класса и файловый ввод/вывод. Изучил различные реализации конструкторов и области их применения, а также аспекты перегрузки операций и работы с дружественными функциями.</w:t>
+        <w:t xml:space="preserve">Я освоил списки в языке </w:t>
+      </w:r>
+      <w:r>
+        <w:rPr>
+          <w:lang w:val="en-US"/>
+        </w:rPr>
+        <w:t>Python</w:t>
+      </w:r>
+      <w:r>
+        <w:t>, а также основные алгоритмы и языковые средства их обработки.</w:t>
       </w:r>
     </w:p>
     <w:sectPr>
@@ -2691,7 +3624,7 @@
 </file>
 
 <file path=word/endnotes.xml><?xml version="1.0" encoding="utf-8"?>
-<w:endnotes xmlns:wpc="http://schemas.microsoft.com/office/word/2010/wordprocessingCanvas" xmlns:mc="http://schemas.openxmlformats.org/markup-compatibility/2006" xmlns:o="urn:schemas-microsoft-com:office:office" xmlns:r="http://schemas.openxmlformats.org/officeDocument/2006/relationships" xmlns:m="http://schemas.openxmlformats.org/officeDocument/2006/math" xmlns:v="urn:schemas-microsoft-com:vml" xmlns:wp14="http://schemas.microsoft.com/office/word/2010/wordprocessingDrawing" xmlns:wp="http://schemas.openxmlformats.org/drawingml/2006/wordprocessingDrawing" xmlns:w10="urn:schemas-microsoft-com:office:word" xmlns:w="http://schemas.openxmlformats.org/wordprocessingml/2006/main" xmlns:w14="http://schemas.microsoft.com/office/word/2010/wordml" xmlns:w15="http://schemas.microsoft.com/office/word/2012/wordml" xmlns:wpg="http://schemas.microsoft.com/office/word/2010/wordprocessingGroup" xmlns:wpi="http://schemas.microsoft.com/office/word/2010/wordprocessingInk" xmlns:wne="http://schemas.microsoft.com/office/word/2006/wordml" xmlns:wps="http://schemas.microsoft.com/office/word/2010/wordprocessingShape" mc:Ignorable="w14 w15 wp14">
+<w:endnotes xmlns:wpc="http://schemas.microsoft.com/office/word/2010/wordprocessingCanvas" xmlns:cx="http://schemas.microsoft.com/office/drawing/2014/chartex" xmlns:cx1="http://schemas.microsoft.com/office/drawing/2015/9/8/chartex" xmlns:cx2="http://schemas.microsoft.com/office/drawing/2015/10/21/chartex" xmlns:cx3="http://schemas.microsoft.com/office/drawing/2016/5/9/chartex" xmlns:cx4="http://schemas.microsoft.com/office/drawing/2016/5/10/chartex" xmlns:cx5="http://schemas.microsoft.com/office/drawing/2016/5/11/chartex" xmlns:cx6="http://schemas.microsoft.com/office/drawing/2016/5/12/chartex" xmlns:cx7="http://schemas.microsoft.com/office/drawing/2016/5/13/chartex" xmlns:cx8="http://schemas.microsoft.com/office/drawing/2016/5/14/chartex" xmlns:mc="http://schemas.openxmlformats.org/markup-compatibility/2006" xmlns:aink="http://schemas.microsoft.com/office/drawing/2016/ink" xmlns:am3d="http://schemas.microsoft.com/office/drawing/2017/model3d" xmlns:o="urn:schemas-microsoft-com:office:office" xmlns:oel="http://schemas.microsoft.com/office/2019/extlst" xmlns:r="http://schemas.openxmlformats.org/officeDocument/2006/relationships" xmlns:m="http://schemas.openxmlformats.org/officeDocument/2006/math" xmlns:v="urn:schemas-microsoft-com:vml" xmlns:wp14="http://schemas.microsoft.com/office/word/2010/wordprocessingDrawing" xmlns:wp="http://schemas.openxmlformats.org/drawingml/2006/wordprocessingDrawing" xmlns:w10="urn:schemas-microsoft-com:office:word" xmlns:w="http://schemas.openxmlformats.org/wordprocessingml/2006/main" xmlns:w14="http://schemas.microsoft.com/office/word/2010/wordml" xmlns:w15="http://schemas.microsoft.com/office/word/2012/wordml" xmlns:w16cex="http://schemas.microsoft.com/office/word/2018/wordml/cex" xmlns:w16cid="http://schemas.microsoft.com/office/word/2016/wordml/cid" xmlns:w16="http://schemas.microsoft.com/office/word/2018/wordml" xmlns:w16du="http://schemas.microsoft.com/office/word/2023/wordml/word16du" xmlns:w16sdtdh="http://schemas.microsoft.com/office/word/2020/wordml/sdtdatahash" xmlns:w16sdtfl="http://schemas.microsoft.com/office/word/2024/wordml/sdtformatlock" xmlns:w16se="http://schemas.microsoft.com/office/word/2015/wordml/symex" xmlns:wpg="http://schemas.microsoft.com/office/word/2010/wordprocessingGroup" xmlns:wpi="http://schemas.microsoft.com/office/word/2010/wordprocessingInk" xmlns:wne="http://schemas.microsoft.com/office/word/2006/wordml" xmlns:wps="http://schemas.microsoft.com/office/word/2010/wordprocessingShape" mc:Ignorable="w14 w15 w16se w16cid w16 w16cex w16sdtdh w16sdtfl w16du wp14">
   <w:endnote w:type="separator" w:id="-1">
     <w:p>
       <w:r>
@@ -2710,7 +3643,7 @@
 </file>
 
 <file path=word/footer1.xml><?xml version="1.0" encoding="utf-8"?>
-<w:ftr xmlns:wpc="http://schemas.microsoft.com/office/word/2010/wordprocessingCanvas" xmlns:mc="http://schemas.openxmlformats.org/markup-compatibility/2006" xmlns:o="urn:schemas-microsoft-com:office:office" xmlns:r="http://schemas.openxmlformats.org/officeDocument/2006/relationships" xmlns:m="http://schemas.openxmlformats.org/officeDocument/2006/math" xmlns:v="urn:schemas-microsoft-com:vml" xmlns:wp14="http://schemas.microsoft.com/office/word/2010/wordprocessingDrawing" xmlns:wp="http://schemas.openxmlformats.org/drawingml/2006/wordprocessingDrawing" xmlns:w10="urn:schemas-microsoft-com:office:word" xmlns:w="http://schemas.openxmlformats.org/wordprocessingml/2006/main" xmlns:w14="http://schemas.microsoft.com/office/word/2010/wordml" xmlns:w15="http://schemas.microsoft.com/office/word/2012/wordml" xmlns:wpg="http://schemas.microsoft.com/office/word/2010/wordprocessingGroup" xmlns:wpi="http://schemas.microsoft.com/office/word/2010/wordprocessingInk" xmlns:wne="http://schemas.microsoft.com/office/word/2006/wordml" xmlns:wps="http://schemas.microsoft.com/office/word/2010/wordprocessingShape" mc:Ignorable="w14 w15 wp14">
+<w:ftr xmlns:wpc="http://schemas.microsoft.com/office/word/2010/wordprocessingCanvas" xmlns:cx="http://schemas.microsoft.com/office/drawing/2014/chartex" xmlns:cx1="http://schemas.microsoft.com/office/drawing/2015/9/8/chartex" xmlns:cx2="http://schemas.microsoft.com/office/drawing/2015/10/21/chartex" xmlns:cx3="http://schemas.microsoft.com/office/drawing/2016/5/9/chartex" xmlns:cx4="http://schemas.microsoft.com/office/drawing/2016/5/10/chartex" xmlns:cx5="http://schemas.microsoft.com/office/drawing/2016/5/11/chartex" xmlns:cx6="http://schemas.microsoft.com/office/drawing/2016/5/12/chartex" xmlns:cx7="http://schemas.microsoft.com/office/drawing/2016/5/13/chartex" xmlns:cx8="http://schemas.microsoft.com/office/drawing/2016/5/14/chartex" xmlns:mc="http://schemas.openxmlformats.org/markup-compatibility/2006" xmlns:aink="http://schemas.microsoft.com/office/drawing/2016/ink" xmlns:am3d="http://schemas.microsoft.com/office/drawing/2017/model3d" xmlns:o="urn:schemas-microsoft-com:office:office" xmlns:oel="http://schemas.microsoft.com/office/2019/extlst" xmlns:r="http://schemas.openxmlformats.org/officeDocument/2006/relationships" xmlns:m="http://schemas.openxmlformats.org/officeDocument/2006/math" xmlns:v="urn:schemas-microsoft-com:vml" xmlns:wp14="http://schemas.microsoft.com/office/word/2010/wordprocessingDrawing" xmlns:wp="http://schemas.openxmlformats.org/drawingml/2006/wordprocessingDrawing" xmlns:w10="urn:schemas-microsoft-com:office:word" xmlns:w="http://schemas.openxmlformats.org/wordprocessingml/2006/main" xmlns:w14="http://schemas.microsoft.com/office/word/2010/wordml" xmlns:w15="http://schemas.microsoft.com/office/word/2012/wordml" xmlns:w16cex="http://schemas.microsoft.com/office/word/2018/wordml/cex" xmlns:w16cid="http://schemas.microsoft.com/office/word/2016/wordml/cid" xmlns:w16="http://schemas.microsoft.com/office/word/2018/wordml" xmlns:w16du="http://schemas.microsoft.com/office/word/2023/wordml/word16du" xmlns:w16sdtdh="http://schemas.microsoft.com/office/word/2020/wordml/sdtdatahash" xmlns:w16sdtfl="http://schemas.microsoft.com/office/word/2024/wordml/sdtformatlock" xmlns:w16se="http://schemas.microsoft.com/office/word/2015/wordml/symex" xmlns:wpg="http://schemas.microsoft.com/office/word/2010/wordprocessingGroup" xmlns:wpi="http://schemas.microsoft.com/office/word/2010/wordprocessingInk" xmlns:wne="http://schemas.microsoft.com/office/word/2006/wordml" xmlns:wps="http://schemas.microsoft.com/office/word/2010/wordprocessingShape" mc:Ignorable="w14 w15 w16se w16cid w16 w16cex w16sdtdh w16sdtfl w16du wp14">
   <w:p>
     <w:pPr>
       <w:pStyle w:val="aff1"/>
@@ -2761,7 +3694,7 @@
 </file>
 
 <file path=word/footer2.xml><?xml version="1.0" encoding="utf-8"?>
-<w:ftr xmlns:wpc="http://schemas.microsoft.com/office/word/2010/wordprocessingCanvas" xmlns:mc="http://schemas.openxmlformats.org/markup-compatibility/2006" xmlns:o="urn:schemas-microsoft-com:office:office" xmlns:r="http://schemas.openxmlformats.org/officeDocument/2006/relationships" xmlns:m="http://schemas.openxmlformats.org/officeDocument/2006/math" xmlns:v="urn:schemas-microsoft-com:vml" xmlns:wp14="http://schemas.microsoft.com/office/word/2010/wordprocessingDrawing" xmlns:wp="http://schemas.openxmlformats.org/drawingml/2006/wordprocessingDrawing" xmlns:w10="urn:schemas-microsoft-com:office:word" xmlns:w="http://schemas.openxmlformats.org/wordprocessingml/2006/main" xmlns:w14="http://schemas.microsoft.com/office/word/2010/wordml" xmlns:w15="http://schemas.microsoft.com/office/word/2012/wordml" xmlns:wpg="http://schemas.microsoft.com/office/word/2010/wordprocessingGroup" xmlns:wpi="http://schemas.microsoft.com/office/word/2010/wordprocessingInk" xmlns:wne="http://schemas.microsoft.com/office/word/2006/wordml" xmlns:wps="http://schemas.microsoft.com/office/word/2010/wordprocessingShape" mc:Ignorable="w14 w15 wp14">
+<w:ftr xmlns:wpc="http://schemas.microsoft.com/office/word/2010/wordprocessingCanvas" xmlns:cx="http://schemas.microsoft.com/office/drawing/2014/chartex" xmlns:cx1="http://schemas.microsoft.com/office/drawing/2015/9/8/chartex" xmlns:cx2="http://schemas.microsoft.com/office/drawing/2015/10/21/chartex" xmlns:cx3="http://schemas.microsoft.com/office/drawing/2016/5/9/chartex" xmlns:cx4="http://schemas.microsoft.com/office/drawing/2016/5/10/chartex" xmlns:cx5="http://schemas.microsoft.com/office/drawing/2016/5/11/chartex" xmlns:cx6="http://schemas.microsoft.com/office/drawing/2016/5/12/chartex" xmlns:cx7="http://schemas.microsoft.com/office/drawing/2016/5/13/chartex" xmlns:cx8="http://schemas.microsoft.com/office/drawing/2016/5/14/chartex" xmlns:mc="http://schemas.openxmlformats.org/markup-compatibility/2006" xmlns:aink="http://schemas.microsoft.com/office/drawing/2016/ink" xmlns:am3d="http://schemas.microsoft.com/office/drawing/2017/model3d" xmlns:o="urn:schemas-microsoft-com:office:office" xmlns:oel="http://schemas.microsoft.com/office/2019/extlst" xmlns:r="http://schemas.openxmlformats.org/officeDocument/2006/relationships" xmlns:m="http://schemas.openxmlformats.org/officeDocument/2006/math" xmlns:v="urn:schemas-microsoft-com:vml" xmlns:wp14="http://schemas.microsoft.com/office/word/2010/wordprocessingDrawing" xmlns:wp="http://schemas.openxmlformats.org/drawingml/2006/wordprocessingDrawing" xmlns:w10="urn:schemas-microsoft-com:office:word" xmlns:w="http://schemas.openxmlformats.org/wordprocessingml/2006/main" xmlns:w14="http://schemas.microsoft.com/office/word/2010/wordml" xmlns:w15="http://schemas.microsoft.com/office/word/2012/wordml" xmlns:w16cex="http://schemas.microsoft.com/office/word/2018/wordml/cex" xmlns:w16cid="http://schemas.microsoft.com/office/word/2016/wordml/cid" xmlns:w16="http://schemas.microsoft.com/office/word/2018/wordml" xmlns:w16du="http://schemas.microsoft.com/office/word/2023/wordml/word16du" xmlns:w16sdtdh="http://schemas.microsoft.com/office/word/2020/wordml/sdtdatahash" xmlns:w16sdtfl="http://schemas.microsoft.com/office/word/2024/wordml/sdtformatlock" xmlns:w16se="http://schemas.microsoft.com/office/word/2015/wordml/symex" xmlns:wpg="http://schemas.microsoft.com/office/word/2010/wordprocessingGroup" xmlns:wpi="http://schemas.microsoft.com/office/word/2010/wordprocessingInk" xmlns:wne="http://schemas.microsoft.com/office/word/2006/wordml" xmlns:wps="http://schemas.microsoft.com/office/word/2010/wordprocessingShape" mc:Ignorable="w14 w15 w16se w16cid w16 w16cex w16sdtdh w16sdtfl w16du wp14">
   <w:p>
     <w:pPr>
       <w:pStyle w:val="aff1"/>
@@ -2790,7 +3723,7 @@
 </file>
 
 <file path=word/footnotes.xml><?xml version="1.0" encoding="utf-8"?>
-<w:footnotes xmlns:wpc="http://schemas.microsoft.com/office/word/2010/wordprocessingCanvas" xmlns:mc="http://schemas.openxmlformats.org/markup-compatibility/2006" xmlns:o="urn:schemas-microsoft-com:office:office" xmlns:r="http://schemas.openxmlformats.org/officeDocument/2006/relationships" xmlns:m="http://schemas.openxmlformats.org/officeDocument/2006/math" xmlns:v="urn:schemas-microsoft-com:vml" xmlns:wp14="http://schemas.microsoft.com/office/word/2010/wordprocessingDrawing" xmlns:wp="http://schemas.openxmlformats.org/drawingml/2006/wordprocessingDrawing" xmlns:w10="urn:schemas-microsoft-com:office:word" xmlns:w="http://schemas.openxmlformats.org/wordprocessingml/2006/main" xmlns:w14="http://schemas.microsoft.com/office/word/2010/wordml" xmlns:w15="http://schemas.microsoft.com/office/word/2012/wordml" xmlns:wpg="http://schemas.microsoft.com/office/word/2010/wordprocessingGroup" xmlns:wpi="http://schemas.microsoft.com/office/word/2010/wordprocessingInk" xmlns:wne="http://schemas.microsoft.com/office/word/2006/wordml" xmlns:wps="http://schemas.microsoft.com/office/word/2010/wordprocessingShape" mc:Ignorable="w14 w15 wp14">
+<w:footnotes xmlns:wpc="http://schemas.microsoft.com/office/word/2010/wordprocessingCanvas" xmlns:cx="http://schemas.microsoft.com/office/drawing/2014/chartex" xmlns:cx1="http://schemas.microsoft.com/office/drawing/2015/9/8/chartex" xmlns:cx2="http://schemas.microsoft.com/office/drawing/2015/10/21/chartex" xmlns:cx3="http://schemas.microsoft.com/office/drawing/2016/5/9/chartex" xmlns:cx4="http://schemas.microsoft.com/office/drawing/2016/5/10/chartex" xmlns:cx5="http://schemas.microsoft.com/office/drawing/2016/5/11/chartex" xmlns:cx6="http://schemas.microsoft.com/office/drawing/2016/5/12/chartex" xmlns:cx7="http://schemas.microsoft.com/office/drawing/2016/5/13/chartex" xmlns:cx8="http://schemas.microsoft.com/office/drawing/2016/5/14/chartex" xmlns:mc="http://schemas.openxmlformats.org/markup-compatibility/2006" xmlns:aink="http://schemas.microsoft.com/office/drawing/2016/ink" xmlns:am3d="http://schemas.microsoft.com/office/drawing/2017/model3d" xmlns:o="urn:schemas-microsoft-com:office:office" xmlns:oel="http://schemas.microsoft.com/office/2019/extlst" xmlns:r="http://schemas.openxmlformats.org/officeDocument/2006/relationships" xmlns:m="http://schemas.openxmlformats.org/officeDocument/2006/math" xmlns:v="urn:schemas-microsoft-com:vml" xmlns:wp14="http://schemas.microsoft.com/office/word/2010/wordprocessingDrawing" xmlns:wp="http://schemas.openxmlformats.org/drawingml/2006/wordprocessingDrawing" xmlns:w10="urn:schemas-microsoft-com:office:word" xmlns:w="http://schemas.openxmlformats.org/wordprocessingml/2006/main" xmlns:w14="http://schemas.microsoft.com/office/word/2010/wordml" xmlns:w15="http://schemas.microsoft.com/office/word/2012/wordml" xmlns:w16cex="http://schemas.microsoft.com/office/word/2018/wordml/cex" xmlns:w16cid="http://schemas.microsoft.com/office/word/2016/wordml/cid" xmlns:w16="http://schemas.microsoft.com/office/word/2018/wordml" xmlns:w16du="http://schemas.microsoft.com/office/word/2023/wordml/word16du" xmlns:w16sdtdh="http://schemas.microsoft.com/office/word/2020/wordml/sdtdatahash" xmlns:w16sdtfl="http://schemas.microsoft.com/office/word/2024/wordml/sdtformatlock" xmlns:w16se="http://schemas.microsoft.com/office/word/2015/wordml/symex" xmlns:wpg="http://schemas.microsoft.com/office/word/2010/wordprocessingGroup" xmlns:wpi="http://schemas.microsoft.com/office/word/2010/wordprocessingInk" xmlns:wne="http://schemas.microsoft.com/office/word/2006/wordml" xmlns:wps="http://schemas.microsoft.com/office/word/2010/wordprocessingShape" mc:Ignorable="w14 w15 w16se w16cid w16 w16cex w16sdtdh w16sdtfl w16du wp14">
   <w:footnote w:type="separator" w:id="-1">
     <w:p>
       <w:r>
@@ -2809,8 +3742,8 @@
 </file>
 
 <file path=word/numbering.xml><?xml version="1.0" encoding="utf-8"?>
-<w:numbering xmlns:wpc="http://schemas.microsoft.com/office/word/2010/wordprocessingCanvas" xmlns:mc="http://schemas.openxmlformats.org/markup-compatibility/2006" xmlns:o="urn:schemas-microsoft-com:office:office" xmlns:r="http://schemas.openxmlformats.org/officeDocument/2006/relationships" xmlns:m="http://schemas.openxmlformats.org/officeDocument/2006/math" xmlns:v="urn:schemas-microsoft-com:vml" xmlns:wp14="http://schemas.microsoft.com/office/word/2010/wordprocessingDrawing" xmlns:wp="http://schemas.openxmlformats.org/drawingml/2006/wordprocessingDrawing" xmlns:w10="urn:schemas-microsoft-com:office:word" xmlns:w="http://schemas.openxmlformats.org/wordprocessingml/2006/main" xmlns:w14="http://schemas.microsoft.com/office/word/2010/wordml" xmlns:w15="http://schemas.microsoft.com/office/word/2012/wordml" xmlns:wpg="http://schemas.microsoft.com/office/word/2010/wordprocessingGroup" xmlns:wpi="http://schemas.microsoft.com/office/word/2010/wordprocessingInk" xmlns:wne="http://schemas.microsoft.com/office/word/2006/wordml" xmlns:wps="http://schemas.microsoft.com/office/word/2010/wordprocessingShape" mc:Ignorable="w14 w15 wp14">
-  <w:abstractNum w:abstractNumId="0">
+<w:numbering xmlns:wpc="http://schemas.microsoft.com/office/word/2010/wordprocessingCanvas" xmlns:cx="http://schemas.microsoft.com/office/drawing/2014/chartex" xmlns:cx1="http://schemas.microsoft.com/office/drawing/2015/9/8/chartex" xmlns:cx2="http://schemas.microsoft.com/office/drawing/2015/10/21/chartex" xmlns:cx3="http://schemas.microsoft.com/office/drawing/2016/5/9/chartex" xmlns:cx4="http://schemas.microsoft.com/office/drawing/2016/5/10/chartex" xmlns:cx5="http://schemas.microsoft.com/office/drawing/2016/5/11/chartex" xmlns:cx6="http://schemas.microsoft.com/office/drawing/2016/5/12/chartex" xmlns:cx7="http://schemas.microsoft.com/office/drawing/2016/5/13/chartex" xmlns:cx8="http://schemas.microsoft.com/office/drawing/2016/5/14/chartex" xmlns:mc="http://schemas.openxmlformats.org/markup-compatibility/2006" xmlns:aink="http://schemas.microsoft.com/office/drawing/2016/ink" xmlns:am3d="http://schemas.microsoft.com/office/drawing/2017/model3d" xmlns:o="urn:schemas-microsoft-com:office:office" xmlns:oel="http://schemas.microsoft.com/office/2019/extlst" xmlns:r="http://schemas.openxmlformats.org/officeDocument/2006/relationships" xmlns:m="http://schemas.openxmlformats.org/officeDocument/2006/math" xmlns:v="urn:schemas-microsoft-com:vml" xmlns:wp14="http://schemas.microsoft.com/office/word/2010/wordprocessingDrawing" xmlns:wp="http://schemas.openxmlformats.org/drawingml/2006/wordprocessingDrawing" xmlns:w10="urn:schemas-microsoft-com:office:word" xmlns:w="http://schemas.openxmlformats.org/wordprocessingml/2006/main" xmlns:w14="http://schemas.microsoft.com/office/word/2010/wordml" xmlns:w15="http://schemas.microsoft.com/office/word/2012/wordml" xmlns:w16cex="http://schemas.microsoft.com/office/word/2018/wordml/cex" xmlns:w16cid="http://schemas.microsoft.com/office/word/2016/wordml/cid" xmlns:w16="http://schemas.microsoft.com/office/word/2018/wordml" xmlns:w16du="http://schemas.microsoft.com/office/word/2023/wordml/word16du" xmlns:w16sdtdh="http://schemas.microsoft.com/office/word/2020/wordml/sdtdatahash" xmlns:w16sdtfl="http://schemas.microsoft.com/office/word/2024/wordml/sdtformatlock" xmlns:w16se="http://schemas.microsoft.com/office/word/2015/wordml/symex" xmlns:wpg="http://schemas.microsoft.com/office/word/2010/wordprocessingGroup" xmlns:wpi="http://schemas.microsoft.com/office/word/2010/wordprocessingInk" xmlns:wne="http://schemas.microsoft.com/office/word/2006/wordml" xmlns:wps="http://schemas.microsoft.com/office/word/2010/wordprocessingShape" mc:Ignorable="w14 w15 w16se w16cid w16 w16cex w16sdtdh w16sdtfl w16du wp14">
+  <w:abstractNum w:abstractNumId="0" w15:restartNumberingAfterBreak="0">
     <w:nsid w:val="01432263"/>
     <w:multiLevelType w:val="hybridMultilevel"/>
     <w:tmpl w:val="4DEA9F98"/>
@@ -2925,7 +3858,432 @@
       </w:rPr>
     </w:lvl>
   </w:abstractNum>
-  <w:abstractNum w:abstractNumId="1">
+  <w:abstractNum w:abstractNumId="1" w15:restartNumberingAfterBreak="0">
+    <w:nsid w:val="035B75F0"/>
+    <w:multiLevelType w:val="hybridMultilevel"/>
+    <w:tmpl w:val="ACBEA42A"/>
+    <w:lvl w:ilvl="0" w:tplc="04190001">
+      <w:start w:val="1"/>
+      <w:numFmt w:val="bullet"/>
+      <w:lvlText w:val=""/>
+      <w:lvlJc w:val="left"/>
+      <w:pPr>
+        <w:ind w:left="1713" w:hanging="360"/>
+      </w:pPr>
+      <w:rPr>
+        <w:rFonts w:ascii="Symbol" w:hAnsi="Symbol" w:hint="default"/>
+      </w:rPr>
+    </w:lvl>
+    <w:lvl w:ilvl="1" w:tplc="04190003" w:tentative="1">
+      <w:start w:val="1"/>
+      <w:numFmt w:val="bullet"/>
+      <w:lvlText w:val="o"/>
+      <w:lvlJc w:val="left"/>
+      <w:pPr>
+        <w:ind w:left="2433" w:hanging="360"/>
+      </w:pPr>
+      <w:rPr>
+        <w:rFonts w:ascii="Courier New" w:hAnsi="Courier New" w:cs="Courier New" w:hint="default"/>
+      </w:rPr>
+    </w:lvl>
+    <w:lvl w:ilvl="2" w:tplc="04190005" w:tentative="1">
+      <w:start w:val="1"/>
+      <w:numFmt w:val="bullet"/>
+      <w:lvlText w:val=""/>
+      <w:lvlJc w:val="left"/>
+      <w:pPr>
+        <w:ind w:left="3153" w:hanging="360"/>
+      </w:pPr>
+      <w:rPr>
+        <w:rFonts w:ascii="Wingdings" w:hAnsi="Wingdings" w:hint="default"/>
+      </w:rPr>
+    </w:lvl>
+    <w:lvl w:ilvl="3" w:tplc="04190001" w:tentative="1">
+      <w:start w:val="1"/>
+      <w:numFmt w:val="bullet"/>
+      <w:lvlText w:val=""/>
+      <w:lvlJc w:val="left"/>
+      <w:pPr>
+        <w:ind w:left="3873" w:hanging="360"/>
+      </w:pPr>
+      <w:rPr>
+        <w:rFonts w:ascii="Symbol" w:hAnsi="Symbol" w:hint="default"/>
+      </w:rPr>
+    </w:lvl>
+    <w:lvl w:ilvl="4" w:tplc="04190003" w:tentative="1">
+      <w:start w:val="1"/>
+      <w:numFmt w:val="bullet"/>
+      <w:lvlText w:val="o"/>
+      <w:lvlJc w:val="left"/>
+      <w:pPr>
+        <w:ind w:left="4593" w:hanging="360"/>
+      </w:pPr>
+      <w:rPr>
+        <w:rFonts w:ascii="Courier New" w:hAnsi="Courier New" w:cs="Courier New" w:hint="default"/>
+      </w:rPr>
+    </w:lvl>
+    <w:lvl w:ilvl="5" w:tplc="04190005" w:tentative="1">
+      <w:start w:val="1"/>
+      <w:numFmt w:val="bullet"/>
+      <w:lvlText w:val=""/>
+      <w:lvlJc w:val="left"/>
+      <w:pPr>
+        <w:ind w:left="5313" w:hanging="360"/>
+      </w:pPr>
+      <w:rPr>
+        <w:rFonts w:ascii="Wingdings" w:hAnsi="Wingdings" w:hint="default"/>
+      </w:rPr>
+    </w:lvl>
+    <w:lvl w:ilvl="6" w:tplc="04190001" w:tentative="1">
+      <w:start w:val="1"/>
+      <w:numFmt w:val="bullet"/>
+      <w:lvlText w:val=""/>
+      <w:lvlJc w:val="left"/>
+      <w:pPr>
+        <w:ind w:left="6033" w:hanging="360"/>
+      </w:pPr>
+      <w:rPr>
+        <w:rFonts w:ascii="Symbol" w:hAnsi="Symbol" w:hint="default"/>
+      </w:rPr>
+    </w:lvl>
+    <w:lvl w:ilvl="7" w:tplc="04190003" w:tentative="1">
+      <w:start w:val="1"/>
+      <w:numFmt w:val="bullet"/>
+      <w:lvlText w:val="o"/>
+      <w:lvlJc w:val="left"/>
+      <w:pPr>
+        <w:ind w:left="6753" w:hanging="360"/>
+      </w:pPr>
+      <w:rPr>
+        <w:rFonts w:ascii="Courier New" w:hAnsi="Courier New" w:cs="Courier New" w:hint="default"/>
+      </w:rPr>
+    </w:lvl>
+    <w:lvl w:ilvl="8" w:tplc="04190005" w:tentative="1">
+      <w:start w:val="1"/>
+      <w:numFmt w:val="bullet"/>
+      <w:lvlText w:val=""/>
+      <w:lvlJc w:val="left"/>
+      <w:pPr>
+        <w:ind w:left="7473" w:hanging="360"/>
+      </w:pPr>
+      <w:rPr>
+        <w:rFonts w:ascii="Wingdings" w:hAnsi="Wingdings" w:hint="default"/>
+      </w:rPr>
+    </w:lvl>
+  </w:abstractNum>
+  <w:abstractNum w:abstractNumId="2" w15:restartNumberingAfterBreak="0">
+    <w:nsid w:val="0F8A55D8"/>
+    <w:multiLevelType w:val="hybridMultilevel"/>
+    <w:tmpl w:val="5ABA0DAA"/>
+    <w:lvl w:ilvl="0" w:tplc="0419000F">
+      <w:start w:val="1"/>
+      <w:numFmt w:val="decimal"/>
+      <w:lvlText w:val="%1."/>
+      <w:lvlJc w:val="left"/>
+      <w:pPr>
+        <w:ind w:left="720" w:hanging="360"/>
+      </w:pPr>
+    </w:lvl>
+    <w:lvl w:ilvl="1" w:tplc="04190019">
+      <w:start w:val="1"/>
+      <w:numFmt w:val="lowerLetter"/>
+      <w:lvlText w:val="%2."/>
+      <w:lvlJc w:val="left"/>
+      <w:pPr>
+        <w:ind w:left="1440" w:hanging="360"/>
+      </w:pPr>
+    </w:lvl>
+    <w:lvl w:ilvl="2" w:tplc="0419001B" w:tentative="1">
+      <w:start w:val="1"/>
+      <w:numFmt w:val="lowerRoman"/>
+      <w:lvlText w:val="%3."/>
+      <w:lvlJc w:val="right"/>
+      <w:pPr>
+        <w:ind w:left="2160" w:hanging="180"/>
+      </w:pPr>
+    </w:lvl>
+    <w:lvl w:ilvl="3" w:tplc="0419000F" w:tentative="1">
+      <w:start w:val="1"/>
+      <w:numFmt w:val="decimal"/>
+      <w:lvlText w:val="%4."/>
+      <w:lvlJc w:val="left"/>
+      <w:pPr>
+        <w:ind w:left="2880" w:hanging="360"/>
+      </w:pPr>
+    </w:lvl>
+    <w:lvl w:ilvl="4" w:tplc="04190019" w:tentative="1">
+      <w:start w:val="1"/>
+      <w:numFmt w:val="lowerLetter"/>
+      <w:lvlText w:val="%5."/>
+      <w:lvlJc w:val="left"/>
+      <w:pPr>
+        <w:ind w:left="3600" w:hanging="360"/>
+      </w:pPr>
+    </w:lvl>
+    <w:lvl w:ilvl="5" w:tplc="0419001B" w:tentative="1">
+      <w:start w:val="1"/>
+      <w:numFmt w:val="lowerRoman"/>
+      <w:lvlText w:val="%6."/>
+      <w:lvlJc w:val="right"/>
+      <w:pPr>
+        <w:ind w:left="4320" w:hanging="180"/>
+      </w:pPr>
+    </w:lvl>
+    <w:lvl w:ilvl="6" w:tplc="0419000F" w:tentative="1">
+      <w:start w:val="1"/>
+      <w:numFmt w:val="decimal"/>
+      <w:lvlText w:val="%7."/>
+      <w:lvlJc w:val="left"/>
+      <w:pPr>
+        <w:ind w:left="5040" w:hanging="360"/>
+      </w:pPr>
+    </w:lvl>
+    <w:lvl w:ilvl="7" w:tplc="04190019" w:tentative="1">
+      <w:start w:val="1"/>
+      <w:numFmt w:val="lowerLetter"/>
+      <w:lvlText w:val="%8."/>
+      <w:lvlJc w:val="left"/>
+      <w:pPr>
+        <w:ind w:left="5760" w:hanging="360"/>
+      </w:pPr>
+    </w:lvl>
+    <w:lvl w:ilvl="8" w:tplc="0419001B" w:tentative="1">
+      <w:start w:val="1"/>
+      <w:numFmt w:val="lowerRoman"/>
+      <w:lvlText w:val="%9."/>
+      <w:lvlJc w:val="right"/>
+      <w:pPr>
+        <w:ind w:left="6480" w:hanging="180"/>
+      </w:pPr>
+    </w:lvl>
+  </w:abstractNum>
+  <w:abstractNum w:abstractNumId="3" w15:restartNumberingAfterBreak="0">
+    <w:nsid w:val="13DA5862"/>
+    <w:multiLevelType w:val="hybridMultilevel"/>
+    <w:tmpl w:val="CE82CE44"/>
+    <w:lvl w:ilvl="0" w:tplc="04190001">
+      <w:start w:val="1"/>
+      <w:numFmt w:val="bullet"/>
+      <w:lvlText w:val=""/>
+      <w:lvlJc w:val="left"/>
+      <w:pPr>
+        <w:ind w:left="1713" w:hanging="360"/>
+      </w:pPr>
+      <w:rPr>
+        <w:rFonts w:ascii="Symbol" w:hAnsi="Symbol" w:hint="default"/>
+      </w:rPr>
+    </w:lvl>
+    <w:lvl w:ilvl="1" w:tplc="04190003" w:tentative="1">
+      <w:start w:val="1"/>
+      <w:numFmt w:val="bullet"/>
+      <w:lvlText w:val="o"/>
+      <w:lvlJc w:val="left"/>
+      <w:pPr>
+        <w:ind w:left="2433" w:hanging="360"/>
+      </w:pPr>
+      <w:rPr>
+        <w:rFonts w:ascii="Courier New" w:hAnsi="Courier New" w:cs="Courier New" w:hint="default"/>
+      </w:rPr>
+    </w:lvl>
+    <w:lvl w:ilvl="2" w:tplc="04190005" w:tentative="1">
+      <w:start w:val="1"/>
+      <w:numFmt w:val="bullet"/>
+      <w:lvlText w:val=""/>
+      <w:lvlJc w:val="left"/>
+      <w:pPr>
+        <w:ind w:left="3153" w:hanging="360"/>
+      </w:pPr>
+      <w:rPr>
+        <w:rFonts w:ascii="Wingdings" w:hAnsi="Wingdings" w:hint="default"/>
+      </w:rPr>
+    </w:lvl>
+    <w:lvl w:ilvl="3" w:tplc="04190001" w:tentative="1">
+      <w:start w:val="1"/>
+      <w:numFmt w:val="bullet"/>
+      <w:lvlText w:val=""/>
+      <w:lvlJc w:val="left"/>
+      <w:pPr>
+        <w:ind w:left="3873" w:hanging="360"/>
+      </w:pPr>
+      <w:rPr>
+        <w:rFonts w:ascii="Symbol" w:hAnsi="Symbol" w:hint="default"/>
+      </w:rPr>
+    </w:lvl>
+    <w:lvl w:ilvl="4" w:tplc="04190003" w:tentative="1">
+      <w:start w:val="1"/>
+      <w:numFmt w:val="bullet"/>
+      <w:lvlText w:val="o"/>
+      <w:lvlJc w:val="left"/>
+      <w:pPr>
+        <w:ind w:left="4593" w:hanging="360"/>
+      </w:pPr>
+      <w:rPr>
+        <w:rFonts w:ascii="Courier New" w:hAnsi="Courier New" w:cs="Courier New" w:hint="default"/>
+      </w:rPr>
+    </w:lvl>
+    <w:lvl w:ilvl="5" w:tplc="04190005" w:tentative="1">
+      <w:start w:val="1"/>
+      <w:numFmt w:val="bullet"/>
+      <w:lvlText w:val=""/>
+      <w:lvlJc w:val="left"/>
+      <w:pPr>
+        <w:ind w:left="5313" w:hanging="360"/>
+      </w:pPr>
+      <w:rPr>
+        <w:rFonts w:ascii="Wingdings" w:hAnsi="Wingdings" w:hint="default"/>
+      </w:rPr>
+    </w:lvl>
+    <w:lvl w:ilvl="6" w:tplc="04190001" w:tentative="1">
+      <w:start w:val="1"/>
+      <w:numFmt w:val="bullet"/>
+      <w:lvlText w:val=""/>
+      <w:lvlJc w:val="left"/>
+      <w:pPr>
+        <w:ind w:left="6033" w:hanging="360"/>
+      </w:pPr>
+      <w:rPr>
+        <w:rFonts w:ascii="Symbol" w:hAnsi="Symbol" w:hint="default"/>
+      </w:rPr>
+    </w:lvl>
+    <w:lvl w:ilvl="7" w:tplc="04190003" w:tentative="1">
+      <w:start w:val="1"/>
+      <w:numFmt w:val="bullet"/>
+      <w:lvlText w:val="o"/>
+      <w:lvlJc w:val="left"/>
+      <w:pPr>
+        <w:ind w:left="6753" w:hanging="360"/>
+      </w:pPr>
+      <w:rPr>
+        <w:rFonts w:ascii="Courier New" w:hAnsi="Courier New" w:cs="Courier New" w:hint="default"/>
+      </w:rPr>
+    </w:lvl>
+    <w:lvl w:ilvl="8" w:tplc="04190005" w:tentative="1">
+      <w:start w:val="1"/>
+      <w:numFmt w:val="bullet"/>
+      <w:lvlText w:val=""/>
+      <w:lvlJc w:val="left"/>
+      <w:pPr>
+        <w:ind w:left="7473" w:hanging="360"/>
+      </w:pPr>
+      <w:rPr>
+        <w:rFonts w:ascii="Wingdings" w:hAnsi="Wingdings" w:hint="default"/>
+      </w:rPr>
+    </w:lvl>
+  </w:abstractNum>
+  <w:abstractNum w:abstractNumId="4" w15:restartNumberingAfterBreak="0">
+    <w:nsid w:val="166D135D"/>
+    <w:multiLevelType w:val="hybridMultilevel"/>
+    <w:tmpl w:val="28C45AF2"/>
+    <w:lvl w:ilvl="0" w:tplc="04190001">
+      <w:start w:val="1"/>
+      <w:numFmt w:val="bullet"/>
+      <w:lvlText w:val=""/>
+      <w:lvlJc w:val="left"/>
+      <w:pPr>
+        <w:ind w:left="1713" w:hanging="360"/>
+      </w:pPr>
+      <w:rPr>
+        <w:rFonts w:ascii="Symbol" w:hAnsi="Symbol" w:hint="default"/>
+      </w:rPr>
+    </w:lvl>
+    <w:lvl w:ilvl="1" w:tplc="04190003" w:tentative="1">
+      <w:start w:val="1"/>
+      <w:numFmt w:val="bullet"/>
+      <w:lvlText w:val="o"/>
+      <w:lvlJc w:val="left"/>
+      <w:pPr>
+        <w:ind w:left="2433" w:hanging="360"/>
+      </w:pPr>
+      <w:rPr>
+        <w:rFonts w:ascii="Courier New" w:hAnsi="Courier New" w:cs="Courier New" w:hint="default"/>
+      </w:rPr>
+    </w:lvl>
+    <w:lvl w:ilvl="2" w:tplc="04190005" w:tentative="1">
+      <w:start w:val="1"/>
+      <w:numFmt w:val="bullet"/>
+      <w:lvlText w:val=""/>
+      <w:lvlJc w:val="left"/>
+      <w:pPr>
+        <w:ind w:left="3153" w:hanging="360"/>
+      </w:pPr>
+      <w:rPr>
+        <w:rFonts w:ascii="Wingdings" w:hAnsi="Wingdings" w:hint="default"/>
+      </w:rPr>
+    </w:lvl>
+    <w:lvl w:ilvl="3" w:tplc="04190001" w:tentative="1">
+      <w:start w:val="1"/>
+      <w:numFmt w:val="bullet"/>
+      <w:lvlText w:val=""/>
+      <w:lvlJc w:val="left"/>
+      <w:pPr>
+        <w:ind w:left="3873" w:hanging="360"/>
+      </w:pPr>
+      <w:rPr>
+        <w:rFonts w:ascii="Symbol" w:hAnsi="Symbol" w:hint="default"/>
+      </w:rPr>
+    </w:lvl>
+    <w:lvl w:ilvl="4" w:tplc="04190003" w:tentative="1">
+      <w:start w:val="1"/>
+      <w:numFmt w:val="bullet"/>
+      <w:lvlText w:val="o"/>
+      <w:lvlJc w:val="left"/>
+      <w:pPr>
+        <w:ind w:left="4593" w:hanging="360"/>
+      </w:pPr>
+      <w:rPr>
+        <w:rFonts w:ascii="Courier New" w:hAnsi="Courier New" w:cs="Courier New" w:hint="default"/>
+      </w:rPr>
+    </w:lvl>
+    <w:lvl w:ilvl="5" w:tplc="04190005" w:tentative="1">
+      <w:start w:val="1"/>
+      <w:numFmt w:val="bullet"/>
+      <w:lvlText w:val=""/>
+      <w:lvlJc w:val="left"/>
+      <w:pPr>
+        <w:ind w:left="5313" w:hanging="360"/>
+      </w:pPr>
+      <w:rPr>
+        <w:rFonts w:ascii="Wingdings" w:hAnsi="Wingdings" w:hint="default"/>
+      </w:rPr>
+    </w:lvl>
+    <w:lvl w:ilvl="6" w:tplc="04190001" w:tentative="1">
+      <w:start w:val="1"/>
+      <w:numFmt w:val="bullet"/>
+      <w:lvlText w:val=""/>
+      <w:lvlJc w:val="left"/>
+      <w:pPr>
+        <w:ind w:left="6033" w:hanging="360"/>
+      </w:pPr>
+      <w:rPr>
+        <w:rFonts w:ascii="Symbol" w:hAnsi="Symbol" w:hint="default"/>
+      </w:rPr>
+    </w:lvl>
+    <w:lvl w:ilvl="7" w:tplc="04190003" w:tentative="1">
+      <w:start w:val="1"/>
+      <w:numFmt w:val="bullet"/>
+      <w:lvlText w:val="o"/>
+      <w:lvlJc w:val="left"/>
+      <w:pPr>
+        <w:ind w:left="6753" w:hanging="360"/>
+      </w:pPr>
+      <w:rPr>
+        <w:rFonts w:ascii="Courier New" w:hAnsi="Courier New" w:cs="Courier New" w:hint="default"/>
+      </w:rPr>
+    </w:lvl>
+    <w:lvl w:ilvl="8" w:tplc="04190005" w:tentative="1">
+      <w:start w:val="1"/>
+      <w:numFmt w:val="bullet"/>
+      <w:lvlText w:val=""/>
+      <w:lvlJc w:val="left"/>
+      <w:pPr>
+        <w:ind w:left="7473" w:hanging="360"/>
+      </w:pPr>
+      <w:rPr>
+        <w:rFonts w:ascii="Wingdings" w:hAnsi="Wingdings" w:hint="default"/>
+      </w:rPr>
+    </w:lvl>
+  </w:abstractNum>
+  <w:abstractNum w:abstractNumId="5" w15:restartNumberingAfterBreak="0">
     <w:nsid w:val="196570CE"/>
     <w:multiLevelType w:val="multilevel"/>
     <w:tmpl w:val="424A60C8"/>
@@ -3041,7 +4399,7 @@
       </w:pPr>
     </w:lvl>
   </w:abstractNum>
-  <w:abstractNum w:abstractNumId="2">
+  <w:abstractNum w:abstractNumId="6" w15:restartNumberingAfterBreak="0">
     <w:nsid w:val="1C3E27C6"/>
     <w:multiLevelType w:val="hybridMultilevel"/>
     <w:tmpl w:val="13DA117E"/>
@@ -3154,7 +4512,7 @@
       </w:rPr>
     </w:lvl>
   </w:abstractNum>
-  <w:abstractNum w:abstractNumId="3">
+  <w:abstractNum w:abstractNumId="7" w15:restartNumberingAfterBreak="0">
     <w:nsid w:val="1D1A2D99"/>
     <w:multiLevelType w:val="hybridMultilevel"/>
     <w:tmpl w:val="192AC8BE"/>
@@ -3267,7 +4625,7 @@
       </w:rPr>
     </w:lvl>
   </w:abstractNum>
-  <w:abstractNum w:abstractNumId="4">
+  <w:abstractNum w:abstractNumId="8" w15:restartNumberingAfterBreak="0">
     <w:nsid w:val="1EC940C4"/>
     <w:multiLevelType w:val="multilevel"/>
     <w:tmpl w:val="DD523626"/>
@@ -3416,7 +4774,7 @@
       </w:rPr>
     </w:lvl>
   </w:abstractNum>
-  <w:abstractNum w:abstractNumId="5">
+  <w:abstractNum w:abstractNumId="9" w15:restartNumberingAfterBreak="0">
     <w:nsid w:val="234306EF"/>
     <w:multiLevelType w:val="multilevel"/>
     <w:tmpl w:val="98CC6CFE"/>
@@ -3536,7 +4894,120 @@
       </w:pPr>
     </w:lvl>
   </w:abstractNum>
-  <w:abstractNum w:abstractNumId="6">
+  <w:abstractNum w:abstractNumId="10" w15:restartNumberingAfterBreak="0">
+    <w:nsid w:val="256669DE"/>
+    <w:multiLevelType w:val="hybridMultilevel"/>
+    <w:tmpl w:val="8326C876"/>
+    <w:lvl w:ilvl="0" w:tplc="04190001">
+      <w:start w:val="1"/>
+      <w:numFmt w:val="bullet"/>
+      <w:lvlText w:val=""/>
+      <w:lvlJc w:val="left"/>
+      <w:pPr>
+        <w:ind w:left="1713" w:hanging="360"/>
+      </w:pPr>
+      <w:rPr>
+        <w:rFonts w:ascii="Symbol" w:hAnsi="Symbol" w:hint="default"/>
+      </w:rPr>
+    </w:lvl>
+    <w:lvl w:ilvl="1" w:tplc="04190003" w:tentative="1">
+      <w:start w:val="1"/>
+      <w:numFmt w:val="bullet"/>
+      <w:lvlText w:val="o"/>
+      <w:lvlJc w:val="left"/>
+      <w:pPr>
+        <w:ind w:left="2433" w:hanging="360"/>
+      </w:pPr>
+      <w:rPr>
+        <w:rFonts w:ascii="Courier New" w:hAnsi="Courier New" w:cs="Courier New" w:hint="default"/>
+      </w:rPr>
+    </w:lvl>
+    <w:lvl w:ilvl="2" w:tplc="04190005" w:tentative="1">
+      <w:start w:val="1"/>
+      <w:numFmt w:val="bullet"/>
+      <w:lvlText w:val=""/>
+      <w:lvlJc w:val="left"/>
+      <w:pPr>
+        <w:ind w:left="3153" w:hanging="360"/>
+      </w:pPr>
+      <w:rPr>
+        <w:rFonts w:ascii="Wingdings" w:hAnsi="Wingdings" w:hint="default"/>
+      </w:rPr>
+    </w:lvl>
+    <w:lvl w:ilvl="3" w:tplc="04190001" w:tentative="1">
+      <w:start w:val="1"/>
+      <w:numFmt w:val="bullet"/>
+      <w:lvlText w:val=""/>
+      <w:lvlJc w:val="left"/>
+      <w:pPr>
+        <w:ind w:left="3873" w:hanging="360"/>
+      </w:pPr>
+      <w:rPr>
+        <w:rFonts w:ascii="Symbol" w:hAnsi="Symbol" w:hint="default"/>
+      </w:rPr>
+    </w:lvl>
+    <w:lvl w:ilvl="4" w:tplc="04190003" w:tentative="1">
+      <w:start w:val="1"/>
+      <w:numFmt w:val="bullet"/>
+      <w:lvlText w:val="o"/>
+      <w:lvlJc w:val="left"/>
+      <w:pPr>
+        <w:ind w:left="4593" w:hanging="360"/>
+      </w:pPr>
+      <w:rPr>
+        <w:rFonts w:ascii="Courier New" w:hAnsi="Courier New" w:cs="Courier New" w:hint="default"/>
+      </w:rPr>
+    </w:lvl>
+    <w:lvl w:ilvl="5" w:tplc="04190005" w:tentative="1">
+      <w:start w:val="1"/>
+      <w:numFmt w:val="bullet"/>
+      <w:lvlText w:val=""/>
+      <w:lvlJc w:val="left"/>
+      <w:pPr>
+        <w:ind w:left="5313" w:hanging="360"/>
+      </w:pPr>
+      <w:rPr>
+        <w:rFonts w:ascii="Wingdings" w:hAnsi="Wingdings" w:hint="default"/>
+      </w:rPr>
+    </w:lvl>
+    <w:lvl w:ilvl="6" w:tplc="04190001" w:tentative="1">
+      <w:start w:val="1"/>
+      <w:numFmt w:val="bullet"/>
+      <w:lvlText w:val=""/>
+      <w:lvlJc w:val="left"/>
+      <w:pPr>
+        <w:ind w:left="6033" w:hanging="360"/>
+      </w:pPr>
+      <w:rPr>
+        <w:rFonts w:ascii="Symbol" w:hAnsi="Symbol" w:hint="default"/>
+      </w:rPr>
+    </w:lvl>
+    <w:lvl w:ilvl="7" w:tplc="04190003" w:tentative="1">
+      <w:start w:val="1"/>
+      <w:numFmt w:val="bullet"/>
+      <w:lvlText w:val="o"/>
+      <w:lvlJc w:val="left"/>
+      <w:pPr>
+        <w:ind w:left="6753" w:hanging="360"/>
+      </w:pPr>
+      <w:rPr>
+        <w:rFonts w:ascii="Courier New" w:hAnsi="Courier New" w:cs="Courier New" w:hint="default"/>
+      </w:rPr>
+    </w:lvl>
+    <w:lvl w:ilvl="8" w:tplc="04190005" w:tentative="1">
+      <w:start w:val="1"/>
+      <w:numFmt w:val="bullet"/>
+      <w:lvlText w:val=""/>
+      <w:lvlJc w:val="left"/>
+      <w:pPr>
+        <w:ind w:left="7473" w:hanging="360"/>
+      </w:pPr>
+      <w:rPr>
+        <w:rFonts w:ascii="Wingdings" w:hAnsi="Wingdings" w:hint="default"/>
+      </w:rPr>
+    </w:lvl>
+  </w:abstractNum>
+  <w:abstractNum w:abstractNumId="11" w15:restartNumberingAfterBreak="0">
     <w:nsid w:val="26D60A78"/>
     <w:multiLevelType w:val="multilevel"/>
     <w:tmpl w:val="94308E00"/>
@@ -3653,7 +5124,7 @@
       </w:pPr>
     </w:lvl>
   </w:abstractNum>
-  <w:abstractNum w:abstractNumId="7">
+  <w:abstractNum w:abstractNumId="12" w15:restartNumberingAfterBreak="0">
     <w:nsid w:val="3A6D1C67"/>
     <w:multiLevelType w:val="hybridMultilevel"/>
     <w:tmpl w:val="2884C3DA"/>
@@ -3742,7 +5213,7 @@
       </w:pPr>
     </w:lvl>
   </w:abstractNum>
-  <w:abstractNum w:abstractNumId="8">
+  <w:abstractNum w:abstractNumId="13" w15:restartNumberingAfterBreak="0">
     <w:nsid w:val="3DE00378"/>
     <w:multiLevelType w:val="hybridMultilevel"/>
     <w:tmpl w:val="73AE4A6A"/>
@@ -3855,7 +5326,7 @@
       </w:rPr>
     </w:lvl>
   </w:abstractNum>
-  <w:abstractNum w:abstractNumId="9">
+  <w:abstractNum w:abstractNumId="14" w15:restartNumberingAfterBreak="0">
     <w:nsid w:val="3FF01D5B"/>
     <w:multiLevelType w:val="multilevel"/>
     <w:tmpl w:val="40A2D4A8"/>
@@ -3975,7 +5446,7 @@
       </w:pPr>
     </w:lvl>
   </w:abstractNum>
-  <w:abstractNum w:abstractNumId="10">
+  <w:abstractNum w:abstractNumId="15" w15:restartNumberingAfterBreak="0">
     <w:nsid w:val="44B2225A"/>
     <w:multiLevelType w:val="hybridMultilevel"/>
     <w:tmpl w:val="27AEAE8E"/>
@@ -4088,7 +5559,7 @@
       </w:rPr>
     </w:lvl>
   </w:abstractNum>
-  <w:abstractNum w:abstractNumId="11">
+  <w:abstractNum w:abstractNumId="16" w15:restartNumberingAfterBreak="0">
     <w:nsid w:val="46D352B5"/>
     <w:multiLevelType w:val="multilevel"/>
     <w:tmpl w:val="98CC6CFE"/>
@@ -4208,7 +5679,120 @@
       </w:pPr>
     </w:lvl>
   </w:abstractNum>
-  <w:abstractNum w:abstractNumId="12">
+  <w:abstractNum w:abstractNumId="17" w15:restartNumberingAfterBreak="0">
+    <w:nsid w:val="48A17B84"/>
+    <w:multiLevelType w:val="hybridMultilevel"/>
+    <w:tmpl w:val="75944444"/>
+    <w:lvl w:ilvl="0" w:tplc="04190001">
+      <w:start w:val="1"/>
+      <w:numFmt w:val="bullet"/>
+      <w:lvlText w:val=""/>
+      <w:lvlJc w:val="left"/>
+      <w:pPr>
+        <w:ind w:left="1800" w:hanging="360"/>
+      </w:pPr>
+      <w:rPr>
+        <w:rFonts w:ascii="Symbol" w:hAnsi="Symbol" w:hint="default"/>
+      </w:rPr>
+    </w:lvl>
+    <w:lvl w:ilvl="1" w:tplc="04190003" w:tentative="1">
+      <w:start w:val="1"/>
+      <w:numFmt w:val="bullet"/>
+      <w:lvlText w:val="o"/>
+      <w:lvlJc w:val="left"/>
+      <w:pPr>
+        <w:ind w:left="2520" w:hanging="360"/>
+      </w:pPr>
+      <w:rPr>
+        <w:rFonts w:ascii="Courier New" w:hAnsi="Courier New" w:cs="Courier New" w:hint="default"/>
+      </w:rPr>
+    </w:lvl>
+    <w:lvl w:ilvl="2" w:tplc="04190005" w:tentative="1">
+      <w:start w:val="1"/>
+      <w:numFmt w:val="bullet"/>
+      <w:lvlText w:val=""/>
+      <w:lvlJc w:val="left"/>
+      <w:pPr>
+        <w:ind w:left="3240" w:hanging="360"/>
+      </w:pPr>
+      <w:rPr>
+        <w:rFonts w:ascii="Wingdings" w:hAnsi="Wingdings" w:hint="default"/>
+      </w:rPr>
+    </w:lvl>
+    <w:lvl w:ilvl="3" w:tplc="04190001" w:tentative="1">
+      <w:start w:val="1"/>
+      <w:numFmt w:val="bullet"/>
+      <w:lvlText w:val=""/>
+      <w:lvlJc w:val="left"/>
+      <w:pPr>
+        <w:ind w:left="3960" w:hanging="360"/>
+      </w:pPr>
+      <w:rPr>
+        <w:rFonts w:ascii="Symbol" w:hAnsi="Symbol" w:hint="default"/>
+      </w:rPr>
+    </w:lvl>
+    <w:lvl w:ilvl="4" w:tplc="04190003" w:tentative="1">
+      <w:start w:val="1"/>
+      <w:numFmt w:val="bullet"/>
+      <w:lvlText w:val="o"/>
+      <w:lvlJc w:val="left"/>
+      <w:pPr>
+        <w:ind w:left="4680" w:hanging="360"/>
+      </w:pPr>
+      <w:rPr>
+        <w:rFonts w:ascii="Courier New" w:hAnsi="Courier New" w:cs="Courier New" w:hint="default"/>
+      </w:rPr>
+    </w:lvl>
+    <w:lvl w:ilvl="5" w:tplc="04190005" w:tentative="1">
+      <w:start w:val="1"/>
+      <w:numFmt w:val="bullet"/>
+      <w:lvlText w:val=""/>
+      <w:lvlJc w:val="left"/>
+      <w:pPr>
+        <w:ind w:left="5400" w:hanging="360"/>
+      </w:pPr>
+      <w:rPr>
+        <w:rFonts w:ascii="Wingdings" w:hAnsi="Wingdings" w:hint="default"/>
+      </w:rPr>
+    </w:lvl>
+    <w:lvl w:ilvl="6" w:tplc="04190001" w:tentative="1">
+      <w:start w:val="1"/>
+      <w:numFmt w:val="bullet"/>
+      <w:lvlText w:val=""/>
+      <w:lvlJc w:val="left"/>
+      <w:pPr>
+        <w:ind w:left="6120" w:hanging="360"/>
+      </w:pPr>
+      <w:rPr>
+        <w:rFonts w:ascii="Symbol" w:hAnsi="Symbol" w:hint="default"/>
+      </w:rPr>
+    </w:lvl>
+    <w:lvl w:ilvl="7" w:tplc="04190003" w:tentative="1">
+      <w:start w:val="1"/>
+      <w:numFmt w:val="bullet"/>
+      <w:lvlText w:val="o"/>
+      <w:lvlJc w:val="left"/>
+      <w:pPr>
+        <w:ind w:left="6840" w:hanging="360"/>
+      </w:pPr>
+      <w:rPr>
+        <w:rFonts w:ascii="Courier New" w:hAnsi="Courier New" w:cs="Courier New" w:hint="default"/>
+      </w:rPr>
+    </w:lvl>
+    <w:lvl w:ilvl="8" w:tplc="04190005" w:tentative="1">
+      <w:start w:val="1"/>
+      <w:numFmt w:val="bullet"/>
+      <w:lvlText w:val=""/>
+      <w:lvlJc w:val="left"/>
+      <w:pPr>
+        <w:ind w:left="7560" w:hanging="360"/>
+      </w:pPr>
+      <w:rPr>
+        <w:rFonts w:ascii="Wingdings" w:hAnsi="Wingdings" w:hint="default"/>
+      </w:rPr>
+    </w:lvl>
+  </w:abstractNum>
+  <w:abstractNum w:abstractNumId="18" w15:restartNumberingAfterBreak="0">
     <w:nsid w:val="51A570D9"/>
     <w:multiLevelType w:val="hybridMultilevel"/>
     <w:tmpl w:val="0D7A50D0"/>
@@ -4321,7 +5905,120 @@
       </w:rPr>
     </w:lvl>
   </w:abstractNum>
-  <w:abstractNum w:abstractNumId="13">
+  <w:abstractNum w:abstractNumId="19" w15:restartNumberingAfterBreak="0">
+    <w:nsid w:val="52BB259F"/>
+    <w:multiLevelType w:val="hybridMultilevel"/>
+    <w:tmpl w:val="1F2C3B1C"/>
+    <w:lvl w:ilvl="0" w:tplc="04190001">
+      <w:start w:val="1"/>
+      <w:numFmt w:val="bullet"/>
+      <w:lvlText w:val=""/>
+      <w:lvlJc w:val="left"/>
+      <w:pPr>
+        <w:ind w:left="1713" w:hanging="360"/>
+      </w:pPr>
+      <w:rPr>
+        <w:rFonts w:ascii="Symbol" w:hAnsi="Symbol" w:hint="default"/>
+      </w:rPr>
+    </w:lvl>
+    <w:lvl w:ilvl="1" w:tplc="04190003" w:tentative="1">
+      <w:start w:val="1"/>
+      <w:numFmt w:val="bullet"/>
+      <w:lvlText w:val="o"/>
+      <w:lvlJc w:val="left"/>
+      <w:pPr>
+        <w:ind w:left="2433" w:hanging="360"/>
+      </w:pPr>
+      <w:rPr>
+        <w:rFonts w:ascii="Courier New" w:hAnsi="Courier New" w:cs="Courier New" w:hint="default"/>
+      </w:rPr>
+    </w:lvl>
+    <w:lvl w:ilvl="2" w:tplc="04190005" w:tentative="1">
+      <w:start w:val="1"/>
+      <w:numFmt w:val="bullet"/>
+      <w:lvlText w:val=""/>
+      <w:lvlJc w:val="left"/>
+      <w:pPr>
+        <w:ind w:left="3153" w:hanging="360"/>
+      </w:pPr>
+      <w:rPr>
+        <w:rFonts w:ascii="Wingdings" w:hAnsi="Wingdings" w:hint="default"/>
+      </w:rPr>
+    </w:lvl>
+    <w:lvl w:ilvl="3" w:tplc="04190001" w:tentative="1">
+      <w:start w:val="1"/>
+      <w:numFmt w:val="bullet"/>
+      <w:lvlText w:val=""/>
+      <w:lvlJc w:val="left"/>
+      <w:pPr>
+        <w:ind w:left="3873" w:hanging="360"/>
+      </w:pPr>
+      <w:rPr>
+        <w:rFonts w:ascii="Symbol" w:hAnsi="Symbol" w:hint="default"/>
+      </w:rPr>
+    </w:lvl>
+    <w:lvl w:ilvl="4" w:tplc="04190003" w:tentative="1">
+      <w:start w:val="1"/>
+      <w:numFmt w:val="bullet"/>
+      <w:lvlText w:val="o"/>
+      <w:lvlJc w:val="left"/>
+      <w:pPr>
+        <w:ind w:left="4593" w:hanging="360"/>
+      </w:pPr>
+      <w:rPr>
+        <w:rFonts w:ascii="Courier New" w:hAnsi="Courier New" w:cs="Courier New" w:hint="default"/>
+      </w:rPr>
+    </w:lvl>
+    <w:lvl w:ilvl="5" w:tplc="04190005" w:tentative="1">
+      <w:start w:val="1"/>
+      <w:numFmt w:val="bullet"/>
+      <w:lvlText w:val=""/>
+      <w:lvlJc w:val="left"/>
+      <w:pPr>
+        <w:ind w:left="5313" w:hanging="360"/>
+      </w:pPr>
+      <w:rPr>
+        <w:rFonts w:ascii="Wingdings" w:hAnsi="Wingdings" w:hint="default"/>
+      </w:rPr>
+    </w:lvl>
+    <w:lvl w:ilvl="6" w:tplc="04190001" w:tentative="1">
+      <w:start w:val="1"/>
+      <w:numFmt w:val="bullet"/>
+      <w:lvlText w:val=""/>
+      <w:lvlJc w:val="left"/>
+      <w:pPr>
+        <w:ind w:left="6033" w:hanging="360"/>
+      </w:pPr>
+      <w:rPr>
+        <w:rFonts w:ascii="Symbol" w:hAnsi="Symbol" w:hint="default"/>
+      </w:rPr>
+    </w:lvl>
+    <w:lvl w:ilvl="7" w:tplc="04190003" w:tentative="1">
+      <w:start w:val="1"/>
+      <w:numFmt w:val="bullet"/>
+      <w:lvlText w:val="o"/>
+      <w:lvlJc w:val="left"/>
+      <w:pPr>
+        <w:ind w:left="6753" w:hanging="360"/>
+      </w:pPr>
+      <w:rPr>
+        <w:rFonts w:ascii="Courier New" w:hAnsi="Courier New" w:cs="Courier New" w:hint="default"/>
+      </w:rPr>
+    </w:lvl>
+    <w:lvl w:ilvl="8" w:tplc="04190005" w:tentative="1">
+      <w:start w:val="1"/>
+      <w:numFmt w:val="bullet"/>
+      <w:lvlText w:val=""/>
+      <w:lvlJc w:val="left"/>
+      <w:pPr>
+        <w:ind w:left="7473" w:hanging="360"/>
+      </w:pPr>
+      <w:rPr>
+        <w:rFonts w:ascii="Wingdings" w:hAnsi="Wingdings" w:hint="default"/>
+      </w:rPr>
+    </w:lvl>
+  </w:abstractNum>
+  <w:abstractNum w:abstractNumId="20" w15:restartNumberingAfterBreak="0">
     <w:nsid w:val="5469767A"/>
     <w:multiLevelType w:val="hybridMultilevel"/>
     <w:tmpl w:val="CD7CC6F4"/>
@@ -4434,7 +6131,7 @@
       </w:rPr>
     </w:lvl>
   </w:abstractNum>
-  <w:abstractNum w:abstractNumId="14">
+  <w:abstractNum w:abstractNumId="21" w15:restartNumberingAfterBreak="0">
     <w:nsid w:val="5B7019B2"/>
     <w:multiLevelType w:val="multilevel"/>
     <w:tmpl w:val="CCFEA164"/>
@@ -4583,7 +6280,7 @@
       </w:rPr>
     </w:lvl>
   </w:abstractNum>
-  <w:abstractNum w:abstractNumId="15">
+  <w:abstractNum w:abstractNumId="22" w15:restartNumberingAfterBreak="0">
     <w:nsid w:val="5D375675"/>
     <w:multiLevelType w:val="hybridMultilevel"/>
     <w:tmpl w:val="218093F2"/>
@@ -4699,7 +6396,120 @@
       </w:rPr>
     </w:lvl>
   </w:abstractNum>
-  <w:abstractNum w:abstractNumId="16">
+  <w:abstractNum w:abstractNumId="23" w15:restartNumberingAfterBreak="0">
+    <w:nsid w:val="5E106390"/>
+    <w:multiLevelType w:val="hybridMultilevel"/>
+    <w:tmpl w:val="935812BA"/>
+    <w:lvl w:ilvl="0" w:tplc="04190001">
+      <w:start w:val="1"/>
+      <w:numFmt w:val="bullet"/>
+      <w:lvlText w:val=""/>
+      <w:lvlJc w:val="left"/>
+      <w:pPr>
+        <w:ind w:left="1776" w:hanging="360"/>
+      </w:pPr>
+      <w:rPr>
+        <w:rFonts w:ascii="Symbol" w:hAnsi="Symbol" w:hint="default"/>
+      </w:rPr>
+    </w:lvl>
+    <w:lvl w:ilvl="1" w:tplc="04190003" w:tentative="1">
+      <w:start w:val="1"/>
+      <w:numFmt w:val="bullet"/>
+      <w:lvlText w:val="o"/>
+      <w:lvlJc w:val="left"/>
+      <w:pPr>
+        <w:ind w:left="2496" w:hanging="360"/>
+      </w:pPr>
+      <w:rPr>
+        <w:rFonts w:ascii="Courier New" w:hAnsi="Courier New" w:cs="Courier New" w:hint="default"/>
+      </w:rPr>
+    </w:lvl>
+    <w:lvl w:ilvl="2" w:tplc="04190005" w:tentative="1">
+      <w:start w:val="1"/>
+      <w:numFmt w:val="bullet"/>
+      <w:lvlText w:val=""/>
+      <w:lvlJc w:val="left"/>
+      <w:pPr>
+        <w:ind w:left="3216" w:hanging="360"/>
+      </w:pPr>
+      <w:rPr>
+        <w:rFonts w:ascii="Wingdings" w:hAnsi="Wingdings" w:hint="default"/>
+      </w:rPr>
+    </w:lvl>
+    <w:lvl w:ilvl="3" w:tplc="04190001" w:tentative="1">
+      <w:start w:val="1"/>
+      <w:numFmt w:val="bullet"/>
+      <w:lvlText w:val=""/>
+      <w:lvlJc w:val="left"/>
+      <w:pPr>
+        <w:ind w:left="3936" w:hanging="360"/>
+      </w:pPr>
+      <w:rPr>
+        <w:rFonts w:ascii="Symbol" w:hAnsi="Symbol" w:hint="default"/>
+      </w:rPr>
+    </w:lvl>
+    <w:lvl w:ilvl="4" w:tplc="04190003" w:tentative="1">
+      <w:start w:val="1"/>
+      <w:numFmt w:val="bullet"/>
+      <w:lvlText w:val="o"/>
+      <w:lvlJc w:val="left"/>
+      <w:pPr>
+        <w:ind w:left="4656" w:hanging="360"/>
+      </w:pPr>
+      <w:rPr>
+        <w:rFonts w:ascii="Courier New" w:hAnsi="Courier New" w:cs="Courier New" w:hint="default"/>
+      </w:rPr>
+    </w:lvl>
+    <w:lvl w:ilvl="5" w:tplc="04190005" w:tentative="1">
+      <w:start w:val="1"/>
+      <w:numFmt w:val="bullet"/>
+      <w:lvlText w:val=""/>
+      <w:lvlJc w:val="left"/>
+      <w:pPr>
+        <w:ind w:left="5376" w:hanging="360"/>
+      </w:pPr>
+      <w:rPr>
+        <w:rFonts w:ascii="Wingdings" w:hAnsi="Wingdings" w:hint="default"/>
+      </w:rPr>
+    </w:lvl>
+    <w:lvl w:ilvl="6" w:tplc="04190001" w:tentative="1">
+      <w:start w:val="1"/>
+      <w:numFmt w:val="bullet"/>
+      <w:lvlText w:val=""/>
+      <w:lvlJc w:val="left"/>
+      <w:pPr>
+        <w:ind w:left="6096" w:hanging="360"/>
+      </w:pPr>
+      <w:rPr>
+        <w:rFonts w:ascii="Symbol" w:hAnsi="Symbol" w:hint="default"/>
+      </w:rPr>
+    </w:lvl>
+    <w:lvl w:ilvl="7" w:tplc="04190003" w:tentative="1">
+      <w:start w:val="1"/>
+      <w:numFmt w:val="bullet"/>
+      <w:lvlText w:val="o"/>
+      <w:lvlJc w:val="left"/>
+      <w:pPr>
+        <w:ind w:left="6816" w:hanging="360"/>
+      </w:pPr>
+      <w:rPr>
+        <w:rFonts w:ascii="Courier New" w:hAnsi="Courier New" w:cs="Courier New" w:hint="default"/>
+      </w:rPr>
+    </w:lvl>
+    <w:lvl w:ilvl="8" w:tplc="04190005" w:tentative="1">
+      <w:start w:val="1"/>
+      <w:numFmt w:val="bullet"/>
+      <w:lvlText w:val=""/>
+      <w:lvlJc w:val="left"/>
+      <w:pPr>
+        <w:ind w:left="7536" w:hanging="360"/>
+      </w:pPr>
+      <w:rPr>
+        <w:rFonts w:ascii="Wingdings" w:hAnsi="Wingdings" w:hint="default"/>
+      </w:rPr>
+    </w:lvl>
+  </w:abstractNum>
+  <w:abstractNum w:abstractNumId="24" w15:restartNumberingAfterBreak="0">
     <w:nsid w:val="5F867490"/>
     <w:multiLevelType w:val="multilevel"/>
     <w:tmpl w:val="32F89E0E"/>
@@ -4812,7 +6622,120 @@
       </w:rPr>
     </w:lvl>
   </w:abstractNum>
-  <w:abstractNum w:abstractNumId="17">
+  <w:abstractNum w:abstractNumId="25" w15:restartNumberingAfterBreak="0">
+    <w:nsid w:val="62523C32"/>
+    <w:multiLevelType w:val="hybridMultilevel"/>
+    <w:tmpl w:val="1CBA9274"/>
+    <w:lvl w:ilvl="0" w:tplc="04190001">
+      <w:start w:val="1"/>
+      <w:numFmt w:val="bullet"/>
+      <w:lvlText w:val=""/>
+      <w:lvlJc w:val="left"/>
+      <w:pPr>
+        <w:ind w:left="1713" w:hanging="360"/>
+      </w:pPr>
+      <w:rPr>
+        <w:rFonts w:ascii="Symbol" w:hAnsi="Symbol" w:hint="default"/>
+      </w:rPr>
+    </w:lvl>
+    <w:lvl w:ilvl="1" w:tplc="04190003" w:tentative="1">
+      <w:start w:val="1"/>
+      <w:numFmt w:val="bullet"/>
+      <w:lvlText w:val="o"/>
+      <w:lvlJc w:val="left"/>
+      <w:pPr>
+        <w:ind w:left="2433" w:hanging="360"/>
+      </w:pPr>
+      <w:rPr>
+        <w:rFonts w:ascii="Courier New" w:hAnsi="Courier New" w:cs="Courier New" w:hint="default"/>
+      </w:rPr>
+    </w:lvl>
+    <w:lvl w:ilvl="2" w:tplc="04190005" w:tentative="1">
+      <w:start w:val="1"/>
+      <w:numFmt w:val="bullet"/>
+      <w:lvlText w:val=""/>
+      <w:lvlJc w:val="left"/>
+      <w:pPr>
+        <w:ind w:left="3153" w:hanging="360"/>
+      </w:pPr>
+      <w:rPr>
+        <w:rFonts w:ascii="Wingdings" w:hAnsi="Wingdings" w:hint="default"/>
+      </w:rPr>
+    </w:lvl>
+    <w:lvl w:ilvl="3" w:tplc="04190001" w:tentative="1">
+      <w:start w:val="1"/>
+      <w:numFmt w:val="bullet"/>
+      <w:lvlText w:val=""/>
+      <w:lvlJc w:val="left"/>
+      <w:pPr>
+        <w:ind w:left="3873" w:hanging="360"/>
+      </w:pPr>
+      <w:rPr>
+        <w:rFonts w:ascii="Symbol" w:hAnsi="Symbol" w:hint="default"/>
+      </w:rPr>
+    </w:lvl>
+    <w:lvl w:ilvl="4" w:tplc="04190003" w:tentative="1">
+      <w:start w:val="1"/>
+      <w:numFmt w:val="bullet"/>
+      <w:lvlText w:val="o"/>
+      <w:lvlJc w:val="left"/>
+      <w:pPr>
+        <w:ind w:left="4593" w:hanging="360"/>
+      </w:pPr>
+      <w:rPr>
+        <w:rFonts w:ascii="Courier New" w:hAnsi="Courier New" w:cs="Courier New" w:hint="default"/>
+      </w:rPr>
+    </w:lvl>
+    <w:lvl w:ilvl="5" w:tplc="04190005" w:tentative="1">
+      <w:start w:val="1"/>
+      <w:numFmt w:val="bullet"/>
+      <w:lvlText w:val=""/>
+      <w:lvlJc w:val="left"/>
+      <w:pPr>
+        <w:ind w:left="5313" w:hanging="360"/>
+      </w:pPr>
+      <w:rPr>
+        <w:rFonts w:ascii="Wingdings" w:hAnsi="Wingdings" w:hint="default"/>
+      </w:rPr>
+    </w:lvl>
+    <w:lvl w:ilvl="6" w:tplc="04190001" w:tentative="1">
+      <w:start w:val="1"/>
+      <w:numFmt w:val="bullet"/>
+      <w:lvlText w:val=""/>
+      <w:lvlJc w:val="left"/>
+      <w:pPr>
+        <w:ind w:left="6033" w:hanging="360"/>
+      </w:pPr>
+      <w:rPr>
+        <w:rFonts w:ascii="Symbol" w:hAnsi="Symbol" w:hint="default"/>
+      </w:rPr>
+    </w:lvl>
+    <w:lvl w:ilvl="7" w:tplc="04190003" w:tentative="1">
+      <w:start w:val="1"/>
+      <w:numFmt w:val="bullet"/>
+      <w:lvlText w:val="o"/>
+      <w:lvlJc w:val="left"/>
+      <w:pPr>
+        <w:ind w:left="6753" w:hanging="360"/>
+      </w:pPr>
+      <w:rPr>
+        <w:rFonts w:ascii="Courier New" w:hAnsi="Courier New" w:cs="Courier New" w:hint="default"/>
+      </w:rPr>
+    </w:lvl>
+    <w:lvl w:ilvl="8" w:tplc="04190005" w:tentative="1">
+      <w:start w:val="1"/>
+      <w:numFmt w:val="bullet"/>
+      <w:lvlText w:val=""/>
+      <w:lvlJc w:val="left"/>
+      <w:pPr>
+        <w:ind w:left="7473" w:hanging="360"/>
+      </w:pPr>
+      <w:rPr>
+        <w:rFonts w:ascii="Wingdings" w:hAnsi="Wingdings" w:hint="default"/>
+      </w:rPr>
+    </w:lvl>
+  </w:abstractNum>
+  <w:abstractNum w:abstractNumId="26" w15:restartNumberingAfterBreak="0">
     <w:nsid w:val="70E84302"/>
     <w:multiLevelType w:val="hybridMultilevel"/>
     <w:tmpl w:val="CD885CF8"/>
@@ -4925,7 +6848,7 @@
       </w:rPr>
     </w:lvl>
   </w:abstractNum>
-  <w:abstractNum w:abstractNumId="18">
+  <w:abstractNum w:abstractNumId="27" w15:restartNumberingAfterBreak="0">
     <w:nsid w:val="72380BC4"/>
     <w:multiLevelType w:val="multilevel"/>
     <w:tmpl w:val="AEF8DF96"/>
@@ -5012,7 +6935,7 @@
       </w:pPr>
     </w:lvl>
   </w:abstractNum>
-  <w:abstractNum w:abstractNumId="19">
+  <w:abstractNum w:abstractNumId="28" w15:restartNumberingAfterBreak="0">
     <w:nsid w:val="77A65E77"/>
     <w:multiLevelType w:val="multilevel"/>
     <w:tmpl w:val="7018A13E"/>
@@ -5161,65 +7084,65 @@
       </w:rPr>
     </w:lvl>
   </w:abstractNum>
-  <w:num w:numId="1">
-    <w:abstractNumId w:val="13"/>
+  <w:num w:numId="1" w16cid:durableId="657340659">
+    <w:abstractNumId w:val="20"/>
   </w:num>
-  <w:num w:numId="2">
-    <w:abstractNumId w:val="2"/>
+  <w:num w:numId="2" w16cid:durableId="208614589">
+    <w:abstractNumId w:val="6"/>
   </w:num>
-  <w:num w:numId="3">
-    <w:abstractNumId w:val="17"/>
+  <w:num w:numId="3" w16cid:durableId="1582833630">
+    <w:abstractNumId w:val="26"/>
   </w:num>
-  <w:num w:numId="4">
+  <w:num w:numId="4" w16cid:durableId="474028333">
+    <w:abstractNumId w:val="22"/>
+  </w:num>
+  <w:num w:numId="5" w16cid:durableId="911962634">
+    <w:abstractNumId w:val="7"/>
+  </w:num>
+  <w:num w:numId="6" w16cid:durableId="475798576">
+    <w:abstractNumId w:val="0"/>
+  </w:num>
+  <w:num w:numId="7" w16cid:durableId="318315509">
     <w:abstractNumId w:val="15"/>
   </w:num>
-  <w:num w:numId="5">
-    <w:abstractNumId w:val="3"/>
+  <w:num w:numId="8" w16cid:durableId="5132304">
+    <w:abstractNumId w:val="18"/>
   </w:num>
-  <w:num w:numId="6">
+  <w:num w:numId="9" w16cid:durableId="1974676917">
+    <w:abstractNumId w:val="24"/>
+  </w:num>
+  <w:num w:numId="10" w16cid:durableId="1962374167">
     <w:abstractNumId w:val="0"/>
   </w:num>
-  <w:num w:numId="7">
-    <w:abstractNumId w:val="10"/>
-  </w:num>
-  <w:num w:numId="8">
-    <w:abstractNumId w:val="12"/>
-  </w:num>
-  <w:num w:numId="9">
-    <w:abstractNumId w:val="16"/>
-  </w:num>
-  <w:num w:numId="10">
+  <w:num w:numId="11" w16cid:durableId="1577323448">
     <w:abstractNumId w:val="0"/>
   </w:num>
-  <w:num w:numId="11">
+  <w:num w:numId="12" w16cid:durableId="68501160">
     <w:abstractNumId w:val="0"/>
   </w:num>
-  <w:num w:numId="12">
+  <w:num w:numId="13" w16cid:durableId="31731348">
     <w:abstractNumId w:val="0"/>
   </w:num>
-  <w:num w:numId="13">
+  <w:num w:numId="14" w16cid:durableId="311646059">
     <w:abstractNumId w:val="0"/>
   </w:num>
-  <w:num w:numId="14">
-    <w:abstractNumId w:val="0"/>
-  </w:num>
-  <w:num w:numId="15">
+  <w:num w:numId="15" w16cid:durableId="24990389">
     <w:abstractNumId w:val="0"/>
     <w:lvlOverride w:ilvl="0">
       <w:startOverride w:val="1"/>
     </w:lvlOverride>
   </w:num>
-  <w:num w:numId="16">
+  <w:num w:numId="16" w16cid:durableId="1091856805">
     <w:abstractNumId w:val="0"/>
   </w:num>
-  <w:num w:numId="17">
+  <w:num w:numId="17" w16cid:durableId="42338460">
     <w:abstractNumId w:val="0"/>
   </w:num>
-  <w:num w:numId="18">
+  <w:num w:numId="18" w16cid:durableId="897781491">
     <w:abstractNumId w:val="0"/>
   </w:num>
-  <w:num w:numId="19">
-    <w:abstractNumId w:val="18"/>
+  <w:num w:numId="19" w16cid:durableId="1212620813">
+    <w:abstractNumId w:val="27"/>
     <w:lvlOverride w:ilvl="0">
       <w:startOverride w:val="1"/>
     </w:lvlOverride>
@@ -5248,44 +7171,71 @@
       <w:startOverride w:val="1"/>
     </w:lvlOverride>
   </w:num>
-  <w:num w:numId="20">
-    <w:abstractNumId w:val="18"/>
+  <w:num w:numId="20" w16cid:durableId="1258488362">
+    <w:abstractNumId w:val="27"/>
   </w:num>
-  <w:num w:numId="21">
-    <w:abstractNumId w:val="7"/>
+  <w:num w:numId="21" w16cid:durableId="775904809">
+    <w:abstractNumId w:val="12"/>
   </w:num>
-  <w:num w:numId="22">
-    <w:abstractNumId w:val="6"/>
+  <w:num w:numId="22" w16cid:durableId="575821185">
+    <w:abstractNumId w:val="11"/>
   </w:num>
-  <w:num w:numId="23">
+  <w:num w:numId="23" w16cid:durableId="354236502">
+    <w:abstractNumId w:val="8"/>
+  </w:num>
+  <w:num w:numId="24" w16cid:durableId="2035570668">
+    <w:abstractNumId w:val="28"/>
+  </w:num>
+  <w:num w:numId="25" w16cid:durableId="1354916933">
+    <w:abstractNumId w:val="21"/>
+  </w:num>
+  <w:num w:numId="26" w16cid:durableId="1209489360">
+    <w:abstractNumId w:val="16"/>
+  </w:num>
+  <w:num w:numId="27" w16cid:durableId="1953590341">
+    <w:abstractNumId w:val="9"/>
+  </w:num>
+  <w:num w:numId="28" w16cid:durableId="741827804">
+    <w:abstractNumId w:val="5"/>
+  </w:num>
+  <w:num w:numId="29" w16cid:durableId="157616076">
+    <w:abstractNumId w:val="13"/>
+  </w:num>
+  <w:num w:numId="30" w16cid:durableId="1332945512">
+    <w:abstractNumId w:val="14"/>
+  </w:num>
+  <w:num w:numId="31" w16cid:durableId="986587371">
+    <w:abstractNumId w:val="2"/>
+  </w:num>
+  <w:num w:numId="32" w16cid:durableId="328951420">
+    <w:abstractNumId w:val="25"/>
+  </w:num>
+  <w:num w:numId="33" w16cid:durableId="1256785668">
+    <w:abstractNumId w:val="23"/>
+  </w:num>
+  <w:num w:numId="34" w16cid:durableId="1246762736">
+    <w:abstractNumId w:val="10"/>
+  </w:num>
+  <w:num w:numId="35" w16cid:durableId="730617891">
+    <w:abstractNumId w:val="1"/>
+  </w:num>
+  <w:num w:numId="36" w16cid:durableId="1247769149">
+    <w:abstractNumId w:val="19"/>
+  </w:num>
+  <w:num w:numId="37" w16cid:durableId="645861330">
+    <w:abstractNumId w:val="3"/>
+  </w:num>
+  <w:num w:numId="38" w16cid:durableId="1850758053">
     <w:abstractNumId w:val="4"/>
   </w:num>
-  <w:num w:numId="24">
-    <w:abstractNumId w:val="19"/>
-  </w:num>
-  <w:num w:numId="25">
-    <w:abstractNumId w:val="14"/>
-  </w:num>
-  <w:num w:numId="26">
-    <w:abstractNumId w:val="11"/>
-  </w:num>
-  <w:num w:numId="27">
-    <w:abstractNumId w:val="5"/>
-  </w:num>
-  <w:num w:numId="28">
-    <w:abstractNumId w:val="1"/>
-  </w:num>
-  <w:num w:numId="29">
-    <w:abstractNumId w:val="8"/>
-  </w:num>
-  <w:num w:numId="30">
-    <w:abstractNumId w:val="9"/>
+  <w:num w:numId="39" w16cid:durableId="1388529146">
+    <w:abstractNumId w:val="17"/>
   </w:num>
 </w:numbering>
 </file>
 
 <file path=word/styles.xml><?xml version="1.0" encoding="utf-8"?>
-<w:styles xmlns:mc="http://schemas.openxmlformats.org/markup-compatibility/2006" xmlns:r="http://schemas.openxmlformats.org/officeDocument/2006/relationships" xmlns:w="http://schemas.openxmlformats.org/wordprocessingml/2006/main" xmlns:w14="http://schemas.microsoft.com/office/word/2010/wordml" xmlns:w15="http://schemas.microsoft.com/office/word/2012/wordml" mc:Ignorable="w14 w15">
+<w:styles xmlns:mc="http://schemas.openxmlformats.org/markup-compatibility/2006" xmlns:r="http://schemas.openxmlformats.org/officeDocument/2006/relationships" xmlns:w="http://schemas.openxmlformats.org/wordprocessingml/2006/main" xmlns:w14="http://schemas.microsoft.com/office/word/2010/wordml" xmlns:w15="http://schemas.microsoft.com/office/word/2012/wordml" xmlns:w16cex="http://schemas.microsoft.com/office/word/2018/wordml/cex" xmlns:w16cid="http://schemas.microsoft.com/office/word/2016/wordml/cid" xmlns:w16="http://schemas.microsoft.com/office/word/2018/wordml" xmlns:w16du="http://schemas.microsoft.com/office/word/2023/wordml/word16du" xmlns:w16sdtdh="http://schemas.microsoft.com/office/word/2020/wordml/sdtdatahash" xmlns:w16sdtfl="http://schemas.microsoft.com/office/word/2024/wordml/sdtformatlock" xmlns:w16se="http://schemas.microsoft.com/office/word/2015/wordml/symex" mc:Ignorable="w14 w15 w16se w16cid w16 w16cex w16sdtdh w16sdtfl w16du">
   <w:docDefaults>
     <w:rPrDefault>
       <w:rPr>
@@ -5295,7 +7245,7 @@
     </w:rPrDefault>
     <w:pPrDefault/>
   </w:docDefaults>
-  <w:latentStyles w:defLockedState="0" w:defUIPriority="99" w:defSemiHidden="0" w:defUnhideWhenUsed="0" w:defQFormat="0" w:count="371">
+  <w:latentStyles w:defLockedState="0" w:defUIPriority="99" w:defSemiHidden="0" w:defUnhideWhenUsed="0" w:defQFormat="0" w:count="376">
     <w:lsdException w:name="Normal" w:uiPriority="0" w:qFormat="1"/>
     <w:lsdException w:name="heading 1" w:uiPriority="9" w:qFormat="1"/>
     <w:lsdException w:name="heading 2" w:semiHidden="1" w:uiPriority="9" w:unhideWhenUsed="1" w:qFormat="1"/>
@@ -5667,11 +7617,16 @@
     <w:lsdException w:name="List Table 5 Dark Accent 6" w:uiPriority="50"/>
     <w:lsdException w:name="List Table 6 Colorful Accent 6" w:uiPriority="51"/>
     <w:lsdException w:name="List Table 7 Colorful Accent 6" w:uiPriority="52"/>
+    <w:lsdException w:name="Mention" w:semiHidden="1" w:unhideWhenUsed="1"/>
+    <w:lsdException w:name="Smart Hyperlink" w:semiHidden="1" w:unhideWhenUsed="1"/>
+    <w:lsdException w:name="Hashtag" w:semiHidden="1" w:unhideWhenUsed="1"/>
+    <w:lsdException w:name="Unresolved Mention" w:semiHidden="1" w:unhideWhenUsed="1"/>
+    <w:lsdException w:name="Smart Link" w:semiHidden="1" w:unhideWhenUsed="1"/>
   </w:latentStyles>
   <w:style w:type="paragraph" w:default="1" w:styleId="a0">
     <w:name w:val="Normal"/>
     <w:qFormat/>
-    <w:rsid w:val="00B24B73"/>
+    <w:rsid w:val="007813AD"/>
     <w:pPr>
       <w:ind w:firstLine="709"/>
       <w:jc w:val="both"/>
@@ -6062,7 +8017,7 @@
     </w:rPr>
   </w:style>
   <w:style w:type="character" w:customStyle="1" w:styleId="a5">
-    <w:name w:val="Название Знак"/>
+    <w:name w:val="Заголовок Знак"/>
     <w:link w:val="a4"/>
     <w:uiPriority w:val="10"/>
     <w:rsid w:val="00BC167E"/>
@@ -6597,7 +8552,6 @@
     <w:uiPriority w:val="59"/>
     <w:rsid w:val="003F1D21"/>
     <w:tblPr>
-      <w:tblInd w:w="0" w:type="dxa"/>
       <w:tblBorders>
         <w:top w:val="single" w:sz="4" w:space="0" w:color="auto"/>
         <w:left w:val="single" w:sz="4" w:space="0" w:color="auto"/>
@@ -6606,12 +8560,6 @@
         <w:insideH w:val="single" w:sz="4" w:space="0" w:color="auto"/>
         <w:insideV w:val="single" w:sz="4" w:space="0" w:color="auto"/>
       </w:tblBorders>
-      <w:tblCellMar>
-        <w:top w:w="0" w:type="dxa"/>
-        <w:left w:w="108" w:type="dxa"/>
-        <w:bottom w:w="0" w:type="dxa"/>
-        <w:right w:w="108" w:type="dxa"/>
-      </w:tblCellMar>
     </w:tblPr>
   </w:style>
   <w:style w:type="paragraph" w:customStyle="1" w:styleId="aff9">
